--- a/认知科学与类脑计算作业/实验8/智能-202300130183-宋浩宇-实验八报告.docx
+++ b/认知科学与类脑计算作业/实验8/智能-202300130183-宋浩宇-实验八报告.docx
@@ -618,8 +618,6 @@
         </w:rPr>
         <w:t>加深对 BP 算法的理解，能够使用 BP 算法解决简单问题</w:t>
       </w:r>
-      <w:bookmarkStart w:id="0" w:name="_GoBack"/>
-      <w:bookmarkEnd w:id="0"/>
     </w:p>
     <w:p>
       <w:pPr>
@@ -834,6 +832,26 @@
           <w:rFonts w:hint="eastAsia"/>
         </w:rPr>
       </w:pPr>
+      <w:r>
+        <w:rPr>
+          <w:rFonts w:hint="eastAsia"/>
+        </w:rPr>
+        <w:t>根据 BP 算法的相关知识，使用 Python 语言实现一个简单 BP 算法模</w:t>
+      </w:r>
+    </w:p>
+    <w:p>
+      <w:pPr>
+        <w:bidi w:val="0"/>
+        <w:rPr>
+          <w:rFonts w:hint="eastAsia"/>
+        </w:rPr>
+      </w:pPr>
+      <w:r>
+        <w:rPr>
+          <w:rFonts w:hint="eastAsia"/>
+        </w:rPr>
+        <w:t>型。</w:t>
+      </w:r>
     </w:p>
     <w:p>
       <w:pPr>
@@ -887,11 +905,5041 @@
     </w:p>
     <w:p>
       <w:pPr>
-        <w:bidi w:val="0"/>
-        <w:rPr>
-          <w:rFonts w:hint="eastAsia"/>
-        </w:rPr>
-      </w:pPr>
+        <w:keepNext w:val="0"/>
+        <w:keepLines w:val="0"/>
+        <w:widowControl/>
+        <w:suppressLineNumbers w:val="0"/>
+        <w:shd w:val="clear" w:fill="1E1E1E"/>
+        <w:spacing w:line="190" w:lineRule="atLeast"/>
+        <w:jc w:val="left"/>
+        <w:rPr>
+          <w:rFonts w:ascii="FantasqueSansM Nerd Font" w:hAnsi="FantasqueSansM Nerd Font" w:eastAsia="FantasqueSansM Nerd Font" w:cs="FantasqueSansM Nerd Font"/>
+          <w:b w:val="0"/>
+          <w:bCs w:val="0"/>
+          <w:color w:val="D4D4D4"/>
+          <w:sz w:val="24"/>
+          <w:szCs w:val="24"/>
+        </w:rPr>
+      </w:pPr>
+      <w:r>
+        <w:rPr>
+          <w:rFonts w:hint="default" w:ascii="FantasqueSansM Nerd Font" w:hAnsi="FantasqueSansM Nerd Font" w:eastAsia="FantasqueSansM Nerd Font" w:cs="FantasqueSansM Nerd Font"/>
+          <w:b w:val="0"/>
+          <w:bCs w:val="0"/>
+          <w:color w:val="C586C0"/>
+          <w:kern w:val="0"/>
+          <w:sz w:val="24"/>
+          <w:szCs w:val="24"/>
+          <w:shd w:val="clear" w:fill="1E1E1E"/>
+          <w:lang w:val="en-US" w:eastAsia="zh-CN" w:bidi="ar"/>
+        </w:rPr>
+        <w:t>import</w:t>
+      </w:r>
+      <w:r>
+        <w:rPr>
+          <w:rFonts w:hint="default" w:ascii="FantasqueSansM Nerd Font" w:hAnsi="FantasqueSansM Nerd Font" w:eastAsia="FantasqueSansM Nerd Font" w:cs="FantasqueSansM Nerd Font"/>
+          <w:b w:val="0"/>
+          <w:bCs w:val="0"/>
+          <w:color w:val="D4D4D4"/>
+          <w:kern w:val="0"/>
+          <w:sz w:val="24"/>
+          <w:szCs w:val="24"/>
+          <w:shd w:val="clear" w:fill="1E1E1E"/>
+          <w:lang w:val="en-US" w:eastAsia="zh-CN" w:bidi="ar"/>
+        </w:rPr>
+        <w:t xml:space="preserve"> </w:t>
+      </w:r>
+      <w:r>
+        <w:rPr>
+          <w:rFonts w:hint="default" w:ascii="FantasqueSansM Nerd Font" w:hAnsi="FantasqueSansM Nerd Font" w:eastAsia="FantasqueSansM Nerd Font" w:cs="FantasqueSansM Nerd Font"/>
+          <w:b w:val="0"/>
+          <w:bCs w:val="0"/>
+          <w:color w:val="4EC9B0"/>
+          <w:kern w:val="0"/>
+          <w:sz w:val="24"/>
+          <w:szCs w:val="24"/>
+          <w:shd w:val="clear" w:fill="1E1E1E"/>
+          <w:lang w:val="en-US" w:eastAsia="zh-CN" w:bidi="ar"/>
+        </w:rPr>
+        <w:t>numpy</w:t>
+      </w:r>
+      <w:r>
+        <w:rPr>
+          <w:rFonts w:hint="default" w:ascii="FantasqueSansM Nerd Font" w:hAnsi="FantasqueSansM Nerd Font" w:eastAsia="FantasqueSansM Nerd Font" w:cs="FantasqueSansM Nerd Font"/>
+          <w:b w:val="0"/>
+          <w:bCs w:val="0"/>
+          <w:color w:val="D4D4D4"/>
+          <w:kern w:val="0"/>
+          <w:sz w:val="24"/>
+          <w:szCs w:val="24"/>
+          <w:shd w:val="clear" w:fill="1E1E1E"/>
+          <w:lang w:val="en-US" w:eastAsia="zh-CN" w:bidi="ar"/>
+        </w:rPr>
+        <w:t xml:space="preserve"> </w:t>
+      </w:r>
+      <w:r>
+        <w:rPr>
+          <w:rFonts w:hint="default" w:ascii="FantasqueSansM Nerd Font" w:hAnsi="FantasqueSansM Nerd Font" w:eastAsia="FantasqueSansM Nerd Font" w:cs="FantasqueSansM Nerd Font"/>
+          <w:b w:val="0"/>
+          <w:bCs w:val="0"/>
+          <w:color w:val="C586C0"/>
+          <w:kern w:val="0"/>
+          <w:sz w:val="24"/>
+          <w:szCs w:val="24"/>
+          <w:shd w:val="clear" w:fill="1E1E1E"/>
+          <w:lang w:val="en-US" w:eastAsia="zh-CN" w:bidi="ar"/>
+        </w:rPr>
+        <w:t>as</w:t>
+      </w:r>
+      <w:r>
+        <w:rPr>
+          <w:rFonts w:hint="default" w:ascii="FantasqueSansM Nerd Font" w:hAnsi="FantasqueSansM Nerd Font" w:eastAsia="FantasqueSansM Nerd Font" w:cs="FantasqueSansM Nerd Font"/>
+          <w:b w:val="0"/>
+          <w:bCs w:val="0"/>
+          <w:color w:val="D4D4D4"/>
+          <w:kern w:val="0"/>
+          <w:sz w:val="24"/>
+          <w:szCs w:val="24"/>
+          <w:shd w:val="clear" w:fill="1E1E1E"/>
+          <w:lang w:val="en-US" w:eastAsia="zh-CN" w:bidi="ar"/>
+        </w:rPr>
+        <w:t xml:space="preserve"> </w:t>
+      </w:r>
+      <w:r>
+        <w:rPr>
+          <w:rFonts w:hint="default" w:ascii="FantasqueSansM Nerd Font" w:hAnsi="FantasqueSansM Nerd Font" w:eastAsia="FantasqueSansM Nerd Font" w:cs="FantasqueSansM Nerd Font"/>
+          <w:b w:val="0"/>
+          <w:bCs w:val="0"/>
+          <w:color w:val="4EC9B0"/>
+          <w:kern w:val="0"/>
+          <w:sz w:val="24"/>
+          <w:szCs w:val="24"/>
+          <w:shd w:val="clear" w:fill="1E1E1E"/>
+          <w:lang w:val="en-US" w:eastAsia="zh-CN" w:bidi="ar"/>
+        </w:rPr>
+        <w:t>np</w:t>
+      </w:r>
+    </w:p>
+    <w:p>
+      <w:pPr>
+        <w:keepNext w:val="0"/>
+        <w:keepLines w:val="0"/>
+        <w:widowControl/>
+        <w:suppressLineNumbers w:val="0"/>
+        <w:shd w:val="clear" w:fill="1E1E1E"/>
+        <w:spacing w:line="190" w:lineRule="atLeast"/>
+        <w:jc w:val="left"/>
+        <w:rPr>
+          <w:rFonts w:hint="default" w:ascii="FantasqueSansM Nerd Font" w:hAnsi="FantasqueSansM Nerd Font" w:eastAsia="FantasqueSansM Nerd Font" w:cs="FantasqueSansM Nerd Font"/>
+          <w:b w:val="0"/>
+          <w:bCs w:val="0"/>
+          <w:color w:val="D4D4D4"/>
+          <w:sz w:val="24"/>
+          <w:szCs w:val="24"/>
+        </w:rPr>
+      </w:pPr>
+    </w:p>
+    <w:p>
+      <w:pPr>
+        <w:keepNext w:val="0"/>
+        <w:keepLines w:val="0"/>
+        <w:widowControl/>
+        <w:suppressLineNumbers w:val="0"/>
+        <w:shd w:val="clear" w:fill="1E1E1E"/>
+        <w:spacing w:line="190" w:lineRule="atLeast"/>
+        <w:jc w:val="left"/>
+        <w:rPr>
+          <w:rFonts w:hint="default" w:ascii="FantasqueSansM Nerd Font" w:hAnsi="FantasqueSansM Nerd Font" w:eastAsia="FantasqueSansM Nerd Font" w:cs="FantasqueSansM Nerd Font"/>
+          <w:b w:val="0"/>
+          <w:bCs w:val="0"/>
+          <w:color w:val="D4D4D4"/>
+          <w:sz w:val="24"/>
+          <w:szCs w:val="24"/>
+        </w:rPr>
+      </w:pPr>
+      <w:r>
+        <w:rPr>
+          <w:rFonts w:hint="default" w:ascii="FantasqueSansM Nerd Font" w:hAnsi="FantasqueSansM Nerd Font" w:eastAsia="FantasqueSansM Nerd Font" w:cs="FantasqueSansM Nerd Font"/>
+          <w:b w:val="0"/>
+          <w:bCs w:val="0"/>
+          <w:color w:val="569CD6"/>
+          <w:kern w:val="0"/>
+          <w:sz w:val="24"/>
+          <w:szCs w:val="24"/>
+          <w:shd w:val="clear" w:fill="1E1E1E"/>
+          <w:lang w:val="en-US" w:eastAsia="zh-CN" w:bidi="ar"/>
+        </w:rPr>
+        <w:t>def</w:t>
+      </w:r>
+      <w:r>
+        <w:rPr>
+          <w:rFonts w:hint="default" w:ascii="FantasqueSansM Nerd Font" w:hAnsi="FantasqueSansM Nerd Font" w:eastAsia="FantasqueSansM Nerd Font" w:cs="FantasqueSansM Nerd Font"/>
+          <w:b w:val="0"/>
+          <w:bCs w:val="0"/>
+          <w:color w:val="D4D4D4"/>
+          <w:kern w:val="0"/>
+          <w:sz w:val="24"/>
+          <w:szCs w:val="24"/>
+          <w:shd w:val="clear" w:fill="1E1E1E"/>
+          <w:lang w:val="en-US" w:eastAsia="zh-CN" w:bidi="ar"/>
+        </w:rPr>
+        <w:t xml:space="preserve"> </w:t>
+      </w:r>
+      <w:r>
+        <w:rPr>
+          <w:rFonts w:hint="default" w:ascii="FantasqueSansM Nerd Font" w:hAnsi="FantasqueSansM Nerd Font" w:eastAsia="FantasqueSansM Nerd Font" w:cs="FantasqueSansM Nerd Font"/>
+          <w:b w:val="0"/>
+          <w:bCs w:val="0"/>
+          <w:color w:val="DCDCAA"/>
+          <w:kern w:val="0"/>
+          <w:sz w:val="24"/>
+          <w:szCs w:val="24"/>
+          <w:shd w:val="clear" w:fill="1E1E1E"/>
+          <w:lang w:val="en-US" w:eastAsia="zh-CN" w:bidi="ar"/>
+        </w:rPr>
+        <w:t>sigmoid</w:t>
+      </w:r>
+      <w:r>
+        <w:rPr>
+          <w:rFonts w:hint="default" w:ascii="FantasqueSansM Nerd Font" w:hAnsi="FantasqueSansM Nerd Font" w:eastAsia="FantasqueSansM Nerd Font" w:cs="FantasqueSansM Nerd Font"/>
+          <w:b w:val="0"/>
+          <w:bCs w:val="0"/>
+          <w:color w:val="D4D4D4"/>
+          <w:kern w:val="0"/>
+          <w:sz w:val="24"/>
+          <w:szCs w:val="24"/>
+          <w:shd w:val="clear" w:fill="1E1E1E"/>
+          <w:lang w:val="en-US" w:eastAsia="zh-CN" w:bidi="ar"/>
+        </w:rPr>
+        <w:t>(</w:t>
+      </w:r>
+      <w:r>
+        <w:rPr>
+          <w:rFonts w:hint="default" w:ascii="FantasqueSansM Nerd Font" w:hAnsi="FantasqueSansM Nerd Font" w:eastAsia="FantasqueSansM Nerd Font" w:cs="FantasqueSansM Nerd Font"/>
+          <w:b w:val="0"/>
+          <w:bCs w:val="0"/>
+          <w:color w:val="9CDCFE"/>
+          <w:kern w:val="0"/>
+          <w:sz w:val="24"/>
+          <w:szCs w:val="24"/>
+          <w:shd w:val="clear" w:fill="1E1E1E"/>
+          <w:lang w:val="en-US" w:eastAsia="zh-CN" w:bidi="ar"/>
+        </w:rPr>
+        <w:t>x</w:t>
+      </w:r>
+      <w:r>
+        <w:rPr>
+          <w:rFonts w:hint="default" w:ascii="FantasqueSansM Nerd Font" w:hAnsi="FantasqueSansM Nerd Font" w:eastAsia="FantasqueSansM Nerd Font" w:cs="FantasqueSansM Nerd Font"/>
+          <w:b w:val="0"/>
+          <w:bCs w:val="0"/>
+          <w:color w:val="D4D4D4"/>
+          <w:kern w:val="0"/>
+          <w:sz w:val="24"/>
+          <w:szCs w:val="24"/>
+          <w:shd w:val="clear" w:fill="1E1E1E"/>
+          <w:lang w:val="en-US" w:eastAsia="zh-CN" w:bidi="ar"/>
+        </w:rPr>
+        <w:t>):</w:t>
+      </w:r>
+    </w:p>
+    <w:p>
+      <w:pPr>
+        <w:keepNext w:val="0"/>
+        <w:keepLines w:val="0"/>
+        <w:widowControl/>
+        <w:suppressLineNumbers w:val="0"/>
+        <w:shd w:val="clear" w:fill="1E1E1E"/>
+        <w:spacing w:line="190" w:lineRule="atLeast"/>
+        <w:jc w:val="left"/>
+        <w:rPr>
+          <w:sz w:val="24"/>
+          <w:szCs w:val="24"/>
+        </w:rPr>
+      </w:pPr>
+      <w:r>
+        <w:rPr>
+          <w:rFonts w:hint="default" w:ascii="FantasqueSansM Nerd Font" w:hAnsi="FantasqueSansM Nerd Font" w:eastAsia="FantasqueSansM Nerd Font" w:cs="FantasqueSansM Nerd Font"/>
+          <w:b w:val="0"/>
+          <w:bCs w:val="0"/>
+          <w:color w:val="D4D4D4"/>
+          <w:kern w:val="0"/>
+          <w:sz w:val="24"/>
+          <w:szCs w:val="24"/>
+          <w:shd w:val="clear" w:fill="1E1E1E"/>
+          <w:lang w:val="en-US" w:eastAsia="zh-CN" w:bidi="ar"/>
+        </w:rPr>
+        <w:t xml:space="preserve">    </w:t>
+      </w:r>
+      <w:r>
+        <w:rPr>
+          <w:rFonts w:hint="default" w:ascii="FantasqueSansM Nerd Font" w:hAnsi="FantasqueSansM Nerd Font" w:eastAsia="FantasqueSansM Nerd Font" w:cs="FantasqueSansM Nerd Font"/>
+          <w:b w:val="0"/>
+          <w:bCs w:val="0"/>
+          <w:color w:val="C586C0"/>
+          <w:kern w:val="0"/>
+          <w:sz w:val="24"/>
+          <w:szCs w:val="24"/>
+          <w:shd w:val="clear" w:fill="1E1E1E"/>
+          <w:lang w:val="en-US" w:eastAsia="zh-CN" w:bidi="ar"/>
+        </w:rPr>
+        <w:t>return</w:t>
+      </w:r>
+      <w:r>
+        <w:rPr>
+          <w:rFonts w:hint="default" w:ascii="FantasqueSansM Nerd Font" w:hAnsi="FantasqueSansM Nerd Font" w:eastAsia="FantasqueSansM Nerd Font" w:cs="FantasqueSansM Nerd Font"/>
+          <w:b w:val="0"/>
+          <w:bCs w:val="0"/>
+          <w:color w:val="D4D4D4"/>
+          <w:kern w:val="0"/>
+          <w:sz w:val="24"/>
+          <w:szCs w:val="24"/>
+          <w:shd w:val="clear" w:fill="1E1E1E"/>
+          <w:lang w:val="en-US" w:eastAsia="zh-CN" w:bidi="ar"/>
+        </w:rPr>
+        <w:t xml:space="preserve"> </w:t>
+      </w:r>
+      <w:r>
+        <w:rPr>
+          <w:rFonts w:hint="default" w:ascii="FantasqueSansM Nerd Font" w:hAnsi="FantasqueSansM Nerd Font" w:eastAsia="FantasqueSansM Nerd Font" w:cs="FantasqueSansM Nerd Font"/>
+          <w:b w:val="0"/>
+          <w:bCs w:val="0"/>
+          <w:color w:val="B5CEA8"/>
+          <w:kern w:val="0"/>
+          <w:sz w:val="24"/>
+          <w:szCs w:val="24"/>
+          <w:shd w:val="clear" w:fill="1E1E1E"/>
+          <w:lang w:val="en-US" w:eastAsia="zh-CN" w:bidi="ar"/>
+        </w:rPr>
+        <w:t>1</w:t>
+      </w:r>
+      <w:r>
+        <w:rPr>
+          <w:rFonts w:hint="default" w:ascii="FantasqueSansM Nerd Font" w:hAnsi="FantasqueSansM Nerd Font" w:eastAsia="FantasqueSansM Nerd Font" w:cs="FantasqueSansM Nerd Font"/>
+          <w:b w:val="0"/>
+          <w:bCs w:val="0"/>
+          <w:color w:val="D4D4D4"/>
+          <w:kern w:val="0"/>
+          <w:sz w:val="24"/>
+          <w:szCs w:val="24"/>
+          <w:shd w:val="clear" w:fill="1E1E1E"/>
+          <w:lang w:val="en-US" w:eastAsia="zh-CN" w:bidi="ar"/>
+        </w:rPr>
+        <w:t xml:space="preserve"> / (</w:t>
+      </w:r>
+      <w:r>
+        <w:rPr>
+          <w:rFonts w:hint="default" w:ascii="FantasqueSansM Nerd Font" w:hAnsi="FantasqueSansM Nerd Font" w:eastAsia="FantasqueSansM Nerd Font" w:cs="FantasqueSansM Nerd Font"/>
+          <w:b w:val="0"/>
+          <w:bCs w:val="0"/>
+          <w:color w:val="B5CEA8"/>
+          <w:kern w:val="0"/>
+          <w:sz w:val="24"/>
+          <w:szCs w:val="24"/>
+          <w:shd w:val="clear" w:fill="1E1E1E"/>
+          <w:lang w:val="en-US" w:eastAsia="zh-CN" w:bidi="ar"/>
+        </w:rPr>
+        <w:t>1</w:t>
+      </w:r>
+      <w:r>
+        <w:rPr>
+          <w:rFonts w:hint="default" w:ascii="FantasqueSansM Nerd Font" w:hAnsi="FantasqueSansM Nerd Font" w:eastAsia="FantasqueSansM Nerd Font" w:cs="FantasqueSansM Nerd Font"/>
+          <w:b w:val="0"/>
+          <w:bCs w:val="0"/>
+          <w:color w:val="D4D4D4"/>
+          <w:kern w:val="0"/>
+          <w:sz w:val="24"/>
+          <w:szCs w:val="24"/>
+          <w:shd w:val="clear" w:fill="1E1E1E"/>
+          <w:lang w:val="en-US" w:eastAsia="zh-CN" w:bidi="ar"/>
+        </w:rPr>
+        <w:t xml:space="preserve"> + </w:t>
+      </w:r>
+      <w:r>
+        <w:rPr>
+          <w:rFonts w:hint="default" w:ascii="FantasqueSansM Nerd Font" w:hAnsi="FantasqueSansM Nerd Font" w:eastAsia="FantasqueSansM Nerd Font" w:cs="FantasqueSansM Nerd Font"/>
+          <w:b w:val="0"/>
+          <w:bCs w:val="0"/>
+          <w:color w:val="4EC9B0"/>
+          <w:kern w:val="0"/>
+          <w:sz w:val="24"/>
+          <w:szCs w:val="24"/>
+          <w:shd w:val="clear" w:fill="1E1E1E"/>
+          <w:lang w:val="en-US" w:eastAsia="zh-CN" w:bidi="ar"/>
+        </w:rPr>
+        <w:t>np</w:t>
+      </w:r>
+      <w:r>
+        <w:rPr>
+          <w:rFonts w:hint="default" w:ascii="FantasqueSansM Nerd Font" w:hAnsi="FantasqueSansM Nerd Font" w:eastAsia="FantasqueSansM Nerd Font" w:cs="FantasqueSansM Nerd Font"/>
+          <w:b w:val="0"/>
+          <w:bCs w:val="0"/>
+          <w:color w:val="D4D4D4"/>
+          <w:kern w:val="0"/>
+          <w:sz w:val="24"/>
+          <w:szCs w:val="24"/>
+          <w:shd w:val="clear" w:fill="1E1E1E"/>
+          <w:lang w:val="en-US" w:eastAsia="zh-CN" w:bidi="ar"/>
+        </w:rPr>
+        <w:t>.</w:t>
+      </w:r>
+      <w:r>
+        <w:rPr>
+          <w:rFonts w:hint="default" w:ascii="FantasqueSansM Nerd Font" w:hAnsi="FantasqueSansM Nerd Font" w:eastAsia="FantasqueSansM Nerd Font" w:cs="FantasqueSansM Nerd Font"/>
+          <w:b w:val="0"/>
+          <w:bCs w:val="0"/>
+          <w:color w:val="9CDCFE"/>
+          <w:kern w:val="0"/>
+          <w:sz w:val="24"/>
+          <w:szCs w:val="24"/>
+          <w:shd w:val="clear" w:fill="1E1E1E"/>
+          <w:lang w:val="en-US" w:eastAsia="zh-CN" w:bidi="ar"/>
+        </w:rPr>
+        <w:t>exp</w:t>
+      </w:r>
+      <w:r>
+        <w:rPr>
+          <w:rFonts w:hint="default" w:ascii="FantasqueSansM Nerd Font" w:hAnsi="FantasqueSansM Nerd Font" w:eastAsia="FantasqueSansM Nerd Font" w:cs="FantasqueSansM Nerd Font"/>
+          <w:b w:val="0"/>
+          <w:bCs w:val="0"/>
+          <w:color w:val="D4D4D4"/>
+          <w:kern w:val="0"/>
+          <w:sz w:val="24"/>
+          <w:szCs w:val="24"/>
+          <w:shd w:val="clear" w:fill="1E1E1E"/>
+          <w:lang w:val="en-US" w:eastAsia="zh-CN" w:bidi="ar"/>
+        </w:rPr>
+        <w:t>(-</w:t>
+      </w:r>
+      <w:r>
+        <w:rPr>
+          <w:rFonts w:hint="default" w:ascii="FantasqueSansM Nerd Font" w:hAnsi="FantasqueSansM Nerd Font" w:eastAsia="FantasqueSansM Nerd Font" w:cs="FantasqueSansM Nerd Font"/>
+          <w:b w:val="0"/>
+          <w:bCs w:val="0"/>
+          <w:color w:val="9CDCFE"/>
+          <w:kern w:val="0"/>
+          <w:sz w:val="24"/>
+          <w:szCs w:val="24"/>
+          <w:shd w:val="clear" w:fill="1E1E1E"/>
+          <w:lang w:val="en-US" w:eastAsia="zh-CN" w:bidi="ar"/>
+        </w:rPr>
+        <w:t>x</w:t>
+      </w:r>
+      <w:r>
+        <w:rPr>
+          <w:rFonts w:hint="default" w:ascii="FantasqueSansM Nerd Font" w:hAnsi="FantasqueSansM Nerd Font" w:eastAsia="FantasqueSansM Nerd Font" w:cs="FantasqueSansM Nerd Font"/>
+          <w:b w:val="0"/>
+          <w:bCs w:val="0"/>
+          <w:color w:val="D4D4D4"/>
+          <w:kern w:val="0"/>
+          <w:sz w:val="24"/>
+          <w:szCs w:val="24"/>
+          <w:shd w:val="clear" w:fill="1E1E1E"/>
+          <w:lang w:val="en-US" w:eastAsia="zh-CN" w:bidi="ar"/>
+        </w:rPr>
+        <w:t>))</w:t>
+      </w:r>
+    </w:p>
+    <w:p>
+      <w:pPr>
+        <w:keepNext w:val="0"/>
+        <w:keepLines w:val="0"/>
+        <w:widowControl/>
+        <w:suppressLineNumbers w:val="0"/>
+        <w:shd w:val="clear" w:fill="1E1E1E"/>
+        <w:spacing w:line="190" w:lineRule="atLeast"/>
+        <w:jc w:val="left"/>
+        <w:rPr>
+          <w:rFonts w:hint="default" w:ascii="FantasqueSansM Nerd Font" w:hAnsi="FantasqueSansM Nerd Font" w:eastAsia="FantasqueSansM Nerd Font" w:cs="FantasqueSansM Nerd Font"/>
+          <w:b w:val="0"/>
+          <w:bCs w:val="0"/>
+          <w:color w:val="D4D4D4"/>
+          <w:sz w:val="24"/>
+          <w:szCs w:val="24"/>
+        </w:rPr>
+      </w:pPr>
+      <w:r>
+        <w:rPr>
+          <w:rFonts w:hint="default" w:ascii="FantasqueSansM Nerd Font" w:hAnsi="FantasqueSansM Nerd Font" w:eastAsia="FantasqueSansM Nerd Font" w:cs="FantasqueSansM Nerd Font"/>
+          <w:b w:val="0"/>
+          <w:bCs w:val="0"/>
+          <w:color w:val="569CD6"/>
+          <w:kern w:val="0"/>
+          <w:sz w:val="24"/>
+          <w:szCs w:val="24"/>
+          <w:shd w:val="clear" w:fill="1E1E1E"/>
+          <w:lang w:val="en-US" w:eastAsia="zh-CN" w:bidi="ar"/>
+        </w:rPr>
+        <w:t>def</w:t>
+      </w:r>
+      <w:r>
+        <w:rPr>
+          <w:rFonts w:hint="default" w:ascii="FantasqueSansM Nerd Font" w:hAnsi="FantasqueSansM Nerd Font" w:eastAsia="FantasqueSansM Nerd Font" w:cs="FantasqueSansM Nerd Font"/>
+          <w:b w:val="0"/>
+          <w:bCs w:val="0"/>
+          <w:color w:val="D4D4D4"/>
+          <w:kern w:val="0"/>
+          <w:sz w:val="24"/>
+          <w:szCs w:val="24"/>
+          <w:shd w:val="clear" w:fill="1E1E1E"/>
+          <w:lang w:val="en-US" w:eastAsia="zh-CN" w:bidi="ar"/>
+        </w:rPr>
+        <w:t xml:space="preserve"> </w:t>
+      </w:r>
+      <w:r>
+        <w:rPr>
+          <w:rFonts w:hint="default" w:ascii="FantasqueSansM Nerd Font" w:hAnsi="FantasqueSansM Nerd Font" w:eastAsia="FantasqueSansM Nerd Font" w:cs="FantasqueSansM Nerd Font"/>
+          <w:b w:val="0"/>
+          <w:bCs w:val="0"/>
+          <w:color w:val="DCDCAA"/>
+          <w:kern w:val="0"/>
+          <w:sz w:val="24"/>
+          <w:szCs w:val="24"/>
+          <w:shd w:val="clear" w:fill="1E1E1E"/>
+          <w:lang w:val="en-US" w:eastAsia="zh-CN" w:bidi="ar"/>
+        </w:rPr>
+        <w:t>sigmoid_derivative</w:t>
+      </w:r>
+      <w:r>
+        <w:rPr>
+          <w:rFonts w:hint="default" w:ascii="FantasqueSansM Nerd Font" w:hAnsi="FantasqueSansM Nerd Font" w:eastAsia="FantasqueSansM Nerd Font" w:cs="FantasqueSansM Nerd Font"/>
+          <w:b w:val="0"/>
+          <w:bCs w:val="0"/>
+          <w:color w:val="D4D4D4"/>
+          <w:kern w:val="0"/>
+          <w:sz w:val="24"/>
+          <w:szCs w:val="24"/>
+          <w:shd w:val="clear" w:fill="1E1E1E"/>
+          <w:lang w:val="en-US" w:eastAsia="zh-CN" w:bidi="ar"/>
+        </w:rPr>
+        <w:t>(</w:t>
+      </w:r>
+      <w:r>
+        <w:rPr>
+          <w:rFonts w:hint="default" w:ascii="FantasqueSansM Nerd Font" w:hAnsi="FantasqueSansM Nerd Font" w:eastAsia="FantasqueSansM Nerd Font" w:cs="FantasqueSansM Nerd Font"/>
+          <w:b w:val="0"/>
+          <w:bCs w:val="0"/>
+          <w:color w:val="9CDCFE"/>
+          <w:kern w:val="0"/>
+          <w:sz w:val="24"/>
+          <w:szCs w:val="24"/>
+          <w:shd w:val="clear" w:fill="1E1E1E"/>
+          <w:lang w:val="en-US" w:eastAsia="zh-CN" w:bidi="ar"/>
+        </w:rPr>
+        <w:t>y</w:t>
+      </w:r>
+      <w:r>
+        <w:rPr>
+          <w:rFonts w:hint="default" w:ascii="FantasqueSansM Nerd Font" w:hAnsi="FantasqueSansM Nerd Font" w:eastAsia="FantasqueSansM Nerd Font" w:cs="FantasqueSansM Nerd Font"/>
+          <w:b w:val="0"/>
+          <w:bCs w:val="0"/>
+          <w:color w:val="D4D4D4"/>
+          <w:kern w:val="0"/>
+          <w:sz w:val="24"/>
+          <w:szCs w:val="24"/>
+          <w:shd w:val="clear" w:fill="1E1E1E"/>
+          <w:lang w:val="en-US" w:eastAsia="zh-CN" w:bidi="ar"/>
+        </w:rPr>
+        <w:t>):</w:t>
+      </w:r>
+    </w:p>
+    <w:p>
+      <w:pPr>
+        <w:keepNext w:val="0"/>
+        <w:keepLines w:val="0"/>
+        <w:widowControl/>
+        <w:suppressLineNumbers w:val="0"/>
+        <w:shd w:val="clear" w:fill="1E1E1E"/>
+        <w:spacing w:line="190" w:lineRule="atLeast"/>
+        <w:jc w:val="left"/>
+        <w:rPr>
+          <w:sz w:val="24"/>
+          <w:szCs w:val="24"/>
+        </w:rPr>
+      </w:pPr>
+      <w:r>
+        <w:rPr>
+          <w:rFonts w:hint="default" w:ascii="FantasqueSansM Nerd Font" w:hAnsi="FantasqueSansM Nerd Font" w:eastAsia="FantasqueSansM Nerd Font" w:cs="FantasqueSansM Nerd Font"/>
+          <w:b w:val="0"/>
+          <w:bCs w:val="0"/>
+          <w:color w:val="D4D4D4"/>
+          <w:kern w:val="0"/>
+          <w:sz w:val="24"/>
+          <w:szCs w:val="24"/>
+          <w:shd w:val="clear" w:fill="1E1E1E"/>
+          <w:lang w:val="en-US" w:eastAsia="zh-CN" w:bidi="ar"/>
+        </w:rPr>
+        <w:t xml:space="preserve">    </w:t>
+      </w:r>
+      <w:r>
+        <w:rPr>
+          <w:rFonts w:hint="default" w:ascii="FantasqueSansM Nerd Font" w:hAnsi="FantasqueSansM Nerd Font" w:eastAsia="FantasqueSansM Nerd Font" w:cs="FantasqueSansM Nerd Font"/>
+          <w:b w:val="0"/>
+          <w:bCs w:val="0"/>
+          <w:color w:val="C586C0"/>
+          <w:kern w:val="0"/>
+          <w:sz w:val="24"/>
+          <w:szCs w:val="24"/>
+          <w:shd w:val="clear" w:fill="1E1E1E"/>
+          <w:lang w:val="en-US" w:eastAsia="zh-CN" w:bidi="ar"/>
+        </w:rPr>
+        <w:t>return</w:t>
+      </w:r>
+      <w:r>
+        <w:rPr>
+          <w:rFonts w:hint="default" w:ascii="FantasqueSansM Nerd Font" w:hAnsi="FantasqueSansM Nerd Font" w:eastAsia="FantasqueSansM Nerd Font" w:cs="FantasqueSansM Nerd Font"/>
+          <w:b w:val="0"/>
+          <w:bCs w:val="0"/>
+          <w:color w:val="D4D4D4"/>
+          <w:kern w:val="0"/>
+          <w:sz w:val="24"/>
+          <w:szCs w:val="24"/>
+          <w:shd w:val="clear" w:fill="1E1E1E"/>
+          <w:lang w:val="en-US" w:eastAsia="zh-CN" w:bidi="ar"/>
+        </w:rPr>
+        <w:t xml:space="preserve"> </w:t>
+      </w:r>
+      <w:r>
+        <w:rPr>
+          <w:rFonts w:hint="default" w:ascii="FantasqueSansM Nerd Font" w:hAnsi="FantasqueSansM Nerd Font" w:eastAsia="FantasqueSansM Nerd Font" w:cs="FantasqueSansM Nerd Font"/>
+          <w:b w:val="0"/>
+          <w:bCs w:val="0"/>
+          <w:color w:val="9CDCFE"/>
+          <w:kern w:val="0"/>
+          <w:sz w:val="24"/>
+          <w:szCs w:val="24"/>
+          <w:shd w:val="clear" w:fill="1E1E1E"/>
+          <w:lang w:val="en-US" w:eastAsia="zh-CN" w:bidi="ar"/>
+        </w:rPr>
+        <w:t>y</w:t>
+      </w:r>
+      <w:r>
+        <w:rPr>
+          <w:rFonts w:hint="default" w:ascii="FantasqueSansM Nerd Font" w:hAnsi="FantasqueSansM Nerd Font" w:eastAsia="FantasqueSansM Nerd Font" w:cs="FantasqueSansM Nerd Font"/>
+          <w:b w:val="0"/>
+          <w:bCs w:val="0"/>
+          <w:color w:val="D4D4D4"/>
+          <w:kern w:val="0"/>
+          <w:sz w:val="24"/>
+          <w:szCs w:val="24"/>
+          <w:shd w:val="clear" w:fill="1E1E1E"/>
+          <w:lang w:val="en-US" w:eastAsia="zh-CN" w:bidi="ar"/>
+        </w:rPr>
+        <w:t xml:space="preserve"> * (</w:t>
+      </w:r>
+      <w:r>
+        <w:rPr>
+          <w:rFonts w:hint="default" w:ascii="FantasqueSansM Nerd Font" w:hAnsi="FantasqueSansM Nerd Font" w:eastAsia="FantasqueSansM Nerd Font" w:cs="FantasqueSansM Nerd Font"/>
+          <w:b w:val="0"/>
+          <w:bCs w:val="0"/>
+          <w:color w:val="B5CEA8"/>
+          <w:kern w:val="0"/>
+          <w:sz w:val="24"/>
+          <w:szCs w:val="24"/>
+          <w:shd w:val="clear" w:fill="1E1E1E"/>
+          <w:lang w:val="en-US" w:eastAsia="zh-CN" w:bidi="ar"/>
+        </w:rPr>
+        <w:t>1</w:t>
+      </w:r>
+      <w:r>
+        <w:rPr>
+          <w:rFonts w:hint="default" w:ascii="FantasqueSansM Nerd Font" w:hAnsi="FantasqueSansM Nerd Font" w:eastAsia="FantasqueSansM Nerd Font" w:cs="FantasqueSansM Nerd Font"/>
+          <w:b w:val="0"/>
+          <w:bCs w:val="0"/>
+          <w:color w:val="D4D4D4"/>
+          <w:kern w:val="0"/>
+          <w:sz w:val="24"/>
+          <w:szCs w:val="24"/>
+          <w:shd w:val="clear" w:fill="1E1E1E"/>
+          <w:lang w:val="en-US" w:eastAsia="zh-CN" w:bidi="ar"/>
+        </w:rPr>
+        <w:t xml:space="preserve"> - </w:t>
+      </w:r>
+      <w:r>
+        <w:rPr>
+          <w:rFonts w:hint="default" w:ascii="FantasqueSansM Nerd Font" w:hAnsi="FantasqueSansM Nerd Font" w:eastAsia="FantasqueSansM Nerd Font" w:cs="FantasqueSansM Nerd Font"/>
+          <w:b w:val="0"/>
+          <w:bCs w:val="0"/>
+          <w:color w:val="9CDCFE"/>
+          <w:kern w:val="0"/>
+          <w:sz w:val="24"/>
+          <w:szCs w:val="24"/>
+          <w:shd w:val="clear" w:fill="1E1E1E"/>
+          <w:lang w:val="en-US" w:eastAsia="zh-CN" w:bidi="ar"/>
+        </w:rPr>
+        <w:t>y</w:t>
+      </w:r>
+      <w:r>
+        <w:rPr>
+          <w:rFonts w:hint="default" w:ascii="FantasqueSansM Nerd Font" w:hAnsi="FantasqueSansM Nerd Font" w:eastAsia="FantasqueSansM Nerd Font" w:cs="FantasqueSansM Nerd Font"/>
+          <w:b w:val="0"/>
+          <w:bCs w:val="0"/>
+          <w:color w:val="D4D4D4"/>
+          <w:kern w:val="0"/>
+          <w:sz w:val="24"/>
+          <w:szCs w:val="24"/>
+          <w:shd w:val="clear" w:fill="1E1E1E"/>
+          <w:lang w:val="en-US" w:eastAsia="zh-CN" w:bidi="ar"/>
+        </w:rPr>
+        <w:t>)</w:t>
+      </w:r>
+    </w:p>
+    <w:p>
+      <w:pPr>
+        <w:keepNext w:val="0"/>
+        <w:keepLines w:val="0"/>
+        <w:widowControl/>
+        <w:suppressLineNumbers w:val="0"/>
+        <w:shd w:val="clear" w:fill="1E1E1E"/>
+        <w:spacing w:line="190" w:lineRule="atLeast"/>
+        <w:jc w:val="left"/>
+        <w:rPr>
+          <w:rFonts w:hint="default" w:ascii="FantasqueSansM Nerd Font" w:hAnsi="FantasqueSansM Nerd Font" w:eastAsia="FantasqueSansM Nerd Font" w:cs="FantasqueSansM Nerd Font"/>
+          <w:b w:val="0"/>
+          <w:bCs w:val="0"/>
+          <w:color w:val="D4D4D4"/>
+          <w:sz w:val="24"/>
+          <w:szCs w:val="24"/>
+        </w:rPr>
+      </w:pPr>
+      <w:r>
+        <w:rPr>
+          <w:rFonts w:hint="default" w:ascii="FantasqueSansM Nerd Font" w:hAnsi="FantasqueSansM Nerd Font" w:eastAsia="FantasqueSansM Nerd Font" w:cs="FantasqueSansM Nerd Font"/>
+          <w:b w:val="0"/>
+          <w:bCs w:val="0"/>
+          <w:color w:val="9CDCFE"/>
+          <w:kern w:val="0"/>
+          <w:sz w:val="24"/>
+          <w:szCs w:val="24"/>
+          <w:shd w:val="clear" w:fill="1E1E1E"/>
+          <w:lang w:val="en-US" w:eastAsia="zh-CN" w:bidi="ar"/>
+        </w:rPr>
+        <w:t>x</w:t>
+      </w:r>
+      <w:r>
+        <w:rPr>
+          <w:rFonts w:hint="default" w:ascii="FantasqueSansM Nerd Font" w:hAnsi="FantasqueSansM Nerd Font" w:eastAsia="FantasqueSansM Nerd Font" w:cs="FantasqueSansM Nerd Font"/>
+          <w:b w:val="0"/>
+          <w:bCs w:val="0"/>
+          <w:color w:val="D4D4D4"/>
+          <w:kern w:val="0"/>
+          <w:sz w:val="24"/>
+          <w:szCs w:val="24"/>
+          <w:shd w:val="clear" w:fill="1E1E1E"/>
+          <w:lang w:val="en-US" w:eastAsia="zh-CN" w:bidi="ar"/>
+        </w:rPr>
+        <w:t xml:space="preserve"> = </w:t>
+      </w:r>
+      <w:r>
+        <w:rPr>
+          <w:rFonts w:hint="default" w:ascii="FantasqueSansM Nerd Font" w:hAnsi="FantasqueSansM Nerd Font" w:eastAsia="FantasqueSansM Nerd Font" w:cs="FantasqueSansM Nerd Font"/>
+          <w:b w:val="0"/>
+          <w:bCs w:val="0"/>
+          <w:color w:val="4EC9B0"/>
+          <w:kern w:val="0"/>
+          <w:sz w:val="24"/>
+          <w:szCs w:val="24"/>
+          <w:shd w:val="clear" w:fill="1E1E1E"/>
+          <w:lang w:val="en-US" w:eastAsia="zh-CN" w:bidi="ar"/>
+        </w:rPr>
+        <w:t>np</w:t>
+      </w:r>
+      <w:r>
+        <w:rPr>
+          <w:rFonts w:hint="default" w:ascii="FantasqueSansM Nerd Font" w:hAnsi="FantasqueSansM Nerd Font" w:eastAsia="FantasqueSansM Nerd Font" w:cs="FantasqueSansM Nerd Font"/>
+          <w:b w:val="0"/>
+          <w:bCs w:val="0"/>
+          <w:color w:val="D4D4D4"/>
+          <w:kern w:val="0"/>
+          <w:sz w:val="24"/>
+          <w:szCs w:val="24"/>
+          <w:shd w:val="clear" w:fill="1E1E1E"/>
+          <w:lang w:val="en-US" w:eastAsia="zh-CN" w:bidi="ar"/>
+        </w:rPr>
+        <w:t>.</w:t>
+      </w:r>
+      <w:r>
+        <w:rPr>
+          <w:rFonts w:hint="default" w:ascii="FantasqueSansM Nerd Font" w:hAnsi="FantasqueSansM Nerd Font" w:eastAsia="FantasqueSansM Nerd Font" w:cs="FantasqueSansM Nerd Font"/>
+          <w:b w:val="0"/>
+          <w:bCs w:val="0"/>
+          <w:color w:val="DCDCAA"/>
+          <w:kern w:val="0"/>
+          <w:sz w:val="24"/>
+          <w:szCs w:val="24"/>
+          <w:shd w:val="clear" w:fill="1E1E1E"/>
+          <w:lang w:val="en-US" w:eastAsia="zh-CN" w:bidi="ar"/>
+        </w:rPr>
+        <w:t>array</w:t>
+      </w:r>
+      <w:r>
+        <w:rPr>
+          <w:rFonts w:hint="default" w:ascii="FantasqueSansM Nerd Font" w:hAnsi="FantasqueSansM Nerd Font" w:eastAsia="FantasqueSansM Nerd Font" w:cs="FantasqueSansM Nerd Font"/>
+          <w:b w:val="0"/>
+          <w:bCs w:val="0"/>
+          <w:color w:val="D4D4D4"/>
+          <w:kern w:val="0"/>
+          <w:sz w:val="24"/>
+          <w:szCs w:val="24"/>
+          <w:shd w:val="clear" w:fill="1E1E1E"/>
+          <w:lang w:val="en-US" w:eastAsia="zh-CN" w:bidi="ar"/>
+        </w:rPr>
+        <w:t>([[</w:t>
+      </w:r>
+      <w:r>
+        <w:rPr>
+          <w:rFonts w:hint="default" w:ascii="FantasqueSansM Nerd Font" w:hAnsi="FantasqueSansM Nerd Font" w:eastAsia="FantasqueSansM Nerd Font" w:cs="FantasqueSansM Nerd Font"/>
+          <w:b w:val="0"/>
+          <w:bCs w:val="0"/>
+          <w:color w:val="B5CEA8"/>
+          <w:kern w:val="0"/>
+          <w:sz w:val="24"/>
+          <w:szCs w:val="24"/>
+          <w:shd w:val="clear" w:fill="1E1E1E"/>
+          <w:lang w:val="en-US" w:eastAsia="zh-CN" w:bidi="ar"/>
+        </w:rPr>
+        <w:t>0.35</w:t>
+      </w:r>
+      <w:r>
+        <w:rPr>
+          <w:rFonts w:hint="default" w:ascii="FantasqueSansM Nerd Font" w:hAnsi="FantasqueSansM Nerd Font" w:eastAsia="FantasqueSansM Nerd Font" w:cs="FantasqueSansM Nerd Font"/>
+          <w:b w:val="0"/>
+          <w:bCs w:val="0"/>
+          <w:color w:val="D4D4D4"/>
+          <w:kern w:val="0"/>
+          <w:sz w:val="24"/>
+          <w:szCs w:val="24"/>
+          <w:shd w:val="clear" w:fill="1E1E1E"/>
+          <w:lang w:val="en-US" w:eastAsia="zh-CN" w:bidi="ar"/>
+        </w:rPr>
+        <w:t>], [</w:t>
+      </w:r>
+      <w:r>
+        <w:rPr>
+          <w:rFonts w:hint="default" w:ascii="FantasqueSansM Nerd Font" w:hAnsi="FantasqueSansM Nerd Font" w:eastAsia="FantasqueSansM Nerd Font" w:cs="FantasqueSansM Nerd Font"/>
+          <w:b w:val="0"/>
+          <w:bCs w:val="0"/>
+          <w:color w:val="B5CEA8"/>
+          <w:kern w:val="0"/>
+          <w:sz w:val="24"/>
+          <w:szCs w:val="24"/>
+          <w:shd w:val="clear" w:fill="1E1E1E"/>
+          <w:lang w:val="en-US" w:eastAsia="zh-CN" w:bidi="ar"/>
+        </w:rPr>
+        <w:t>0.9</w:t>
+      </w:r>
+      <w:r>
+        <w:rPr>
+          <w:rFonts w:hint="default" w:ascii="FantasqueSansM Nerd Font" w:hAnsi="FantasqueSansM Nerd Font" w:eastAsia="FantasqueSansM Nerd Font" w:cs="FantasqueSansM Nerd Font"/>
+          <w:b w:val="0"/>
+          <w:bCs w:val="0"/>
+          <w:color w:val="D4D4D4"/>
+          <w:kern w:val="0"/>
+          <w:sz w:val="24"/>
+          <w:szCs w:val="24"/>
+          <w:shd w:val="clear" w:fill="1E1E1E"/>
+          <w:lang w:val="en-US" w:eastAsia="zh-CN" w:bidi="ar"/>
+        </w:rPr>
+        <w:t>]])</w:t>
+      </w:r>
+    </w:p>
+    <w:p>
+      <w:pPr>
+        <w:keepNext w:val="0"/>
+        <w:keepLines w:val="0"/>
+        <w:widowControl/>
+        <w:suppressLineNumbers w:val="0"/>
+        <w:shd w:val="clear" w:fill="1E1E1E"/>
+        <w:spacing w:line="190" w:lineRule="atLeast"/>
+        <w:jc w:val="left"/>
+        <w:rPr>
+          <w:sz w:val="24"/>
+          <w:szCs w:val="24"/>
+        </w:rPr>
+      </w:pPr>
+      <w:r>
+        <w:rPr>
+          <w:rFonts w:hint="default" w:ascii="FantasqueSansM Nerd Font" w:hAnsi="FantasqueSansM Nerd Font" w:eastAsia="FantasqueSansM Nerd Font" w:cs="FantasqueSansM Nerd Font"/>
+          <w:b w:val="0"/>
+          <w:bCs w:val="0"/>
+          <w:color w:val="9CDCFE"/>
+          <w:kern w:val="0"/>
+          <w:sz w:val="24"/>
+          <w:szCs w:val="24"/>
+          <w:shd w:val="clear" w:fill="1E1E1E"/>
+          <w:lang w:val="en-US" w:eastAsia="zh-CN" w:bidi="ar"/>
+        </w:rPr>
+        <w:t>target</w:t>
+      </w:r>
+      <w:r>
+        <w:rPr>
+          <w:rFonts w:hint="default" w:ascii="FantasqueSansM Nerd Font" w:hAnsi="FantasqueSansM Nerd Font" w:eastAsia="FantasqueSansM Nerd Font" w:cs="FantasqueSansM Nerd Font"/>
+          <w:b w:val="0"/>
+          <w:bCs w:val="0"/>
+          <w:color w:val="D4D4D4"/>
+          <w:kern w:val="0"/>
+          <w:sz w:val="24"/>
+          <w:szCs w:val="24"/>
+          <w:shd w:val="clear" w:fill="1E1E1E"/>
+          <w:lang w:val="en-US" w:eastAsia="zh-CN" w:bidi="ar"/>
+        </w:rPr>
+        <w:t xml:space="preserve"> = </w:t>
+      </w:r>
+      <w:r>
+        <w:rPr>
+          <w:rFonts w:hint="default" w:ascii="FantasqueSansM Nerd Font" w:hAnsi="FantasqueSansM Nerd Font" w:eastAsia="FantasqueSansM Nerd Font" w:cs="FantasqueSansM Nerd Font"/>
+          <w:b w:val="0"/>
+          <w:bCs w:val="0"/>
+          <w:color w:val="4EC9B0"/>
+          <w:kern w:val="0"/>
+          <w:sz w:val="24"/>
+          <w:szCs w:val="24"/>
+          <w:shd w:val="clear" w:fill="1E1E1E"/>
+          <w:lang w:val="en-US" w:eastAsia="zh-CN" w:bidi="ar"/>
+        </w:rPr>
+        <w:t>np</w:t>
+      </w:r>
+      <w:r>
+        <w:rPr>
+          <w:rFonts w:hint="default" w:ascii="FantasqueSansM Nerd Font" w:hAnsi="FantasqueSansM Nerd Font" w:eastAsia="FantasqueSansM Nerd Font" w:cs="FantasqueSansM Nerd Font"/>
+          <w:b w:val="0"/>
+          <w:bCs w:val="0"/>
+          <w:color w:val="D4D4D4"/>
+          <w:kern w:val="0"/>
+          <w:sz w:val="24"/>
+          <w:szCs w:val="24"/>
+          <w:shd w:val="clear" w:fill="1E1E1E"/>
+          <w:lang w:val="en-US" w:eastAsia="zh-CN" w:bidi="ar"/>
+        </w:rPr>
+        <w:t>.</w:t>
+      </w:r>
+      <w:r>
+        <w:rPr>
+          <w:rFonts w:hint="default" w:ascii="FantasqueSansM Nerd Font" w:hAnsi="FantasqueSansM Nerd Font" w:eastAsia="FantasqueSansM Nerd Font" w:cs="FantasqueSansM Nerd Font"/>
+          <w:b w:val="0"/>
+          <w:bCs w:val="0"/>
+          <w:color w:val="DCDCAA"/>
+          <w:kern w:val="0"/>
+          <w:sz w:val="24"/>
+          <w:szCs w:val="24"/>
+          <w:shd w:val="clear" w:fill="1E1E1E"/>
+          <w:lang w:val="en-US" w:eastAsia="zh-CN" w:bidi="ar"/>
+        </w:rPr>
+        <w:t>array</w:t>
+      </w:r>
+      <w:r>
+        <w:rPr>
+          <w:rFonts w:hint="default" w:ascii="FantasqueSansM Nerd Font" w:hAnsi="FantasqueSansM Nerd Font" w:eastAsia="FantasqueSansM Nerd Font" w:cs="FantasqueSansM Nerd Font"/>
+          <w:b w:val="0"/>
+          <w:bCs w:val="0"/>
+          <w:color w:val="D4D4D4"/>
+          <w:kern w:val="0"/>
+          <w:sz w:val="24"/>
+          <w:szCs w:val="24"/>
+          <w:shd w:val="clear" w:fill="1E1E1E"/>
+          <w:lang w:val="en-US" w:eastAsia="zh-CN" w:bidi="ar"/>
+        </w:rPr>
+        <w:t>([[</w:t>
+      </w:r>
+      <w:r>
+        <w:rPr>
+          <w:rFonts w:hint="default" w:ascii="FantasqueSansM Nerd Font" w:hAnsi="FantasqueSansM Nerd Font" w:eastAsia="FantasqueSansM Nerd Font" w:cs="FantasqueSansM Nerd Font"/>
+          <w:b w:val="0"/>
+          <w:bCs w:val="0"/>
+          <w:color w:val="B5CEA8"/>
+          <w:kern w:val="0"/>
+          <w:sz w:val="24"/>
+          <w:szCs w:val="24"/>
+          <w:shd w:val="clear" w:fill="1E1E1E"/>
+          <w:lang w:val="en-US" w:eastAsia="zh-CN" w:bidi="ar"/>
+        </w:rPr>
+        <w:t>0.5</w:t>
+      </w:r>
+      <w:r>
+        <w:rPr>
+          <w:rFonts w:hint="default" w:ascii="FantasqueSansM Nerd Font" w:hAnsi="FantasqueSansM Nerd Font" w:eastAsia="FantasqueSansM Nerd Font" w:cs="FantasqueSansM Nerd Font"/>
+          <w:b w:val="0"/>
+          <w:bCs w:val="0"/>
+          <w:color w:val="D4D4D4"/>
+          <w:kern w:val="0"/>
+          <w:sz w:val="24"/>
+          <w:szCs w:val="24"/>
+          <w:shd w:val="clear" w:fill="1E1E1E"/>
+          <w:lang w:val="en-US" w:eastAsia="zh-CN" w:bidi="ar"/>
+        </w:rPr>
+        <w:t>]])</w:t>
+      </w:r>
+    </w:p>
+    <w:p>
+      <w:pPr>
+        <w:keepNext w:val="0"/>
+        <w:keepLines w:val="0"/>
+        <w:widowControl/>
+        <w:suppressLineNumbers w:val="0"/>
+        <w:shd w:val="clear" w:fill="1E1E1E"/>
+        <w:spacing w:line="190" w:lineRule="atLeast"/>
+        <w:jc w:val="left"/>
+        <w:rPr>
+          <w:rFonts w:hint="default" w:ascii="FantasqueSansM Nerd Font" w:hAnsi="FantasqueSansM Nerd Font" w:eastAsia="FantasqueSansM Nerd Font" w:cs="FantasqueSansM Nerd Font"/>
+          <w:b w:val="0"/>
+          <w:bCs w:val="0"/>
+          <w:color w:val="D4D4D4"/>
+          <w:sz w:val="24"/>
+          <w:szCs w:val="24"/>
+        </w:rPr>
+      </w:pPr>
+      <w:r>
+        <w:rPr>
+          <w:rFonts w:hint="default" w:ascii="FantasqueSansM Nerd Font" w:hAnsi="FantasqueSansM Nerd Font" w:eastAsia="FantasqueSansM Nerd Font" w:cs="FantasqueSansM Nerd Font"/>
+          <w:b w:val="0"/>
+          <w:bCs w:val="0"/>
+          <w:color w:val="9CDCFE"/>
+          <w:kern w:val="0"/>
+          <w:sz w:val="24"/>
+          <w:szCs w:val="24"/>
+          <w:shd w:val="clear" w:fill="1E1E1E"/>
+          <w:lang w:val="en-US" w:eastAsia="zh-CN" w:bidi="ar"/>
+        </w:rPr>
+        <w:t>input_size</w:t>
+      </w:r>
+      <w:r>
+        <w:rPr>
+          <w:rFonts w:hint="default" w:ascii="FantasqueSansM Nerd Font" w:hAnsi="FantasqueSansM Nerd Font" w:eastAsia="FantasqueSansM Nerd Font" w:cs="FantasqueSansM Nerd Font"/>
+          <w:b w:val="0"/>
+          <w:bCs w:val="0"/>
+          <w:color w:val="D4D4D4"/>
+          <w:kern w:val="0"/>
+          <w:sz w:val="24"/>
+          <w:szCs w:val="24"/>
+          <w:shd w:val="clear" w:fill="1E1E1E"/>
+          <w:lang w:val="en-US" w:eastAsia="zh-CN" w:bidi="ar"/>
+        </w:rPr>
+        <w:t xml:space="preserve"> = </w:t>
+      </w:r>
+      <w:r>
+        <w:rPr>
+          <w:rFonts w:hint="default" w:ascii="FantasqueSansM Nerd Font" w:hAnsi="FantasqueSansM Nerd Font" w:eastAsia="FantasqueSansM Nerd Font" w:cs="FantasqueSansM Nerd Font"/>
+          <w:b w:val="0"/>
+          <w:bCs w:val="0"/>
+          <w:color w:val="B5CEA8"/>
+          <w:kern w:val="0"/>
+          <w:sz w:val="24"/>
+          <w:szCs w:val="24"/>
+          <w:shd w:val="clear" w:fill="1E1E1E"/>
+          <w:lang w:val="en-US" w:eastAsia="zh-CN" w:bidi="ar"/>
+        </w:rPr>
+        <w:t>2</w:t>
+      </w:r>
+    </w:p>
+    <w:p>
+      <w:pPr>
+        <w:keepNext w:val="0"/>
+        <w:keepLines w:val="0"/>
+        <w:widowControl/>
+        <w:suppressLineNumbers w:val="0"/>
+        <w:shd w:val="clear" w:fill="1E1E1E"/>
+        <w:spacing w:line="190" w:lineRule="atLeast"/>
+        <w:jc w:val="left"/>
+        <w:rPr>
+          <w:rFonts w:hint="default" w:ascii="FantasqueSansM Nerd Font" w:hAnsi="FantasqueSansM Nerd Font" w:eastAsia="FantasqueSansM Nerd Font" w:cs="FantasqueSansM Nerd Font"/>
+          <w:b w:val="0"/>
+          <w:bCs w:val="0"/>
+          <w:color w:val="D4D4D4"/>
+          <w:sz w:val="24"/>
+          <w:szCs w:val="24"/>
+        </w:rPr>
+      </w:pPr>
+      <w:r>
+        <w:rPr>
+          <w:rFonts w:hint="default" w:ascii="FantasqueSansM Nerd Font" w:hAnsi="FantasqueSansM Nerd Font" w:eastAsia="FantasqueSansM Nerd Font" w:cs="FantasqueSansM Nerd Font"/>
+          <w:b w:val="0"/>
+          <w:bCs w:val="0"/>
+          <w:color w:val="9CDCFE"/>
+          <w:kern w:val="0"/>
+          <w:sz w:val="24"/>
+          <w:szCs w:val="24"/>
+          <w:shd w:val="clear" w:fill="1E1E1E"/>
+          <w:lang w:val="en-US" w:eastAsia="zh-CN" w:bidi="ar"/>
+        </w:rPr>
+        <w:t>hidden_size</w:t>
+      </w:r>
+      <w:r>
+        <w:rPr>
+          <w:rFonts w:hint="default" w:ascii="FantasqueSansM Nerd Font" w:hAnsi="FantasqueSansM Nerd Font" w:eastAsia="FantasqueSansM Nerd Font" w:cs="FantasqueSansM Nerd Font"/>
+          <w:b w:val="0"/>
+          <w:bCs w:val="0"/>
+          <w:color w:val="D4D4D4"/>
+          <w:kern w:val="0"/>
+          <w:sz w:val="24"/>
+          <w:szCs w:val="24"/>
+          <w:shd w:val="clear" w:fill="1E1E1E"/>
+          <w:lang w:val="en-US" w:eastAsia="zh-CN" w:bidi="ar"/>
+        </w:rPr>
+        <w:t xml:space="preserve"> = </w:t>
+      </w:r>
+      <w:r>
+        <w:rPr>
+          <w:rFonts w:hint="default" w:ascii="FantasqueSansM Nerd Font" w:hAnsi="FantasqueSansM Nerd Font" w:eastAsia="FantasqueSansM Nerd Font" w:cs="FantasqueSansM Nerd Font"/>
+          <w:b w:val="0"/>
+          <w:bCs w:val="0"/>
+          <w:color w:val="B5CEA8"/>
+          <w:kern w:val="0"/>
+          <w:sz w:val="24"/>
+          <w:szCs w:val="24"/>
+          <w:shd w:val="clear" w:fill="1E1E1E"/>
+          <w:lang w:val="en-US" w:eastAsia="zh-CN" w:bidi="ar"/>
+        </w:rPr>
+        <w:t>2</w:t>
+      </w:r>
+    </w:p>
+    <w:p>
+      <w:pPr>
+        <w:keepNext w:val="0"/>
+        <w:keepLines w:val="0"/>
+        <w:widowControl/>
+        <w:suppressLineNumbers w:val="0"/>
+        <w:shd w:val="clear" w:fill="1E1E1E"/>
+        <w:spacing w:line="190" w:lineRule="atLeast"/>
+        <w:jc w:val="left"/>
+        <w:rPr>
+          <w:rFonts w:hint="default" w:ascii="FantasqueSansM Nerd Font" w:hAnsi="FantasqueSansM Nerd Font" w:eastAsia="FantasqueSansM Nerd Font" w:cs="FantasqueSansM Nerd Font"/>
+          <w:b w:val="0"/>
+          <w:bCs w:val="0"/>
+          <w:color w:val="D4D4D4"/>
+          <w:sz w:val="24"/>
+          <w:szCs w:val="24"/>
+        </w:rPr>
+      </w:pPr>
+      <w:r>
+        <w:rPr>
+          <w:rFonts w:hint="default" w:ascii="FantasqueSansM Nerd Font" w:hAnsi="FantasqueSansM Nerd Font" w:eastAsia="FantasqueSansM Nerd Font" w:cs="FantasqueSansM Nerd Font"/>
+          <w:b w:val="0"/>
+          <w:bCs w:val="0"/>
+          <w:color w:val="9CDCFE"/>
+          <w:kern w:val="0"/>
+          <w:sz w:val="24"/>
+          <w:szCs w:val="24"/>
+          <w:shd w:val="clear" w:fill="1E1E1E"/>
+          <w:lang w:val="en-US" w:eastAsia="zh-CN" w:bidi="ar"/>
+        </w:rPr>
+        <w:t>output_size</w:t>
+      </w:r>
+      <w:r>
+        <w:rPr>
+          <w:rFonts w:hint="default" w:ascii="FantasqueSansM Nerd Font" w:hAnsi="FantasqueSansM Nerd Font" w:eastAsia="FantasqueSansM Nerd Font" w:cs="FantasqueSansM Nerd Font"/>
+          <w:b w:val="0"/>
+          <w:bCs w:val="0"/>
+          <w:color w:val="D4D4D4"/>
+          <w:kern w:val="0"/>
+          <w:sz w:val="24"/>
+          <w:szCs w:val="24"/>
+          <w:shd w:val="clear" w:fill="1E1E1E"/>
+          <w:lang w:val="en-US" w:eastAsia="zh-CN" w:bidi="ar"/>
+        </w:rPr>
+        <w:t xml:space="preserve"> = </w:t>
+      </w:r>
+      <w:r>
+        <w:rPr>
+          <w:rFonts w:hint="default" w:ascii="FantasqueSansM Nerd Font" w:hAnsi="FantasqueSansM Nerd Font" w:eastAsia="FantasqueSansM Nerd Font" w:cs="FantasqueSansM Nerd Font"/>
+          <w:b w:val="0"/>
+          <w:bCs w:val="0"/>
+          <w:color w:val="B5CEA8"/>
+          <w:kern w:val="0"/>
+          <w:sz w:val="24"/>
+          <w:szCs w:val="24"/>
+          <w:shd w:val="clear" w:fill="1E1E1E"/>
+          <w:lang w:val="en-US" w:eastAsia="zh-CN" w:bidi="ar"/>
+        </w:rPr>
+        <w:t>1</w:t>
+      </w:r>
+    </w:p>
+    <w:p>
+      <w:pPr>
+        <w:keepNext w:val="0"/>
+        <w:keepLines w:val="0"/>
+        <w:widowControl/>
+        <w:suppressLineNumbers w:val="0"/>
+        <w:shd w:val="clear" w:fill="1E1E1E"/>
+        <w:spacing w:line="190" w:lineRule="atLeast"/>
+        <w:jc w:val="left"/>
+        <w:rPr>
+          <w:rFonts w:hint="default" w:ascii="FantasqueSansM Nerd Font" w:hAnsi="FantasqueSansM Nerd Font" w:eastAsia="FantasqueSansM Nerd Font" w:cs="FantasqueSansM Nerd Font"/>
+          <w:b w:val="0"/>
+          <w:bCs w:val="0"/>
+          <w:color w:val="D4D4D4"/>
+          <w:sz w:val="24"/>
+          <w:szCs w:val="24"/>
+        </w:rPr>
+      </w:pPr>
+      <w:r>
+        <w:rPr>
+          <w:rFonts w:hint="default" w:ascii="FantasqueSansM Nerd Font" w:hAnsi="FantasqueSansM Nerd Font" w:eastAsia="FantasqueSansM Nerd Font" w:cs="FantasqueSansM Nerd Font"/>
+          <w:b w:val="0"/>
+          <w:bCs w:val="0"/>
+          <w:color w:val="9CDCFE"/>
+          <w:kern w:val="0"/>
+          <w:sz w:val="24"/>
+          <w:szCs w:val="24"/>
+          <w:shd w:val="clear" w:fill="1E1E1E"/>
+          <w:lang w:val="en-US" w:eastAsia="zh-CN" w:bidi="ar"/>
+        </w:rPr>
+        <w:t>learning_rate</w:t>
+      </w:r>
+      <w:r>
+        <w:rPr>
+          <w:rFonts w:hint="default" w:ascii="FantasqueSansM Nerd Font" w:hAnsi="FantasqueSansM Nerd Font" w:eastAsia="FantasqueSansM Nerd Font" w:cs="FantasqueSansM Nerd Font"/>
+          <w:b w:val="0"/>
+          <w:bCs w:val="0"/>
+          <w:color w:val="D4D4D4"/>
+          <w:kern w:val="0"/>
+          <w:sz w:val="24"/>
+          <w:szCs w:val="24"/>
+          <w:shd w:val="clear" w:fill="1E1E1E"/>
+          <w:lang w:val="en-US" w:eastAsia="zh-CN" w:bidi="ar"/>
+        </w:rPr>
+        <w:t xml:space="preserve"> = </w:t>
+      </w:r>
+      <w:r>
+        <w:rPr>
+          <w:rFonts w:hint="default" w:ascii="FantasqueSansM Nerd Font" w:hAnsi="FantasqueSansM Nerd Font" w:eastAsia="FantasqueSansM Nerd Font" w:cs="FantasqueSansM Nerd Font"/>
+          <w:b w:val="0"/>
+          <w:bCs w:val="0"/>
+          <w:color w:val="B5CEA8"/>
+          <w:kern w:val="0"/>
+          <w:sz w:val="24"/>
+          <w:szCs w:val="24"/>
+          <w:shd w:val="clear" w:fill="1E1E1E"/>
+          <w:lang w:val="en-US" w:eastAsia="zh-CN" w:bidi="ar"/>
+        </w:rPr>
+        <w:t>0.5</w:t>
+      </w:r>
+    </w:p>
+    <w:p>
+      <w:pPr>
+        <w:keepNext w:val="0"/>
+        <w:keepLines w:val="0"/>
+        <w:widowControl/>
+        <w:suppressLineNumbers w:val="0"/>
+        <w:shd w:val="clear" w:fill="1E1E1E"/>
+        <w:spacing w:line="190" w:lineRule="atLeast"/>
+        <w:jc w:val="left"/>
+        <w:rPr>
+          <w:sz w:val="24"/>
+          <w:szCs w:val="24"/>
+        </w:rPr>
+      </w:pPr>
+      <w:r>
+        <w:rPr>
+          <w:rFonts w:hint="default" w:ascii="FantasqueSansM Nerd Font" w:hAnsi="FantasqueSansM Nerd Font" w:eastAsia="FantasqueSansM Nerd Font" w:cs="FantasqueSansM Nerd Font"/>
+          <w:b w:val="0"/>
+          <w:bCs w:val="0"/>
+          <w:color w:val="9CDCFE"/>
+          <w:kern w:val="0"/>
+          <w:sz w:val="24"/>
+          <w:szCs w:val="24"/>
+          <w:shd w:val="clear" w:fill="1E1E1E"/>
+          <w:lang w:val="en-US" w:eastAsia="zh-CN" w:bidi="ar"/>
+        </w:rPr>
+        <w:t>max_epochs</w:t>
+      </w:r>
+      <w:r>
+        <w:rPr>
+          <w:rFonts w:hint="default" w:ascii="FantasqueSansM Nerd Font" w:hAnsi="FantasqueSansM Nerd Font" w:eastAsia="FantasqueSansM Nerd Font" w:cs="FantasqueSansM Nerd Font"/>
+          <w:b w:val="0"/>
+          <w:bCs w:val="0"/>
+          <w:color w:val="D4D4D4"/>
+          <w:kern w:val="0"/>
+          <w:sz w:val="24"/>
+          <w:szCs w:val="24"/>
+          <w:shd w:val="clear" w:fill="1E1E1E"/>
+          <w:lang w:val="en-US" w:eastAsia="zh-CN" w:bidi="ar"/>
+        </w:rPr>
+        <w:t xml:space="preserve"> = </w:t>
+      </w:r>
+      <w:r>
+        <w:rPr>
+          <w:rFonts w:hint="default" w:ascii="FantasqueSansM Nerd Font" w:hAnsi="FantasqueSansM Nerd Font" w:eastAsia="FantasqueSansM Nerd Font" w:cs="FantasqueSansM Nerd Font"/>
+          <w:b w:val="0"/>
+          <w:bCs w:val="0"/>
+          <w:color w:val="B5CEA8"/>
+          <w:kern w:val="0"/>
+          <w:sz w:val="24"/>
+          <w:szCs w:val="24"/>
+          <w:shd w:val="clear" w:fill="1E1E1E"/>
+          <w:lang w:val="en-US" w:eastAsia="zh-CN" w:bidi="ar"/>
+        </w:rPr>
+        <w:t>100000</w:t>
+      </w:r>
+    </w:p>
+    <w:p>
+      <w:pPr>
+        <w:keepNext w:val="0"/>
+        <w:keepLines w:val="0"/>
+        <w:widowControl/>
+        <w:suppressLineNumbers w:val="0"/>
+        <w:shd w:val="clear" w:fill="1E1E1E"/>
+        <w:spacing w:line="190" w:lineRule="atLeast"/>
+        <w:jc w:val="left"/>
+        <w:rPr>
+          <w:rFonts w:hint="default" w:ascii="FantasqueSansM Nerd Font" w:hAnsi="FantasqueSansM Nerd Font" w:eastAsia="FantasqueSansM Nerd Font" w:cs="FantasqueSansM Nerd Font"/>
+          <w:b w:val="0"/>
+          <w:bCs w:val="0"/>
+          <w:color w:val="D4D4D4"/>
+          <w:sz w:val="24"/>
+          <w:szCs w:val="24"/>
+        </w:rPr>
+      </w:pPr>
+      <w:r>
+        <w:rPr>
+          <w:rFonts w:hint="default" w:ascii="FantasqueSansM Nerd Font" w:hAnsi="FantasqueSansM Nerd Font" w:eastAsia="FantasqueSansM Nerd Font" w:cs="FantasqueSansM Nerd Font"/>
+          <w:b w:val="0"/>
+          <w:bCs w:val="0"/>
+          <w:color w:val="4EC9B0"/>
+          <w:kern w:val="0"/>
+          <w:sz w:val="24"/>
+          <w:szCs w:val="24"/>
+          <w:shd w:val="clear" w:fill="1E1E1E"/>
+          <w:lang w:val="en-US" w:eastAsia="zh-CN" w:bidi="ar"/>
+        </w:rPr>
+        <w:t>np</w:t>
+      </w:r>
+      <w:r>
+        <w:rPr>
+          <w:rFonts w:hint="default" w:ascii="FantasqueSansM Nerd Font" w:hAnsi="FantasqueSansM Nerd Font" w:eastAsia="FantasqueSansM Nerd Font" w:cs="FantasqueSansM Nerd Font"/>
+          <w:b w:val="0"/>
+          <w:bCs w:val="0"/>
+          <w:color w:val="D4D4D4"/>
+          <w:kern w:val="0"/>
+          <w:sz w:val="24"/>
+          <w:szCs w:val="24"/>
+          <w:shd w:val="clear" w:fill="1E1E1E"/>
+          <w:lang w:val="en-US" w:eastAsia="zh-CN" w:bidi="ar"/>
+        </w:rPr>
+        <w:t>.</w:t>
+      </w:r>
+      <w:r>
+        <w:rPr>
+          <w:rFonts w:hint="default" w:ascii="FantasqueSansM Nerd Font" w:hAnsi="FantasqueSansM Nerd Font" w:eastAsia="FantasqueSansM Nerd Font" w:cs="FantasqueSansM Nerd Font"/>
+          <w:b w:val="0"/>
+          <w:bCs w:val="0"/>
+          <w:color w:val="4EC9B0"/>
+          <w:kern w:val="0"/>
+          <w:sz w:val="24"/>
+          <w:szCs w:val="24"/>
+          <w:shd w:val="clear" w:fill="1E1E1E"/>
+          <w:lang w:val="en-US" w:eastAsia="zh-CN" w:bidi="ar"/>
+        </w:rPr>
+        <w:t>random</w:t>
+      </w:r>
+      <w:r>
+        <w:rPr>
+          <w:rFonts w:hint="default" w:ascii="FantasqueSansM Nerd Font" w:hAnsi="FantasqueSansM Nerd Font" w:eastAsia="FantasqueSansM Nerd Font" w:cs="FantasqueSansM Nerd Font"/>
+          <w:b w:val="0"/>
+          <w:bCs w:val="0"/>
+          <w:color w:val="D4D4D4"/>
+          <w:kern w:val="0"/>
+          <w:sz w:val="24"/>
+          <w:szCs w:val="24"/>
+          <w:shd w:val="clear" w:fill="1E1E1E"/>
+          <w:lang w:val="en-US" w:eastAsia="zh-CN" w:bidi="ar"/>
+        </w:rPr>
+        <w:t>.</w:t>
+      </w:r>
+      <w:r>
+        <w:rPr>
+          <w:rFonts w:hint="default" w:ascii="FantasqueSansM Nerd Font" w:hAnsi="FantasqueSansM Nerd Font" w:eastAsia="FantasqueSansM Nerd Font" w:cs="FantasqueSansM Nerd Font"/>
+          <w:b w:val="0"/>
+          <w:bCs w:val="0"/>
+          <w:color w:val="9CDCFE"/>
+          <w:kern w:val="0"/>
+          <w:sz w:val="24"/>
+          <w:szCs w:val="24"/>
+          <w:shd w:val="clear" w:fill="1E1E1E"/>
+          <w:lang w:val="en-US" w:eastAsia="zh-CN" w:bidi="ar"/>
+        </w:rPr>
+        <w:t>seed</w:t>
+      </w:r>
+      <w:r>
+        <w:rPr>
+          <w:rFonts w:hint="default" w:ascii="FantasqueSansM Nerd Font" w:hAnsi="FantasqueSansM Nerd Font" w:eastAsia="FantasqueSansM Nerd Font" w:cs="FantasqueSansM Nerd Font"/>
+          <w:b w:val="0"/>
+          <w:bCs w:val="0"/>
+          <w:color w:val="D4D4D4"/>
+          <w:kern w:val="0"/>
+          <w:sz w:val="24"/>
+          <w:szCs w:val="24"/>
+          <w:shd w:val="clear" w:fill="1E1E1E"/>
+          <w:lang w:val="en-US" w:eastAsia="zh-CN" w:bidi="ar"/>
+        </w:rPr>
+        <w:t>(</w:t>
+      </w:r>
+      <w:r>
+        <w:rPr>
+          <w:rFonts w:hint="default" w:ascii="FantasqueSansM Nerd Font" w:hAnsi="FantasqueSansM Nerd Font" w:eastAsia="FantasqueSansM Nerd Font" w:cs="FantasqueSansM Nerd Font"/>
+          <w:b w:val="0"/>
+          <w:bCs w:val="0"/>
+          <w:color w:val="B5CEA8"/>
+          <w:kern w:val="0"/>
+          <w:sz w:val="24"/>
+          <w:szCs w:val="24"/>
+          <w:shd w:val="clear" w:fill="1E1E1E"/>
+          <w:lang w:val="en-US" w:eastAsia="zh-CN" w:bidi="ar"/>
+        </w:rPr>
+        <w:t>42</w:t>
+      </w:r>
+      <w:r>
+        <w:rPr>
+          <w:rFonts w:hint="default" w:ascii="FantasqueSansM Nerd Font" w:hAnsi="FantasqueSansM Nerd Font" w:eastAsia="FantasqueSansM Nerd Font" w:cs="FantasqueSansM Nerd Font"/>
+          <w:b w:val="0"/>
+          <w:bCs w:val="0"/>
+          <w:color w:val="D4D4D4"/>
+          <w:kern w:val="0"/>
+          <w:sz w:val="24"/>
+          <w:szCs w:val="24"/>
+          <w:shd w:val="clear" w:fill="1E1E1E"/>
+          <w:lang w:val="en-US" w:eastAsia="zh-CN" w:bidi="ar"/>
+        </w:rPr>
+        <w:t>)</w:t>
+      </w:r>
+    </w:p>
+    <w:p>
+      <w:pPr>
+        <w:keepNext w:val="0"/>
+        <w:keepLines w:val="0"/>
+        <w:widowControl/>
+        <w:suppressLineNumbers w:val="0"/>
+        <w:shd w:val="clear" w:fill="1E1E1E"/>
+        <w:spacing w:line="190" w:lineRule="atLeast"/>
+        <w:jc w:val="left"/>
+        <w:rPr>
+          <w:rFonts w:hint="default" w:ascii="FantasqueSansM Nerd Font" w:hAnsi="FantasqueSansM Nerd Font" w:eastAsia="FantasqueSansM Nerd Font" w:cs="FantasqueSansM Nerd Font"/>
+          <w:b w:val="0"/>
+          <w:bCs w:val="0"/>
+          <w:color w:val="D4D4D4"/>
+          <w:sz w:val="24"/>
+          <w:szCs w:val="24"/>
+        </w:rPr>
+      </w:pPr>
+      <w:r>
+        <w:rPr>
+          <w:rFonts w:hint="default" w:ascii="FantasqueSansM Nerd Font" w:hAnsi="FantasqueSansM Nerd Font" w:eastAsia="FantasqueSansM Nerd Font" w:cs="FantasqueSansM Nerd Font"/>
+          <w:b w:val="0"/>
+          <w:bCs w:val="0"/>
+          <w:color w:val="4FC1FF"/>
+          <w:kern w:val="0"/>
+          <w:sz w:val="24"/>
+          <w:szCs w:val="24"/>
+          <w:shd w:val="clear" w:fill="1E1E1E"/>
+          <w:lang w:val="en-US" w:eastAsia="zh-CN" w:bidi="ar"/>
+        </w:rPr>
+        <w:t>W1</w:t>
+      </w:r>
+      <w:r>
+        <w:rPr>
+          <w:rFonts w:hint="default" w:ascii="FantasqueSansM Nerd Font" w:hAnsi="FantasqueSansM Nerd Font" w:eastAsia="FantasqueSansM Nerd Font" w:cs="FantasqueSansM Nerd Font"/>
+          <w:b w:val="0"/>
+          <w:bCs w:val="0"/>
+          <w:color w:val="D4D4D4"/>
+          <w:kern w:val="0"/>
+          <w:sz w:val="24"/>
+          <w:szCs w:val="24"/>
+          <w:shd w:val="clear" w:fill="1E1E1E"/>
+          <w:lang w:val="en-US" w:eastAsia="zh-CN" w:bidi="ar"/>
+        </w:rPr>
+        <w:t xml:space="preserve"> = </w:t>
+      </w:r>
+      <w:r>
+        <w:rPr>
+          <w:rFonts w:hint="default" w:ascii="FantasqueSansM Nerd Font" w:hAnsi="FantasqueSansM Nerd Font" w:eastAsia="FantasqueSansM Nerd Font" w:cs="FantasqueSansM Nerd Font"/>
+          <w:b w:val="0"/>
+          <w:bCs w:val="0"/>
+          <w:color w:val="4EC9B0"/>
+          <w:kern w:val="0"/>
+          <w:sz w:val="24"/>
+          <w:szCs w:val="24"/>
+          <w:shd w:val="clear" w:fill="1E1E1E"/>
+          <w:lang w:val="en-US" w:eastAsia="zh-CN" w:bidi="ar"/>
+        </w:rPr>
+        <w:t>np</w:t>
+      </w:r>
+      <w:r>
+        <w:rPr>
+          <w:rFonts w:hint="default" w:ascii="FantasqueSansM Nerd Font" w:hAnsi="FantasqueSansM Nerd Font" w:eastAsia="FantasqueSansM Nerd Font" w:cs="FantasqueSansM Nerd Font"/>
+          <w:b w:val="0"/>
+          <w:bCs w:val="0"/>
+          <w:color w:val="D4D4D4"/>
+          <w:kern w:val="0"/>
+          <w:sz w:val="24"/>
+          <w:szCs w:val="24"/>
+          <w:shd w:val="clear" w:fill="1E1E1E"/>
+          <w:lang w:val="en-US" w:eastAsia="zh-CN" w:bidi="ar"/>
+        </w:rPr>
+        <w:t>.</w:t>
+      </w:r>
+      <w:r>
+        <w:rPr>
+          <w:rFonts w:hint="default" w:ascii="FantasqueSansM Nerd Font" w:hAnsi="FantasqueSansM Nerd Font" w:eastAsia="FantasqueSansM Nerd Font" w:cs="FantasqueSansM Nerd Font"/>
+          <w:b w:val="0"/>
+          <w:bCs w:val="0"/>
+          <w:color w:val="4EC9B0"/>
+          <w:kern w:val="0"/>
+          <w:sz w:val="24"/>
+          <w:szCs w:val="24"/>
+          <w:shd w:val="clear" w:fill="1E1E1E"/>
+          <w:lang w:val="en-US" w:eastAsia="zh-CN" w:bidi="ar"/>
+        </w:rPr>
+        <w:t>random</w:t>
+      </w:r>
+      <w:r>
+        <w:rPr>
+          <w:rFonts w:hint="default" w:ascii="FantasqueSansM Nerd Font" w:hAnsi="FantasqueSansM Nerd Font" w:eastAsia="FantasqueSansM Nerd Font" w:cs="FantasqueSansM Nerd Font"/>
+          <w:b w:val="0"/>
+          <w:bCs w:val="0"/>
+          <w:color w:val="D4D4D4"/>
+          <w:kern w:val="0"/>
+          <w:sz w:val="24"/>
+          <w:szCs w:val="24"/>
+          <w:shd w:val="clear" w:fill="1E1E1E"/>
+          <w:lang w:val="en-US" w:eastAsia="zh-CN" w:bidi="ar"/>
+        </w:rPr>
+        <w:t>.</w:t>
+      </w:r>
+      <w:r>
+        <w:rPr>
+          <w:rFonts w:hint="default" w:ascii="FantasqueSansM Nerd Font" w:hAnsi="FantasqueSansM Nerd Font" w:eastAsia="FantasqueSansM Nerd Font" w:cs="FantasqueSansM Nerd Font"/>
+          <w:b w:val="0"/>
+          <w:bCs w:val="0"/>
+          <w:color w:val="9CDCFE"/>
+          <w:kern w:val="0"/>
+          <w:sz w:val="24"/>
+          <w:szCs w:val="24"/>
+          <w:shd w:val="clear" w:fill="1E1E1E"/>
+          <w:lang w:val="en-US" w:eastAsia="zh-CN" w:bidi="ar"/>
+        </w:rPr>
+        <w:t>randn</w:t>
+      </w:r>
+      <w:r>
+        <w:rPr>
+          <w:rFonts w:hint="default" w:ascii="FantasqueSansM Nerd Font" w:hAnsi="FantasqueSansM Nerd Font" w:eastAsia="FantasqueSansM Nerd Font" w:cs="FantasqueSansM Nerd Font"/>
+          <w:b w:val="0"/>
+          <w:bCs w:val="0"/>
+          <w:color w:val="D4D4D4"/>
+          <w:kern w:val="0"/>
+          <w:sz w:val="24"/>
+          <w:szCs w:val="24"/>
+          <w:shd w:val="clear" w:fill="1E1E1E"/>
+          <w:lang w:val="en-US" w:eastAsia="zh-CN" w:bidi="ar"/>
+        </w:rPr>
+        <w:t>(</w:t>
+      </w:r>
+      <w:r>
+        <w:rPr>
+          <w:rFonts w:hint="default" w:ascii="FantasqueSansM Nerd Font" w:hAnsi="FantasqueSansM Nerd Font" w:eastAsia="FantasqueSansM Nerd Font" w:cs="FantasqueSansM Nerd Font"/>
+          <w:b w:val="0"/>
+          <w:bCs w:val="0"/>
+          <w:color w:val="9CDCFE"/>
+          <w:kern w:val="0"/>
+          <w:sz w:val="24"/>
+          <w:szCs w:val="24"/>
+          <w:shd w:val="clear" w:fill="1E1E1E"/>
+          <w:lang w:val="en-US" w:eastAsia="zh-CN" w:bidi="ar"/>
+        </w:rPr>
+        <w:t>hidden_size</w:t>
+      </w:r>
+      <w:r>
+        <w:rPr>
+          <w:rFonts w:hint="default" w:ascii="FantasqueSansM Nerd Font" w:hAnsi="FantasqueSansM Nerd Font" w:eastAsia="FantasqueSansM Nerd Font" w:cs="FantasqueSansM Nerd Font"/>
+          <w:b w:val="0"/>
+          <w:bCs w:val="0"/>
+          <w:color w:val="D4D4D4"/>
+          <w:kern w:val="0"/>
+          <w:sz w:val="24"/>
+          <w:szCs w:val="24"/>
+          <w:shd w:val="clear" w:fill="1E1E1E"/>
+          <w:lang w:val="en-US" w:eastAsia="zh-CN" w:bidi="ar"/>
+        </w:rPr>
+        <w:t xml:space="preserve">, </w:t>
+      </w:r>
+      <w:r>
+        <w:rPr>
+          <w:rFonts w:hint="default" w:ascii="FantasqueSansM Nerd Font" w:hAnsi="FantasqueSansM Nerd Font" w:eastAsia="FantasqueSansM Nerd Font" w:cs="FantasqueSansM Nerd Font"/>
+          <w:b w:val="0"/>
+          <w:bCs w:val="0"/>
+          <w:color w:val="9CDCFE"/>
+          <w:kern w:val="0"/>
+          <w:sz w:val="24"/>
+          <w:szCs w:val="24"/>
+          <w:shd w:val="clear" w:fill="1E1E1E"/>
+          <w:lang w:val="en-US" w:eastAsia="zh-CN" w:bidi="ar"/>
+        </w:rPr>
+        <w:t>input_size</w:t>
+      </w:r>
+      <w:r>
+        <w:rPr>
+          <w:rFonts w:hint="default" w:ascii="FantasqueSansM Nerd Font" w:hAnsi="FantasqueSansM Nerd Font" w:eastAsia="FantasqueSansM Nerd Font" w:cs="FantasqueSansM Nerd Font"/>
+          <w:b w:val="0"/>
+          <w:bCs w:val="0"/>
+          <w:color w:val="D4D4D4"/>
+          <w:kern w:val="0"/>
+          <w:sz w:val="24"/>
+          <w:szCs w:val="24"/>
+          <w:shd w:val="clear" w:fill="1E1E1E"/>
+          <w:lang w:val="en-US" w:eastAsia="zh-CN" w:bidi="ar"/>
+        </w:rPr>
+        <w:t xml:space="preserve">) </w:t>
+      </w:r>
+      <w:r>
+        <w:rPr>
+          <w:rFonts w:hint="default" w:ascii="FantasqueSansM Nerd Font" w:hAnsi="FantasqueSansM Nerd Font" w:eastAsia="FantasqueSansM Nerd Font" w:cs="FantasqueSansM Nerd Font"/>
+          <w:b w:val="0"/>
+          <w:bCs w:val="0"/>
+          <w:color w:val="DCDCAA"/>
+          <w:kern w:val="0"/>
+          <w:sz w:val="24"/>
+          <w:szCs w:val="24"/>
+          <w:shd w:val="clear" w:fill="1E1E1E"/>
+          <w:lang w:val="en-US" w:eastAsia="zh-CN" w:bidi="ar"/>
+        </w:rPr>
+        <w:t>*</w:t>
+      </w:r>
+      <w:r>
+        <w:rPr>
+          <w:rFonts w:hint="default" w:ascii="FantasqueSansM Nerd Font" w:hAnsi="FantasqueSansM Nerd Font" w:eastAsia="FantasqueSansM Nerd Font" w:cs="FantasqueSansM Nerd Font"/>
+          <w:b w:val="0"/>
+          <w:bCs w:val="0"/>
+          <w:color w:val="D4D4D4"/>
+          <w:kern w:val="0"/>
+          <w:sz w:val="24"/>
+          <w:szCs w:val="24"/>
+          <w:shd w:val="clear" w:fill="1E1E1E"/>
+          <w:lang w:val="en-US" w:eastAsia="zh-CN" w:bidi="ar"/>
+        </w:rPr>
+        <w:t xml:space="preserve"> </w:t>
+      </w:r>
+      <w:r>
+        <w:rPr>
+          <w:rFonts w:hint="default" w:ascii="FantasqueSansM Nerd Font" w:hAnsi="FantasqueSansM Nerd Font" w:eastAsia="FantasqueSansM Nerd Font" w:cs="FantasqueSansM Nerd Font"/>
+          <w:b w:val="0"/>
+          <w:bCs w:val="0"/>
+          <w:color w:val="B5CEA8"/>
+          <w:kern w:val="0"/>
+          <w:sz w:val="24"/>
+          <w:szCs w:val="24"/>
+          <w:shd w:val="clear" w:fill="1E1E1E"/>
+          <w:lang w:val="en-US" w:eastAsia="zh-CN" w:bidi="ar"/>
+        </w:rPr>
+        <w:t>0.5</w:t>
+      </w:r>
+    </w:p>
+    <w:p>
+      <w:pPr>
+        <w:keepNext w:val="0"/>
+        <w:keepLines w:val="0"/>
+        <w:widowControl/>
+        <w:suppressLineNumbers w:val="0"/>
+        <w:shd w:val="clear" w:fill="1E1E1E"/>
+        <w:spacing w:line="190" w:lineRule="atLeast"/>
+        <w:jc w:val="left"/>
+        <w:rPr>
+          <w:rFonts w:hint="default" w:ascii="FantasqueSansM Nerd Font" w:hAnsi="FantasqueSansM Nerd Font" w:eastAsia="FantasqueSansM Nerd Font" w:cs="FantasqueSansM Nerd Font"/>
+          <w:b w:val="0"/>
+          <w:bCs w:val="0"/>
+          <w:color w:val="D4D4D4"/>
+          <w:sz w:val="24"/>
+          <w:szCs w:val="24"/>
+        </w:rPr>
+      </w:pPr>
+      <w:r>
+        <w:rPr>
+          <w:rFonts w:hint="default" w:ascii="FantasqueSansM Nerd Font" w:hAnsi="FantasqueSansM Nerd Font" w:eastAsia="FantasqueSansM Nerd Font" w:cs="FantasqueSansM Nerd Font"/>
+          <w:b w:val="0"/>
+          <w:bCs w:val="0"/>
+          <w:color w:val="9CDCFE"/>
+          <w:kern w:val="0"/>
+          <w:sz w:val="24"/>
+          <w:szCs w:val="24"/>
+          <w:shd w:val="clear" w:fill="1E1E1E"/>
+          <w:lang w:val="en-US" w:eastAsia="zh-CN" w:bidi="ar"/>
+        </w:rPr>
+        <w:t>b1</w:t>
+      </w:r>
+      <w:r>
+        <w:rPr>
+          <w:rFonts w:hint="default" w:ascii="FantasqueSansM Nerd Font" w:hAnsi="FantasqueSansM Nerd Font" w:eastAsia="FantasqueSansM Nerd Font" w:cs="FantasqueSansM Nerd Font"/>
+          <w:b w:val="0"/>
+          <w:bCs w:val="0"/>
+          <w:color w:val="D4D4D4"/>
+          <w:kern w:val="0"/>
+          <w:sz w:val="24"/>
+          <w:szCs w:val="24"/>
+          <w:shd w:val="clear" w:fill="1E1E1E"/>
+          <w:lang w:val="en-US" w:eastAsia="zh-CN" w:bidi="ar"/>
+        </w:rPr>
+        <w:t xml:space="preserve"> = </w:t>
+      </w:r>
+      <w:r>
+        <w:rPr>
+          <w:rFonts w:hint="default" w:ascii="FantasqueSansM Nerd Font" w:hAnsi="FantasqueSansM Nerd Font" w:eastAsia="FantasqueSansM Nerd Font" w:cs="FantasqueSansM Nerd Font"/>
+          <w:b w:val="0"/>
+          <w:bCs w:val="0"/>
+          <w:color w:val="4EC9B0"/>
+          <w:kern w:val="0"/>
+          <w:sz w:val="24"/>
+          <w:szCs w:val="24"/>
+          <w:shd w:val="clear" w:fill="1E1E1E"/>
+          <w:lang w:val="en-US" w:eastAsia="zh-CN" w:bidi="ar"/>
+        </w:rPr>
+        <w:t>np</w:t>
+      </w:r>
+      <w:r>
+        <w:rPr>
+          <w:rFonts w:hint="default" w:ascii="FantasqueSansM Nerd Font" w:hAnsi="FantasqueSansM Nerd Font" w:eastAsia="FantasqueSansM Nerd Font" w:cs="FantasqueSansM Nerd Font"/>
+          <w:b w:val="0"/>
+          <w:bCs w:val="0"/>
+          <w:color w:val="D4D4D4"/>
+          <w:kern w:val="0"/>
+          <w:sz w:val="24"/>
+          <w:szCs w:val="24"/>
+          <w:shd w:val="clear" w:fill="1E1E1E"/>
+          <w:lang w:val="en-US" w:eastAsia="zh-CN" w:bidi="ar"/>
+        </w:rPr>
+        <w:t>.</w:t>
+      </w:r>
+      <w:r>
+        <w:rPr>
+          <w:rFonts w:hint="default" w:ascii="FantasqueSansM Nerd Font" w:hAnsi="FantasqueSansM Nerd Font" w:eastAsia="FantasqueSansM Nerd Font" w:cs="FantasqueSansM Nerd Font"/>
+          <w:b w:val="0"/>
+          <w:bCs w:val="0"/>
+          <w:color w:val="9CDCFE"/>
+          <w:kern w:val="0"/>
+          <w:sz w:val="24"/>
+          <w:szCs w:val="24"/>
+          <w:shd w:val="clear" w:fill="1E1E1E"/>
+          <w:lang w:val="en-US" w:eastAsia="zh-CN" w:bidi="ar"/>
+        </w:rPr>
+        <w:t>zeros</w:t>
+      </w:r>
+      <w:r>
+        <w:rPr>
+          <w:rFonts w:hint="default" w:ascii="FantasqueSansM Nerd Font" w:hAnsi="FantasqueSansM Nerd Font" w:eastAsia="FantasqueSansM Nerd Font" w:cs="FantasqueSansM Nerd Font"/>
+          <w:b w:val="0"/>
+          <w:bCs w:val="0"/>
+          <w:color w:val="D4D4D4"/>
+          <w:kern w:val="0"/>
+          <w:sz w:val="24"/>
+          <w:szCs w:val="24"/>
+          <w:shd w:val="clear" w:fill="1E1E1E"/>
+          <w:lang w:val="en-US" w:eastAsia="zh-CN" w:bidi="ar"/>
+        </w:rPr>
+        <w:t>((</w:t>
+      </w:r>
+      <w:r>
+        <w:rPr>
+          <w:rFonts w:hint="default" w:ascii="FantasqueSansM Nerd Font" w:hAnsi="FantasqueSansM Nerd Font" w:eastAsia="FantasqueSansM Nerd Font" w:cs="FantasqueSansM Nerd Font"/>
+          <w:b w:val="0"/>
+          <w:bCs w:val="0"/>
+          <w:color w:val="9CDCFE"/>
+          <w:kern w:val="0"/>
+          <w:sz w:val="24"/>
+          <w:szCs w:val="24"/>
+          <w:shd w:val="clear" w:fill="1E1E1E"/>
+          <w:lang w:val="en-US" w:eastAsia="zh-CN" w:bidi="ar"/>
+        </w:rPr>
+        <w:t>hidden_size</w:t>
+      </w:r>
+      <w:r>
+        <w:rPr>
+          <w:rFonts w:hint="default" w:ascii="FantasqueSansM Nerd Font" w:hAnsi="FantasqueSansM Nerd Font" w:eastAsia="FantasqueSansM Nerd Font" w:cs="FantasqueSansM Nerd Font"/>
+          <w:b w:val="0"/>
+          <w:bCs w:val="0"/>
+          <w:color w:val="D4D4D4"/>
+          <w:kern w:val="0"/>
+          <w:sz w:val="24"/>
+          <w:szCs w:val="24"/>
+          <w:shd w:val="clear" w:fill="1E1E1E"/>
+          <w:lang w:val="en-US" w:eastAsia="zh-CN" w:bidi="ar"/>
+        </w:rPr>
+        <w:t xml:space="preserve">, </w:t>
+      </w:r>
+      <w:r>
+        <w:rPr>
+          <w:rFonts w:hint="default" w:ascii="FantasqueSansM Nerd Font" w:hAnsi="FantasqueSansM Nerd Font" w:eastAsia="FantasqueSansM Nerd Font" w:cs="FantasqueSansM Nerd Font"/>
+          <w:b w:val="0"/>
+          <w:bCs w:val="0"/>
+          <w:color w:val="B5CEA8"/>
+          <w:kern w:val="0"/>
+          <w:sz w:val="24"/>
+          <w:szCs w:val="24"/>
+          <w:shd w:val="clear" w:fill="1E1E1E"/>
+          <w:lang w:val="en-US" w:eastAsia="zh-CN" w:bidi="ar"/>
+        </w:rPr>
+        <w:t>1</w:t>
+      </w:r>
+      <w:r>
+        <w:rPr>
+          <w:rFonts w:hint="default" w:ascii="FantasqueSansM Nerd Font" w:hAnsi="FantasqueSansM Nerd Font" w:eastAsia="FantasqueSansM Nerd Font" w:cs="FantasqueSansM Nerd Font"/>
+          <w:b w:val="0"/>
+          <w:bCs w:val="0"/>
+          <w:color w:val="D4D4D4"/>
+          <w:kern w:val="0"/>
+          <w:sz w:val="24"/>
+          <w:szCs w:val="24"/>
+          <w:shd w:val="clear" w:fill="1E1E1E"/>
+          <w:lang w:val="en-US" w:eastAsia="zh-CN" w:bidi="ar"/>
+        </w:rPr>
+        <w:t>))</w:t>
+      </w:r>
+    </w:p>
+    <w:p>
+      <w:pPr>
+        <w:keepNext w:val="0"/>
+        <w:keepLines w:val="0"/>
+        <w:widowControl/>
+        <w:suppressLineNumbers w:val="0"/>
+        <w:shd w:val="clear" w:fill="1E1E1E"/>
+        <w:spacing w:line="190" w:lineRule="atLeast"/>
+        <w:jc w:val="left"/>
+        <w:rPr>
+          <w:rFonts w:hint="default" w:ascii="FantasqueSansM Nerd Font" w:hAnsi="FantasqueSansM Nerd Font" w:eastAsia="FantasqueSansM Nerd Font" w:cs="FantasqueSansM Nerd Font"/>
+          <w:b w:val="0"/>
+          <w:bCs w:val="0"/>
+          <w:color w:val="D4D4D4"/>
+          <w:sz w:val="24"/>
+          <w:szCs w:val="24"/>
+        </w:rPr>
+      </w:pPr>
+      <w:r>
+        <w:rPr>
+          <w:rFonts w:hint="default" w:ascii="FantasqueSansM Nerd Font" w:hAnsi="FantasqueSansM Nerd Font" w:eastAsia="FantasqueSansM Nerd Font" w:cs="FantasqueSansM Nerd Font"/>
+          <w:b w:val="0"/>
+          <w:bCs w:val="0"/>
+          <w:color w:val="4FC1FF"/>
+          <w:kern w:val="0"/>
+          <w:sz w:val="24"/>
+          <w:szCs w:val="24"/>
+          <w:shd w:val="clear" w:fill="1E1E1E"/>
+          <w:lang w:val="en-US" w:eastAsia="zh-CN" w:bidi="ar"/>
+        </w:rPr>
+        <w:t>W2</w:t>
+      </w:r>
+      <w:r>
+        <w:rPr>
+          <w:rFonts w:hint="default" w:ascii="FantasqueSansM Nerd Font" w:hAnsi="FantasqueSansM Nerd Font" w:eastAsia="FantasqueSansM Nerd Font" w:cs="FantasqueSansM Nerd Font"/>
+          <w:b w:val="0"/>
+          <w:bCs w:val="0"/>
+          <w:color w:val="D4D4D4"/>
+          <w:kern w:val="0"/>
+          <w:sz w:val="24"/>
+          <w:szCs w:val="24"/>
+          <w:shd w:val="clear" w:fill="1E1E1E"/>
+          <w:lang w:val="en-US" w:eastAsia="zh-CN" w:bidi="ar"/>
+        </w:rPr>
+        <w:t xml:space="preserve"> = </w:t>
+      </w:r>
+      <w:r>
+        <w:rPr>
+          <w:rFonts w:hint="default" w:ascii="FantasqueSansM Nerd Font" w:hAnsi="FantasqueSansM Nerd Font" w:eastAsia="FantasqueSansM Nerd Font" w:cs="FantasqueSansM Nerd Font"/>
+          <w:b w:val="0"/>
+          <w:bCs w:val="0"/>
+          <w:color w:val="4EC9B0"/>
+          <w:kern w:val="0"/>
+          <w:sz w:val="24"/>
+          <w:szCs w:val="24"/>
+          <w:shd w:val="clear" w:fill="1E1E1E"/>
+          <w:lang w:val="en-US" w:eastAsia="zh-CN" w:bidi="ar"/>
+        </w:rPr>
+        <w:t>np</w:t>
+      </w:r>
+      <w:r>
+        <w:rPr>
+          <w:rFonts w:hint="default" w:ascii="FantasqueSansM Nerd Font" w:hAnsi="FantasqueSansM Nerd Font" w:eastAsia="FantasqueSansM Nerd Font" w:cs="FantasqueSansM Nerd Font"/>
+          <w:b w:val="0"/>
+          <w:bCs w:val="0"/>
+          <w:color w:val="D4D4D4"/>
+          <w:kern w:val="0"/>
+          <w:sz w:val="24"/>
+          <w:szCs w:val="24"/>
+          <w:shd w:val="clear" w:fill="1E1E1E"/>
+          <w:lang w:val="en-US" w:eastAsia="zh-CN" w:bidi="ar"/>
+        </w:rPr>
+        <w:t>.</w:t>
+      </w:r>
+      <w:r>
+        <w:rPr>
+          <w:rFonts w:hint="default" w:ascii="FantasqueSansM Nerd Font" w:hAnsi="FantasqueSansM Nerd Font" w:eastAsia="FantasqueSansM Nerd Font" w:cs="FantasqueSansM Nerd Font"/>
+          <w:b w:val="0"/>
+          <w:bCs w:val="0"/>
+          <w:color w:val="4EC9B0"/>
+          <w:kern w:val="0"/>
+          <w:sz w:val="24"/>
+          <w:szCs w:val="24"/>
+          <w:shd w:val="clear" w:fill="1E1E1E"/>
+          <w:lang w:val="en-US" w:eastAsia="zh-CN" w:bidi="ar"/>
+        </w:rPr>
+        <w:t>random</w:t>
+      </w:r>
+      <w:r>
+        <w:rPr>
+          <w:rFonts w:hint="default" w:ascii="FantasqueSansM Nerd Font" w:hAnsi="FantasqueSansM Nerd Font" w:eastAsia="FantasqueSansM Nerd Font" w:cs="FantasqueSansM Nerd Font"/>
+          <w:b w:val="0"/>
+          <w:bCs w:val="0"/>
+          <w:color w:val="D4D4D4"/>
+          <w:kern w:val="0"/>
+          <w:sz w:val="24"/>
+          <w:szCs w:val="24"/>
+          <w:shd w:val="clear" w:fill="1E1E1E"/>
+          <w:lang w:val="en-US" w:eastAsia="zh-CN" w:bidi="ar"/>
+        </w:rPr>
+        <w:t>.</w:t>
+      </w:r>
+      <w:r>
+        <w:rPr>
+          <w:rFonts w:hint="default" w:ascii="FantasqueSansM Nerd Font" w:hAnsi="FantasqueSansM Nerd Font" w:eastAsia="FantasqueSansM Nerd Font" w:cs="FantasqueSansM Nerd Font"/>
+          <w:b w:val="0"/>
+          <w:bCs w:val="0"/>
+          <w:color w:val="9CDCFE"/>
+          <w:kern w:val="0"/>
+          <w:sz w:val="24"/>
+          <w:szCs w:val="24"/>
+          <w:shd w:val="clear" w:fill="1E1E1E"/>
+          <w:lang w:val="en-US" w:eastAsia="zh-CN" w:bidi="ar"/>
+        </w:rPr>
+        <w:t>randn</w:t>
+      </w:r>
+      <w:r>
+        <w:rPr>
+          <w:rFonts w:hint="default" w:ascii="FantasqueSansM Nerd Font" w:hAnsi="FantasqueSansM Nerd Font" w:eastAsia="FantasqueSansM Nerd Font" w:cs="FantasqueSansM Nerd Font"/>
+          <w:b w:val="0"/>
+          <w:bCs w:val="0"/>
+          <w:color w:val="D4D4D4"/>
+          <w:kern w:val="0"/>
+          <w:sz w:val="24"/>
+          <w:szCs w:val="24"/>
+          <w:shd w:val="clear" w:fill="1E1E1E"/>
+          <w:lang w:val="en-US" w:eastAsia="zh-CN" w:bidi="ar"/>
+        </w:rPr>
+        <w:t>(</w:t>
+      </w:r>
+      <w:r>
+        <w:rPr>
+          <w:rFonts w:hint="default" w:ascii="FantasqueSansM Nerd Font" w:hAnsi="FantasqueSansM Nerd Font" w:eastAsia="FantasqueSansM Nerd Font" w:cs="FantasqueSansM Nerd Font"/>
+          <w:b w:val="0"/>
+          <w:bCs w:val="0"/>
+          <w:color w:val="9CDCFE"/>
+          <w:kern w:val="0"/>
+          <w:sz w:val="24"/>
+          <w:szCs w:val="24"/>
+          <w:shd w:val="clear" w:fill="1E1E1E"/>
+          <w:lang w:val="en-US" w:eastAsia="zh-CN" w:bidi="ar"/>
+        </w:rPr>
+        <w:t>output_size</w:t>
+      </w:r>
+      <w:r>
+        <w:rPr>
+          <w:rFonts w:hint="default" w:ascii="FantasqueSansM Nerd Font" w:hAnsi="FantasqueSansM Nerd Font" w:eastAsia="FantasqueSansM Nerd Font" w:cs="FantasqueSansM Nerd Font"/>
+          <w:b w:val="0"/>
+          <w:bCs w:val="0"/>
+          <w:color w:val="D4D4D4"/>
+          <w:kern w:val="0"/>
+          <w:sz w:val="24"/>
+          <w:szCs w:val="24"/>
+          <w:shd w:val="clear" w:fill="1E1E1E"/>
+          <w:lang w:val="en-US" w:eastAsia="zh-CN" w:bidi="ar"/>
+        </w:rPr>
+        <w:t xml:space="preserve">, </w:t>
+      </w:r>
+      <w:r>
+        <w:rPr>
+          <w:rFonts w:hint="default" w:ascii="FantasqueSansM Nerd Font" w:hAnsi="FantasqueSansM Nerd Font" w:eastAsia="FantasqueSansM Nerd Font" w:cs="FantasqueSansM Nerd Font"/>
+          <w:b w:val="0"/>
+          <w:bCs w:val="0"/>
+          <w:color w:val="9CDCFE"/>
+          <w:kern w:val="0"/>
+          <w:sz w:val="24"/>
+          <w:szCs w:val="24"/>
+          <w:shd w:val="clear" w:fill="1E1E1E"/>
+          <w:lang w:val="en-US" w:eastAsia="zh-CN" w:bidi="ar"/>
+        </w:rPr>
+        <w:t>hidden_size</w:t>
+      </w:r>
+      <w:r>
+        <w:rPr>
+          <w:rFonts w:hint="default" w:ascii="FantasqueSansM Nerd Font" w:hAnsi="FantasqueSansM Nerd Font" w:eastAsia="FantasqueSansM Nerd Font" w:cs="FantasqueSansM Nerd Font"/>
+          <w:b w:val="0"/>
+          <w:bCs w:val="0"/>
+          <w:color w:val="D4D4D4"/>
+          <w:kern w:val="0"/>
+          <w:sz w:val="24"/>
+          <w:szCs w:val="24"/>
+          <w:shd w:val="clear" w:fill="1E1E1E"/>
+          <w:lang w:val="en-US" w:eastAsia="zh-CN" w:bidi="ar"/>
+        </w:rPr>
+        <w:t xml:space="preserve">) </w:t>
+      </w:r>
+      <w:r>
+        <w:rPr>
+          <w:rFonts w:hint="default" w:ascii="FantasqueSansM Nerd Font" w:hAnsi="FantasqueSansM Nerd Font" w:eastAsia="FantasqueSansM Nerd Font" w:cs="FantasqueSansM Nerd Font"/>
+          <w:b w:val="0"/>
+          <w:bCs w:val="0"/>
+          <w:color w:val="DCDCAA"/>
+          <w:kern w:val="0"/>
+          <w:sz w:val="24"/>
+          <w:szCs w:val="24"/>
+          <w:shd w:val="clear" w:fill="1E1E1E"/>
+          <w:lang w:val="en-US" w:eastAsia="zh-CN" w:bidi="ar"/>
+        </w:rPr>
+        <w:t>*</w:t>
+      </w:r>
+      <w:r>
+        <w:rPr>
+          <w:rFonts w:hint="default" w:ascii="FantasqueSansM Nerd Font" w:hAnsi="FantasqueSansM Nerd Font" w:eastAsia="FantasqueSansM Nerd Font" w:cs="FantasqueSansM Nerd Font"/>
+          <w:b w:val="0"/>
+          <w:bCs w:val="0"/>
+          <w:color w:val="D4D4D4"/>
+          <w:kern w:val="0"/>
+          <w:sz w:val="24"/>
+          <w:szCs w:val="24"/>
+          <w:shd w:val="clear" w:fill="1E1E1E"/>
+          <w:lang w:val="en-US" w:eastAsia="zh-CN" w:bidi="ar"/>
+        </w:rPr>
+        <w:t xml:space="preserve"> </w:t>
+      </w:r>
+      <w:r>
+        <w:rPr>
+          <w:rFonts w:hint="default" w:ascii="FantasqueSansM Nerd Font" w:hAnsi="FantasqueSansM Nerd Font" w:eastAsia="FantasqueSansM Nerd Font" w:cs="FantasqueSansM Nerd Font"/>
+          <w:b w:val="0"/>
+          <w:bCs w:val="0"/>
+          <w:color w:val="B5CEA8"/>
+          <w:kern w:val="0"/>
+          <w:sz w:val="24"/>
+          <w:szCs w:val="24"/>
+          <w:shd w:val="clear" w:fill="1E1E1E"/>
+          <w:lang w:val="en-US" w:eastAsia="zh-CN" w:bidi="ar"/>
+        </w:rPr>
+        <w:t>0.5</w:t>
+      </w:r>
+    </w:p>
+    <w:p>
+      <w:pPr>
+        <w:keepNext w:val="0"/>
+        <w:keepLines w:val="0"/>
+        <w:widowControl/>
+        <w:suppressLineNumbers w:val="0"/>
+        <w:shd w:val="clear" w:fill="1E1E1E"/>
+        <w:spacing w:line="190" w:lineRule="atLeast"/>
+        <w:jc w:val="left"/>
+        <w:rPr>
+          <w:sz w:val="24"/>
+          <w:szCs w:val="24"/>
+        </w:rPr>
+      </w:pPr>
+      <w:r>
+        <w:rPr>
+          <w:rFonts w:hint="default" w:ascii="FantasqueSansM Nerd Font" w:hAnsi="FantasqueSansM Nerd Font" w:eastAsia="FantasqueSansM Nerd Font" w:cs="FantasqueSansM Nerd Font"/>
+          <w:b w:val="0"/>
+          <w:bCs w:val="0"/>
+          <w:color w:val="9CDCFE"/>
+          <w:kern w:val="0"/>
+          <w:sz w:val="24"/>
+          <w:szCs w:val="24"/>
+          <w:shd w:val="clear" w:fill="1E1E1E"/>
+          <w:lang w:val="en-US" w:eastAsia="zh-CN" w:bidi="ar"/>
+        </w:rPr>
+        <w:t>b2</w:t>
+      </w:r>
+      <w:r>
+        <w:rPr>
+          <w:rFonts w:hint="default" w:ascii="FantasqueSansM Nerd Font" w:hAnsi="FantasqueSansM Nerd Font" w:eastAsia="FantasqueSansM Nerd Font" w:cs="FantasqueSansM Nerd Font"/>
+          <w:b w:val="0"/>
+          <w:bCs w:val="0"/>
+          <w:color w:val="D4D4D4"/>
+          <w:kern w:val="0"/>
+          <w:sz w:val="24"/>
+          <w:szCs w:val="24"/>
+          <w:shd w:val="clear" w:fill="1E1E1E"/>
+          <w:lang w:val="en-US" w:eastAsia="zh-CN" w:bidi="ar"/>
+        </w:rPr>
+        <w:t xml:space="preserve"> = </w:t>
+      </w:r>
+      <w:r>
+        <w:rPr>
+          <w:rFonts w:hint="default" w:ascii="FantasqueSansM Nerd Font" w:hAnsi="FantasqueSansM Nerd Font" w:eastAsia="FantasqueSansM Nerd Font" w:cs="FantasqueSansM Nerd Font"/>
+          <w:b w:val="0"/>
+          <w:bCs w:val="0"/>
+          <w:color w:val="4EC9B0"/>
+          <w:kern w:val="0"/>
+          <w:sz w:val="24"/>
+          <w:szCs w:val="24"/>
+          <w:shd w:val="clear" w:fill="1E1E1E"/>
+          <w:lang w:val="en-US" w:eastAsia="zh-CN" w:bidi="ar"/>
+        </w:rPr>
+        <w:t>np</w:t>
+      </w:r>
+      <w:r>
+        <w:rPr>
+          <w:rFonts w:hint="default" w:ascii="FantasqueSansM Nerd Font" w:hAnsi="FantasqueSansM Nerd Font" w:eastAsia="FantasqueSansM Nerd Font" w:cs="FantasqueSansM Nerd Font"/>
+          <w:b w:val="0"/>
+          <w:bCs w:val="0"/>
+          <w:color w:val="D4D4D4"/>
+          <w:kern w:val="0"/>
+          <w:sz w:val="24"/>
+          <w:szCs w:val="24"/>
+          <w:shd w:val="clear" w:fill="1E1E1E"/>
+          <w:lang w:val="en-US" w:eastAsia="zh-CN" w:bidi="ar"/>
+        </w:rPr>
+        <w:t>.</w:t>
+      </w:r>
+      <w:r>
+        <w:rPr>
+          <w:rFonts w:hint="default" w:ascii="FantasqueSansM Nerd Font" w:hAnsi="FantasqueSansM Nerd Font" w:eastAsia="FantasqueSansM Nerd Font" w:cs="FantasqueSansM Nerd Font"/>
+          <w:b w:val="0"/>
+          <w:bCs w:val="0"/>
+          <w:color w:val="9CDCFE"/>
+          <w:kern w:val="0"/>
+          <w:sz w:val="24"/>
+          <w:szCs w:val="24"/>
+          <w:shd w:val="clear" w:fill="1E1E1E"/>
+          <w:lang w:val="en-US" w:eastAsia="zh-CN" w:bidi="ar"/>
+        </w:rPr>
+        <w:t>zeros</w:t>
+      </w:r>
+      <w:r>
+        <w:rPr>
+          <w:rFonts w:hint="default" w:ascii="FantasqueSansM Nerd Font" w:hAnsi="FantasqueSansM Nerd Font" w:eastAsia="FantasqueSansM Nerd Font" w:cs="FantasqueSansM Nerd Font"/>
+          <w:b w:val="0"/>
+          <w:bCs w:val="0"/>
+          <w:color w:val="D4D4D4"/>
+          <w:kern w:val="0"/>
+          <w:sz w:val="24"/>
+          <w:szCs w:val="24"/>
+          <w:shd w:val="clear" w:fill="1E1E1E"/>
+          <w:lang w:val="en-US" w:eastAsia="zh-CN" w:bidi="ar"/>
+        </w:rPr>
+        <w:t>((</w:t>
+      </w:r>
+      <w:r>
+        <w:rPr>
+          <w:rFonts w:hint="default" w:ascii="FantasqueSansM Nerd Font" w:hAnsi="FantasqueSansM Nerd Font" w:eastAsia="FantasqueSansM Nerd Font" w:cs="FantasqueSansM Nerd Font"/>
+          <w:b w:val="0"/>
+          <w:bCs w:val="0"/>
+          <w:color w:val="9CDCFE"/>
+          <w:kern w:val="0"/>
+          <w:sz w:val="24"/>
+          <w:szCs w:val="24"/>
+          <w:shd w:val="clear" w:fill="1E1E1E"/>
+          <w:lang w:val="en-US" w:eastAsia="zh-CN" w:bidi="ar"/>
+        </w:rPr>
+        <w:t>output_size</w:t>
+      </w:r>
+      <w:r>
+        <w:rPr>
+          <w:rFonts w:hint="default" w:ascii="FantasqueSansM Nerd Font" w:hAnsi="FantasqueSansM Nerd Font" w:eastAsia="FantasqueSansM Nerd Font" w:cs="FantasqueSansM Nerd Font"/>
+          <w:b w:val="0"/>
+          <w:bCs w:val="0"/>
+          <w:color w:val="D4D4D4"/>
+          <w:kern w:val="0"/>
+          <w:sz w:val="24"/>
+          <w:szCs w:val="24"/>
+          <w:shd w:val="clear" w:fill="1E1E1E"/>
+          <w:lang w:val="en-US" w:eastAsia="zh-CN" w:bidi="ar"/>
+        </w:rPr>
+        <w:t xml:space="preserve">, </w:t>
+      </w:r>
+      <w:r>
+        <w:rPr>
+          <w:rFonts w:hint="default" w:ascii="FantasqueSansM Nerd Font" w:hAnsi="FantasqueSansM Nerd Font" w:eastAsia="FantasqueSansM Nerd Font" w:cs="FantasqueSansM Nerd Font"/>
+          <w:b w:val="0"/>
+          <w:bCs w:val="0"/>
+          <w:color w:val="B5CEA8"/>
+          <w:kern w:val="0"/>
+          <w:sz w:val="24"/>
+          <w:szCs w:val="24"/>
+          <w:shd w:val="clear" w:fill="1E1E1E"/>
+          <w:lang w:val="en-US" w:eastAsia="zh-CN" w:bidi="ar"/>
+        </w:rPr>
+        <w:t>1</w:t>
+      </w:r>
+      <w:r>
+        <w:rPr>
+          <w:rFonts w:hint="default" w:ascii="FantasqueSansM Nerd Font" w:hAnsi="FantasqueSansM Nerd Font" w:eastAsia="FantasqueSansM Nerd Font" w:cs="FantasqueSansM Nerd Font"/>
+          <w:b w:val="0"/>
+          <w:bCs w:val="0"/>
+          <w:color w:val="D4D4D4"/>
+          <w:kern w:val="0"/>
+          <w:sz w:val="24"/>
+          <w:szCs w:val="24"/>
+          <w:shd w:val="clear" w:fill="1E1E1E"/>
+          <w:lang w:val="en-US" w:eastAsia="zh-CN" w:bidi="ar"/>
+        </w:rPr>
+        <w:t>))</w:t>
+      </w:r>
+    </w:p>
+    <w:p>
+      <w:pPr>
+        <w:keepNext w:val="0"/>
+        <w:keepLines w:val="0"/>
+        <w:widowControl/>
+        <w:suppressLineNumbers w:val="0"/>
+        <w:shd w:val="clear" w:fill="1E1E1E"/>
+        <w:spacing w:line="190" w:lineRule="atLeast"/>
+        <w:jc w:val="left"/>
+        <w:rPr>
+          <w:rFonts w:hint="default" w:ascii="FantasqueSansM Nerd Font" w:hAnsi="FantasqueSansM Nerd Font" w:eastAsia="FantasqueSansM Nerd Font" w:cs="FantasqueSansM Nerd Font"/>
+          <w:b w:val="0"/>
+          <w:bCs w:val="0"/>
+          <w:color w:val="D4D4D4"/>
+          <w:sz w:val="24"/>
+          <w:szCs w:val="24"/>
+        </w:rPr>
+      </w:pPr>
+      <w:r>
+        <w:rPr>
+          <w:rFonts w:hint="default" w:ascii="FantasqueSansM Nerd Font" w:hAnsi="FantasqueSansM Nerd Font" w:eastAsia="FantasqueSansM Nerd Font" w:cs="FantasqueSansM Nerd Font"/>
+          <w:b w:val="0"/>
+          <w:bCs w:val="0"/>
+          <w:color w:val="C586C0"/>
+          <w:kern w:val="0"/>
+          <w:sz w:val="24"/>
+          <w:szCs w:val="24"/>
+          <w:shd w:val="clear" w:fill="1E1E1E"/>
+          <w:lang w:val="en-US" w:eastAsia="zh-CN" w:bidi="ar"/>
+        </w:rPr>
+        <w:t>for</w:t>
+      </w:r>
+      <w:r>
+        <w:rPr>
+          <w:rFonts w:hint="default" w:ascii="FantasqueSansM Nerd Font" w:hAnsi="FantasqueSansM Nerd Font" w:eastAsia="FantasqueSansM Nerd Font" w:cs="FantasqueSansM Nerd Font"/>
+          <w:b w:val="0"/>
+          <w:bCs w:val="0"/>
+          <w:color w:val="D4D4D4"/>
+          <w:kern w:val="0"/>
+          <w:sz w:val="24"/>
+          <w:szCs w:val="24"/>
+          <w:shd w:val="clear" w:fill="1E1E1E"/>
+          <w:lang w:val="en-US" w:eastAsia="zh-CN" w:bidi="ar"/>
+        </w:rPr>
+        <w:t xml:space="preserve"> </w:t>
+      </w:r>
+      <w:r>
+        <w:rPr>
+          <w:rFonts w:hint="default" w:ascii="FantasqueSansM Nerd Font" w:hAnsi="FantasqueSansM Nerd Font" w:eastAsia="FantasqueSansM Nerd Font" w:cs="FantasqueSansM Nerd Font"/>
+          <w:b w:val="0"/>
+          <w:bCs w:val="0"/>
+          <w:color w:val="9CDCFE"/>
+          <w:kern w:val="0"/>
+          <w:sz w:val="24"/>
+          <w:szCs w:val="24"/>
+          <w:shd w:val="clear" w:fill="1E1E1E"/>
+          <w:lang w:val="en-US" w:eastAsia="zh-CN" w:bidi="ar"/>
+        </w:rPr>
+        <w:t>epoch</w:t>
+      </w:r>
+      <w:r>
+        <w:rPr>
+          <w:rFonts w:hint="default" w:ascii="FantasqueSansM Nerd Font" w:hAnsi="FantasqueSansM Nerd Font" w:eastAsia="FantasqueSansM Nerd Font" w:cs="FantasqueSansM Nerd Font"/>
+          <w:b w:val="0"/>
+          <w:bCs w:val="0"/>
+          <w:color w:val="D4D4D4"/>
+          <w:kern w:val="0"/>
+          <w:sz w:val="24"/>
+          <w:szCs w:val="24"/>
+          <w:shd w:val="clear" w:fill="1E1E1E"/>
+          <w:lang w:val="en-US" w:eastAsia="zh-CN" w:bidi="ar"/>
+        </w:rPr>
+        <w:t xml:space="preserve"> </w:t>
+      </w:r>
+      <w:r>
+        <w:rPr>
+          <w:rFonts w:hint="default" w:ascii="FantasqueSansM Nerd Font" w:hAnsi="FantasqueSansM Nerd Font" w:eastAsia="FantasqueSansM Nerd Font" w:cs="FantasqueSansM Nerd Font"/>
+          <w:b w:val="0"/>
+          <w:bCs w:val="0"/>
+          <w:color w:val="C586C0"/>
+          <w:kern w:val="0"/>
+          <w:sz w:val="24"/>
+          <w:szCs w:val="24"/>
+          <w:shd w:val="clear" w:fill="1E1E1E"/>
+          <w:lang w:val="en-US" w:eastAsia="zh-CN" w:bidi="ar"/>
+        </w:rPr>
+        <w:t>in</w:t>
+      </w:r>
+      <w:r>
+        <w:rPr>
+          <w:rFonts w:hint="default" w:ascii="FantasqueSansM Nerd Font" w:hAnsi="FantasqueSansM Nerd Font" w:eastAsia="FantasqueSansM Nerd Font" w:cs="FantasqueSansM Nerd Font"/>
+          <w:b w:val="0"/>
+          <w:bCs w:val="0"/>
+          <w:color w:val="D4D4D4"/>
+          <w:kern w:val="0"/>
+          <w:sz w:val="24"/>
+          <w:szCs w:val="24"/>
+          <w:shd w:val="clear" w:fill="1E1E1E"/>
+          <w:lang w:val="en-US" w:eastAsia="zh-CN" w:bidi="ar"/>
+        </w:rPr>
+        <w:t xml:space="preserve"> </w:t>
+      </w:r>
+      <w:r>
+        <w:rPr>
+          <w:rFonts w:hint="default" w:ascii="FantasqueSansM Nerd Font" w:hAnsi="FantasqueSansM Nerd Font" w:eastAsia="FantasqueSansM Nerd Font" w:cs="FantasqueSansM Nerd Font"/>
+          <w:b w:val="0"/>
+          <w:bCs w:val="0"/>
+          <w:color w:val="4EC9B0"/>
+          <w:kern w:val="0"/>
+          <w:sz w:val="24"/>
+          <w:szCs w:val="24"/>
+          <w:shd w:val="clear" w:fill="1E1E1E"/>
+          <w:lang w:val="en-US" w:eastAsia="zh-CN" w:bidi="ar"/>
+        </w:rPr>
+        <w:t>range</w:t>
+      </w:r>
+      <w:r>
+        <w:rPr>
+          <w:rFonts w:hint="default" w:ascii="FantasqueSansM Nerd Font" w:hAnsi="FantasqueSansM Nerd Font" w:eastAsia="FantasqueSansM Nerd Font" w:cs="FantasqueSansM Nerd Font"/>
+          <w:b w:val="0"/>
+          <w:bCs w:val="0"/>
+          <w:color w:val="D4D4D4"/>
+          <w:kern w:val="0"/>
+          <w:sz w:val="24"/>
+          <w:szCs w:val="24"/>
+          <w:shd w:val="clear" w:fill="1E1E1E"/>
+          <w:lang w:val="en-US" w:eastAsia="zh-CN" w:bidi="ar"/>
+        </w:rPr>
+        <w:t>(</w:t>
+      </w:r>
+      <w:r>
+        <w:rPr>
+          <w:rFonts w:hint="default" w:ascii="FantasqueSansM Nerd Font" w:hAnsi="FantasqueSansM Nerd Font" w:eastAsia="FantasqueSansM Nerd Font" w:cs="FantasqueSansM Nerd Font"/>
+          <w:b w:val="0"/>
+          <w:bCs w:val="0"/>
+          <w:color w:val="9CDCFE"/>
+          <w:kern w:val="0"/>
+          <w:sz w:val="24"/>
+          <w:szCs w:val="24"/>
+          <w:shd w:val="clear" w:fill="1E1E1E"/>
+          <w:lang w:val="en-US" w:eastAsia="zh-CN" w:bidi="ar"/>
+        </w:rPr>
+        <w:t>max_epochs</w:t>
+      </w:r>
+      <w:r>
+        <w:rPr>
+          <w:rFonts w:hint="default" w:ascii="FantasqueSansM Nerd Font" w:hAnsi="FantasqueSansM Nerd Font" w:eastAsia="FantasqueSansM Nerd Font" w:cs="FantasqueSansM Nerd Font"/>
+          <w:b w:val="0"/>
+          <w:bCs w:val="0"/>
+          <w:color w:val="D4D4D4"/>
+          <w:kern w:val="0"/>
+          <w:sz w:val="24"/>
+          <w:szCs w:val="24"/>
+          <w:shd w:val="clear" w:fill="1E1E1E"/>
+          <w:lang w:val="en-US" w:eastAsia="zh-CN" w:bidi="ar"/>
+        </w:rPr>
+        <w:t>):</w:t>
+      </w:r>
+    </w:p>
+    <w:p>
+      <w:pPr>
+        <w:keepNext w:val="0"/>
+        <w:keepLines w:val="0"/>
+        <w:widowControl/>
+        <w:suppressLineNumbers w:val="0"/>
+        <w:shd w:val="clear" w:fill="1E1E1E"/>
+        <w:spacing w:line="190" w:lineRule="atLeast"/>
+        <w:jc w:val="left"/>
+        <w:rPr>
+          <w:rFonts w:hint="default" w:ascii="FantasqueSansM Nerd Font" w:hAnsi="FantasqueSansM Nerd Font" w:eastAsia="FantasqueSansM Nerd Font" w:cs="FantasqueSansM Nerd Font"/>
+          <w:b w:val="0"/>
+          <w:bCs w:val="0"/>
+          <w:color w:val="D4D4D4"/>
+          <w:sz w:val="24"/>
+          <w:szCs w:val="24"/>
+        </w:rPr>
+      </w:pPr>
+      <w:r>
+        <w:rPr>
+          <w:rFonts w:hint="default" w:ascii="FantasqueSansM Nerd Font" w:hAnsi="FantasqueSansM Nerd Font" w:eastAsia="FantasqueSansM Nerd Font" w:cs="FantasqueSansM Nerd Font"/>
+          <w:b w:val="0"/>
+          <w:bCs w:val="0"/>
+          <w:color w:val="D4D4D4"/>
+          <w:kern w:val="0"/>
+          <w:sz w:val="24"/>
+          <w:szCs w:val="24"/>
+          <w:shd w:val="clear" w:fill="1E1E1E"/>
+          <w:lang w:val="en-US" w:eastAsia="zh-CN" w:bidi="ar"/>
+        </w:rPr>
+        <w:t xml:space="preserve">    </w:t>
+      </w:r>
+      <w:r>
+        <w:rPr>
+          <w:rFonts w:hint="default" w:ascii="FantasqueSansM Nerd Font" w:hAnsi="FantasqueSansM Nerd Font" w:eastAsia="FantasqueSansM Nerd Font" w:cs="FantasqueSansM Nerd Font"/>
+          <w:b w:val="0"/>
+          <w:bCs w:val="0"/>
+          <w:color w:val="9CDCFE"/>
+          <w:kern w:val="0"/>
+          <w:sz w:val="24"/>
+          <w:szCs w:val="24"/>
+          <w:shd w:val="clear" w:fill="1E1E1E"/>
+          <w:lang w:val="en-US" w:eastAsia="zh-CN" w:bidi="ar"/>
+        </w:rPr>
+        <w:t>z1</w:t>
+      </w:r>
+      <w:r>
+        <w:rPr>
+          <w:rFonts w:hint="default" w:ascii="FantasqueSansM Nerd Font" w:hAnsi="FantasqueSansM Nerd Font" w:eastAsia="FantasqueSansM Nerd Font" w:cs="FantasqueSansM Nerd Font"/>
+          <w:b w:val="0"/>
+          <w:bCs w:val="0"/>
+          <w:color w:val="D4D4D4"/>
+          <w:kern w:val="0"/>
+          <w:sz w:val="24"/>
+          <w:szCs w:val="24"/>
+          <w:shd w:val="clear" w:fill="1E1E1E"/>
+          <w:lang w:val="en-US" w:eastAsia="zh-CN" w:bidi="ar"/>
+        </w:rPr>
+        <w:t xml:space="preserve"> = </w:t>
+      </w:r>
+      <w:r>
+        <w:rPr>
+          <w:rFonts w:hint="default" w:ascii="FantasqueSansM Nerd Font" w:hAnsi="FantasqueSansM Nerd Font" w:eastAsia="FantasqueSansM Nerd Font" w:cs="FantasqueSansM Nerd Font"/>
+          <w:b w:val="0"/>
+          <w:bCs w:val="0"/>
+          <w:color w:val="4FC1FF"/>
+          <w:kern w:val="0"/>
+          <w:sz w:val="24"/>
+          <w:szCs w:val="24"/>
+          <w:shd w:val="clear" w:fill="1E1E1E"/>
+          <w:lang w:val="en-US" w:eastAsia="zh-CN" w:bidi="ar"/>
+        </w:rPr>
+        <w:t>W1</w:t>
+      </w:r>
+      <w:r>
+        <w:rPr>
+          <w:rFonts w:hint="default" w:ascii="FantasqueSansM Nerd Font" w:hAnsi="FantasqueSansM Nerd Font" w:eastAsia="FantasqueSansM Nerd Font" w:cs="FantasqueSansM Nerd Font"/>
+          <w:b w:val="0"/>
+          <w:bCs w:val="0"/>
+          <w:color w:val="D4D4D4"/>
+          <w:kern w:val="0"/>
+          <w:sz w:val="24"/>
+          <w:szCs w:val="24"/>
+          <w:shd w:val="clear" w:fill="1E1E1E"/>
+          <w:lang w:val="en-US" w:eastAsia="zh-CN" w:bidi="ar"/>
+        </w:rPr>
+        <w:t xml:space="preserve"> </w:t>
+      </w:r>
+      <w:r>
+        <w:rPr>
+          <w:rFonts w:hint="default" w:ascii="FantasqueSansM Nerd Font" w:hAnsi="FantasqueSansM Nerd Font" w:eastAsia="FantasqueSansM Nerd Font" w:cs="FantasqueSansM Nerd Font"/>
+          <w:b w:val="0"/>
+          <w:bCs w:val="0"/>
+          <w:color w:val="DCDCAA"/>
+          <w:kern w:val="0"/>
+          <w:sz w:val="24"/>
+          <w:szCs w:val="24"/>
+          <w:shd w:val="clear" w:fill="1E1E1E"/>
+          <w:lang w:val="en-US" w:eastAsia="zh-CN" w:bidi="ar"/>
+        </w:rPr>
+        <w:t>@</w:t>
+      </w:r>
+      <w:r>
+        <w:rPr>
+          <w:rFonts w:hint="default" w:ascii="FantasqueSansM Nerd Font" w:hAnsi="FantasqueSansM Nerd Font" w:eastAsia="FantasqueSansM Nerd Font" w:cs="FantasqueSansM Nerd Font"/>
+          <w:b w:val="0"/>
+          <w:bCs w:val="0"/>
+          <w:color w:val="D4D4D4"/>
+          <w:kern w:val="0"/>
+          <w:sz w:val="24"/>
+          <w:szCs w:val="24"/>
+          <w:shd w:val="clear" w:fill="1E1E1E"/>
+          <w:lang w:val="en-US" w:eastAsia="zh-CN" w:bidi="ar"/>
+        </w:rPr>
+        <w:t xml:space="preserve"> </w:t>
+      </w:r>
+      <w:r>
+        <w:rPr>
+          <w:rFonts w:hint="default" w:ascii="FantasqueSansM Nerd Font" w:hAnsi="FantasqueSansM Nerd Font" w:eastAsia="FantasqueSansM Nerd Font" w:cs="FantasqueSansM Nerd Font"/>
+          <w:b w:val="0"/>
+          <w:bCs w:val="0"/>
+          <w:color w:val="9CDCFE"/>
+          <w:kern w:val="0"/>
+          <w:sz w:val="24"/>
+          <w:szCs w:val="24"/>
+          <w:shd w:val="clear" w:fill="1E1E1E"/>
+          <w:lang w:val="en-US" w:eastAsia="zh-CN" w:bidi="ar"/>
+        </w:rPr>
+        <w:t>x</w:t>
+      </w:r>
+      <w:r>
+        <w:rPr>
+          <w:rFonts w:hint="default" w:ascii="FantasqueSansM Nerd Font" w:hAnsi="FantasqueSansM Nerd Font" w:eastAsia="FantasqueSansM Nerd Font" w:cs="FantasqueSansM Nerd Font"/>
+          <w:b w:val="0"/>
+          <w:bCs w:val="0"/>
+          <w:color w:val="D4D4D4"/>
+          <w:kern w:val="0"/>
+          <w:sz w:val="24"/>
+          <w:szCs w:val="24"/>
+          <w:shd w:val="clear" w:fill="1E1E1E"/>
+          <w:lang w:val="en-US" w:eastAsia="zh-CN" w:bidi="ar"/>
+        </w:rPr>
+        <w:t xml:space="preserve"> + </w:t>
+      </w:r>
+      <w:r>
+        <w:rPr>
+          <w:rFonts w:hint="default" w:ascii="FantasqueSansM Nerd Font" w:hAnsi="FantasqueSansM Nerd Font" w:eastAsia="FantasqueSansM Nerd Font" w:cs="FantasqueSansM Nerd Font"/>
+          <w:b w:val="0"/>
+          <w:bCs w:val="0"/>
+          <w:color w:val="9CDCFE"/>
+          <w:kern w:val="0"/>
+          <w:sz w:val="24"/>
+          <w:szCs w:val="24"/>
+          <w:shd w:val="clear" w:fill="1E1E1E"/>
+          <w:lang w:val="en-US" w:eastAsia="zh-CN" w:bidi="ar"/>
+        </w:rPr>
+        <w:t>b1</w:t>
+      </w:r>
+    </w:p>
+    <w:p>
+      <w:pPr>
+        <w:keepNext w:val="0"/>
+        <w:keepLines w:val="0"/>
+        <w:widowControl/>
+        <w:suppressLineNumbers w:val="0"/>
+        <w:shd w:val="clear" w:fill="1E1E1E"/>
+        <w:spacing w:line="190" w:lineRule="atLeast"/>
+        <w:jc w:val="left"/>
+        <w:rPr>
+          <w:rFonts w:hint="default" w:ascii="FantasqueSansM Nerd Font" w:hAnsi="FantasqueSansM Nerd Font" w:eastAsia="FantasqueSansM Nerd Font" w:cs="FantasqueSansM Nerd Font"/>
+          <w:b w:val="0"/>
+          <w:bCs w:val="0"/>
+          <w:color w:val="D4D4D4"/>
+          <w:sz w:val="24"/>
+          <w:szCs w:val="24"/>
+        </w:rPr>
+      </w:pPr>
+      <w:r>
+        <w:rPr>
+          <w:rFonts w:hint="default" w:ascii="FantasqueSansM Nerd Font" w:hAnsi="FantasqueSansM Nerd Font" w:eastAsia="FantasqueSansM Nerd Font" w:cs="FantasqueSansM Nerd Font"/>
+          <w:b w:val="0"/>
+          <w:bCs w:val="0"/>
+          <w:color w:val="D4D4D4"/>
+          <w:kern w:val="0"/>
+          <w:sz w:val="24"/>
+          <w:szCs w:val="24"/>
+          <w:shd w:val="clear" w:fill="1E1E1E"/>
+          <w:lang w:val="en-US" w:eastAsia="zh-CN" w:bidi="ar"/>
+        </w:rPr>
+        <w:t xml:space="preserve">    </w:t>
+      </w:r>
+      <w:r>
+        <w:rPr>
+          <w:rFonts w:hint="default" w:ascii="FantasqueSansM Nerd Font" w:hAnsi="FantasqueSansM Nerd Font" w:eastAsia="FantasqueSansM Nerd Font" w:cs="FantasqueSansM Nerd Font"/>
+          <w:b w:val="0"/>
+          <w:bCs w:val="0"/>
+          <w:color w:val="9CDCFE"/>
+          <w:kern w:val="0"/>
+          <w:sz w:val="24"/>
+          <w:szCs w:val="24"/>
+          <w:shd w:val="clear" w:fill="1E1E1E"/>
+          <w:lang w:val="en-US" w:eastAsia="zh-CN" w:bidi="ar"/>
+        </w:rPr>
+        <w:t>a1</w:t>
+      </w:r>
+      <w:r>
+        <w:rPr>
+          <w:rFonts w:hint="default" w:ascii="FantasqueSansM Nerd Font" w:hAnsi="FantasqueSansM Nerd Font" w:eastAsia="FantasqueSansM Nerd Font" w:cs="FantasqueSansM Nerd Font"/>
+          <w:b w:val="0"/>
+          <w:bCs w:val="0"/>
+          <w:color w:val="D4D4D4"/>
+          <w:kern w:val="0"/>
+          <w:sz w:val="24"/>
+          <w:szCs w:val="24"/>
+          <w:shd w:val="clear" w:fill="1E1E1E"/>
+          <w:lang w:val="en-US" w:eastAsia="zh-CN" w:bidi="ar"/>
+        </w:rPr>
+        <w:t xml:space="preserve"> = </w:t>
+      </w:r>
+      <w:r>
+        <w:rPr>
+          <w:rFonts w:hint="default" w:ascii="FantasqueSansM Nerd Font" w:hAnsi="FantasqueSansM Nerd Font" w:eastAsia="FantasqueSansM Nerd Font" w:cs="FantasqueSansM Nerd Font"/>
+          <w:b w:val="0"/>
+          <w:bCs w:val="0"/>
+          <w:color w:val="DCDCAA"/>
+          <w:kern w:val="0"/>
+          <w:sz w:val="24"/>
+          <w:szCs w:val="24"/>
+          <w:shd w:val="clear" w:fill="1E1E1E"/>
+          <w:lang w:val="en-US" w:eastAsia="zh-CN" w:bidi="ar"/>
+        </w:rPr>
+        <w:t>sigmoid</w:t>
+      </w:r>
+      <w:r>
+        <w:rPr>
+          <w:rFonts w:hint="default" w:ascii="FantasqueSansM Nerd Font" w:hAnsi="FantasqueSansM Nerd Font" w:eastAsia="FantasqueSansM Nerd Font" w:cs="FantasqueSansM Nerd Font"/>
+          <w:b w:val="0"/>
+          <w:bCs w:val="0"/>
+          <w:color w:val="D4D4D4"/>
+          <w:kern w:val="0"/>
+          <w:sz w:val="24"/>
+          <w:szCs w:val="24"/>
+          <w:shd w:val="clear" w:fill="1E1E1E"/>
+          <w:lang w:val="en-US" w:eastAsia="zh-CN" w:bidi="ar"/>
+        </w:rPr>
+        <w:t>(</w:t>
+      </w:r>
+      <w:r>
+        <w:rPr>
+          <w:rFonts w:hint="default" w:ascii="FantasqueSansM Nerd Font" w:hAnsi="FantasqueSansM Nerd Font" w:eastAsia="FantasqueSansM Nerd Font" w:cs="FantasqueSansM Nerd Font"/>
+          <w:b w:val="0"/>
+          <w:bCs w:val="0"/>
+          <w:color w:val="9CDCFE"/>
+          <w:kern w:val="0"/>
+          <w:sz w:val="24"/>
+          <w:szCs w:val="24"/>
+          <w:shd w:val="clear" w:fill="1E1E1E"/>
+          <w:lang w:val="en-US" w:eastAsia="zh-CN" w:bidi="ar"/>
+        </w:rPr>
+        <w:t>z1</w:t>
+      </w:r>
+      <w:r>
+        <w:rPr>
+          <w:rFonts w:hint="default" w:ascii="FantasqueSansM Nerd Font" w:hAnsi="FantasqueSansM Nerd Font" w:eastAsia="FantasqueSansM Nerd Font" w:cs="FantasqueSansM Nerd Font"/>
+          <w:b w:val="0"/>
+          <w:bCs w:val="0"/>
+          <w:color w:val="D4D4D4"/>
+          <w:kern w:val="0"/>
+          <w:sz w:val="24"/>
+          <w:szCs w:val="24"/>
+          <w:shd w:val="clear" w:fill="1E1E1E"/>
+          <w:lang w:val="en-US" w:eastAsia="zh-CN" w:bidi="ar"/>
+        </w:rPr>
+        <w:t>)</w:t>
+      </w:r>
+    </w:p>
+    <w:p>
+      <w:pPr>
+        <w:keepNext w:val="0"/>
+        <w:keepLines w:val="0"/>
+        <w:widowControl/>
+        <w:suppressLineNumbers w:val="0"/>
+        <w:shd w:val="clear" w:fill="1E1E1E"/>
+        <w:spacing w:line="190" w:lineRule="atLeast"/>
+        <w:jc w:val="left"/>
+        <w:rPr>
+          <w:rFonts w:hint="default" w:ascii="FantasqueSansM Nerd Font" w:hAnsi="FantasqueSansM Nerd Font" w:eastAsia="FantasqueSansM Nerd Font" w:cs="FantasqueSansM Nerd Font"/>
+          <w:b w:val="0"/>
+          <w:bCs w:val="0"/>
+          <w:color w:val="D4D4D4"/>
+          <w:sz w:val="24"/>
+          <w:szCs w:val="24"/>
+        </w:rPr>
+      </w:pPr>
+      <w:r>
+        <w:rPr>
+          <w:rFonts w:hint="default" w:ascii="FantasqueSansM Nerd Font" w:hAnsi="FantasqueSansM Nerd Font" w:eastAsia="FantasqueSansM Nerd Font" w:cs="FantasqueSansM Nerd Font"/>
+          <w:b w:val="0"/>
+          <w:bCs w:val="0"/>
+          <w:color w:val="D4D4D4"/>
+          <w:kern w:val="0"/>
+          <w:sz w:val="24"/>
+          <w:szCs w:val="24"/>
+          <w:shd w:val="clear" w:fill="1E1E1E"/>
+          <w:lang w:val="en-US" w:eastAsia="zh-CN" w:bidi="ar"/>
+        </w:rPr>
+        <w:t xml:space="preserve">    </w:t>
+      </w:r>
+      <w:r>
+        <w:rPr>
+          <w:rFonts w:hint="default" w:ascii="FantasqueSansM Nerd Font" w:hAnsi="FantasqueSansM Nerd Font" w:eastAsia="FantasqueSansM Nerd Font" w:cs="FantasqueSansM Nerd Font"/>
+          <w:b w:val="0"/>
+          <w:bCs w:val="0"/>
+          <w:color w:val="9CDCFE"/>
+          <w:kern w:val="0"/>
+          <w:sz w:val="24"/>
+          <w:szCs w:val="24"/>
+          <w:shd w:val="clear" w:fill="1E1E1E"/>
+          <w:lang w:val="en-US" w:eastAsia="zh-CN" w:bidi="ar"/>
+        </w:rPr>
+        <w:t>z2</w:t>
+      </w:r>
+      <w:r>
+        <w:rPr>
+          <w:rFonts w:hint="default" w:ascii="FantasqueSansM Nerd Font" w:hAnsi="FantasqueSansM Nerd Font" w:eastAsia="FantasqueSansM Nerd Font" w:cs="FantasqueSansM Nerd Font"/>
+          <w:b w:val="0"/>
+          <w:bCs w:val="0"/>
+          <w:color w:val="D4D4D4"/>
+          <w:kern w:val="0"/>
+          <w:sz w:val="24"/>
+          <w:szCs w:val="24"/>
+          <w:shd w:val="clear" w:fill="1E1E1E"/>
+          <w:lang w:val="en-US" w:eastAsia="zh-CN" w:bidi="ar"/>
+        </w:rPr>
+        <w:t xml:space="preserve"> = </w:t>
+      </w:r>
+      <w:r>
+        <w:rPr>
+          <w:rFonts w:hint="default" w:ascii="FantasqueSansM Nerd Font" w:hAnsi="FantasqueSansM Nerd Font" w:eastAsia="FantasqueSansM Nerd Font" w:cs="FantasqueSansM Nerd Font"/>
+          <w:b w:val="0"/>
+          <w:bCs w:val="0"/>
+          <w:color w:val="4FC1FF"/>
+          <w:kern w:val="0"/>
+          <w:sz w:val="24"/>
+          <w:szCs w:val="24"/>
+          <w:shd w:val="clear" w:fill="1E1E1E"/>
+          <w:lang w:val="en-US" w:eastAsia="zh-CN" w:bidi="ar"/>
+        </w:rPr>
+        <w:t>W2</w:t>
+      </w:r>
+      <w:r>
+        <w:rPr>
+          <w:rFonts w:hint="default" w:ascii="FantasqueSansM Nerd Font" w:hAnsi="FantasqueSansM Nerd Font" w:eastAsia="FantasqueSansM Nerd Font" w:cs="FantasqueSansM Nerd Font"/>
+          <w:b w:val="0"/>
+          <w:bCs w:val="0"/>
+          <w:color w:val="D4D4D4"/>
+          <w:kern w:val="0"/>
+          <w:sz w:val="24"/>
+          <w:szCs w:val="24"/>
+          <w:shd w:val="clear" w:fill="1E1E1E"/>
+          <w:lang w:val="en-US" w:eastAsia="zh-CN" w:bidi="ar"/>
+        </w:rPr>
+        <w:t xml:space="preserve"> @ </w:t>
+      </w:r>
+      <w:r>
+        <w:rPr>
+          <w:rFonts w:hint="default" w:ascii="FantasqueSansM Nerd Font" w:hAnsi="FantasqueSansM Nerd Font" w:eastAsia="FantasqueSansM Nerd Font" w:cs="FantasqueSansM Nerd Font"/>
+          <w:b w:val="0"/>
+          <w:bCs w:val="0"/>
+          <w:color w:val="9CDCFE"/>
+          <w:kern w:val="0"/>
+          <w:sz w:val="24"/>
+          <w:szCs w:val="24"/>
+          <w:shd w:val="clear" w:fill="1E1E1E"/>
+          <w:lang w:val="en-US" w:eastAsia="zh-CN" w:bidi="ar"/>
+        </w:rPr>
+        <w:t>a1</w:t>
+      </w:r>
+      <w:r>
+        <w:rPr>
+          <w:rFonts w:hint="default" w:ascii="FantasqueSansM Nerd Font" w:hAnsi="FantasqueSansM Nerd Font" w:eastAsia="FantasqueSansM Nerd Font" w:cs="FantasqueSansM Nerd Font"/>
+          <w:b w:val="0"/>
+          <w:bCs w:val="0"/>
+          <w:color w:val="D4D4D4"/>
+          <w:kern w:val="0"/>
+          <w:sz w:val="24"/>
+          <w:szCs w:val="24"/>
+          <w:shd w:val="clear" w:fill="1E1E1E"/>
+          <w:lang w:val="en-US" w:eastAsia="zh-CN" w:bidi="ar"/>
+        </w:rPr>
+        <w:t xml:space="preserve"> + </w:t>
+      </w:r>
+      <w:r>
+        <w:rPr>
+          <w:rFonts w:hint="default" w:ascii="FantasqueSansM Nerd Font" w:hAnsi="FantasqueSansM Nerd Font" w:eastAsia="FantasqueSansM Nerd Font" w:cs="FantasqueSansM Nerd Font"/>
+          <w:b w:val="0"/>
+          <w:bCs w:val="0"/>
+          <w:color w:val="9CDCFE"/>
+          <w:kern w:val="0"/>
+          <w:sz w:val="24"/>
+          <w:szCs w:val="24"/>
+          <w:shd w:val="clear" w:fill="1E1E1E"/>
+          <w:lang w:val="en-US" w:eastAsia="zh-CN" w:bidi="ar"/>
+        </w:rPr>
+        <w:t>b2</w:t>
+      </w:r>
+    </w:p>
+    <w:p>
+      <w:pPr>
+        <w:keepNext w:val="0"/>
+        <w:keepLines w:val="0"/>
+        <w:widowControl/>
+        <w:suppressLineNumbers w:val="0"/>
+        <w:shd w:val="clear" w:fill="1E1E1E"/>
+        <w:spacing w:line="190" w:lineRule="atLeast"/>
+        <w:jc w:val="left"/>
+        <w:rPr>
+          <w:rFonts w:hint="default" w:ascii="FantasqueSansM Nerd Font" w:hAnsi="FantasqueSansM Nerd Font" w:eastAsia="FantasqueSansM Nerd Font" w:cs="FantasqueSansM Nerd Font"/>
+          <w:b w:val="0"/>
+          <w:bCs w:val="0"/>
+          <w:color w:val="D4D4D4"/>
+          <w:sz w:val="24"/>
+          <w:szCs w:val="24"/>
+        </w:rPr>
+      </w:pPr>
+      <w:r>
+        <w:rPr>
+          <w:rFonts w:hint="default" w:ascii="FantasqueSansM Nerd Font" w:hAnsi="FantasqueSansM Nerd Font" w:eastAsia="FantasqueSansM Nerd Font" w:cs="FantasqueSansM Nerd Font"/>
+          <w:b w:val="0"/>
+          <w:bCs w:val="0"/>
+          <w:color w:val="D4D4D4"/>
+          <w:kern w:val="0"/>
+          <w:sz w:val="24"/>
+          <w:szCs w:val="24"/>
+          <w:shd w:val="clear" w:fill="1E1E1E"/>
+          <w:lang w:val="en-US" w:eastAsia="zh-CN" w:bidi="ar"/>
+        </w:rPr>
+        <w:t xml:space="preserve">    </w:t>
+      </w:r>
+      <w:r>
+        <w:rPr>
+          <w:rFonts w:hint="default" w:ascii="FantasqueSansM Nerd Font" w:hAnsi="FantasqueSansM Nerd Font" w:eastAsia="FantasqueSansM Nerd Font" w:cs="FantasqueSansM Nerd Font"/>
+          <w:b w:val="0"/>
+          <w:bCs w:val="0"/>
+          <w:color w:val="9CDCFE"/>
+          <w:kern w:val="0"/>
+          <w:sz w:val="24"/>
+          <w:szCs w:val="24"/>
+          <w:shd w:val="clear" w:fill="1E1E1E"/>
+          <w:lang w:val="en-US" w:eastAsia="zh-CN" w:bidi="ar"/>
+        </w:rPr>
+        <w:t>y</w:t>
+      </w:r>
+      <w:r>
+        <w:rPr>
+          <w:rFonts w:hint="default" w:ascii="FantasqueSansM Nerd Font" w:hAnsi="FantasqueSansM Nerd Font" w:eastAsia="FantasqueSansM Nerd Font" w:cs="FantasqueSansM Nerd Font"/>
+          <w:b w:val="0"/>
+          <w:bCs w:val="0"/>
+          <w:color w:val="D4D4D4"/>
+          <w:kern w:val="0"/>
+          <w:sz w:val="24"/>
+          <w:szCs w:val="24"/>
+          <w:shd w:val="clear" w:fill="1E1E1E"/>
+          <w:lang w:val="en-US" w:eastAsia="zh-CN" w:bidi="ar"/>
+        </w:rPr>
+        <w:t xml:space="preserve"> = </w:t>
+      </w:r>
+      <w:r>
+        <w:rPr>
+          <w:rFonts w:hint="default" w:ascii="FantasqueSansM Nerd Font" w:hAnsi="FantasqueSansM Nerd Font" w:eastAsia="FantasqueSansM Nerd Font" w:cs="FantasqueSansM Nerd Font"/>
+          <w:b w:val="0"/>
+          <w:bCs w:val="0"/>
+          <w:color w:val="DCDCAA"/>
+          <w:kern w:val="0"/>
+          <w:sz w:val="24"/>
+          <w:szCs w:val="24"/>
+          <w:shd w:val="clear" w:fill="1E1E1E"/>
+          <w:lang w:val="en-US" w:eastAsia="zh-CN" w:bidi="ar"/>
+        </w:rPr>
+        <w:t>sigmoid</w:t>
+      </w:r>
+      <w:r>
+        <w:rPr>
+          <w:rFonts w:hint="default" w:ascii="FantasqueSansM Nerd Font" w:hAnsi="FantasqueSansM Nerd Font" w:eastAsia="FantasqueSansM Nerd Font" w:cs="FantasqueSansM Nerd Font"/>
+          <w:b w:val="0"/>
+          <w:bCs w:val="0"/>
+          <w:color w:val="D4D4D4"/>
+          <w:kern w:val="0"/>
+          <w:sz w:val="24"/>
+          <w:szCs w:val="24"/>
+          <w:shd w:val="clear" w:fill="1E1E1E"/>
+          <w:lang w:val="en-US" w:eastAsia="zh-CN" w:bidi="ar"/>
+        </w:rPr>
+        <w:t>(</w:t>
+      </w:r>
+      <w:r>
+        <w:rPr>
+          <w:rFonts w:hint="default" w:ascii="FantasqueSansM Nerd Font" w:hAnsi="FantasqueSansM Nerd Font" w:eastAsia="FantasqueSansM Nerd Font" w:cs="FantasqueSansM Nerd Font"/>
+          <w:b w:val="0"/>
+          <w:bCs w:val="0"/>
+          <w:color w:val="9CDCFE"/>
+          <w:kern w:val="0"/>
+          <w:sz w:val="24"/>
+          <w:szCs w:val="24"/>
+          <w:shd w:val="clear" w:fill="1E1E1E"/>
+          <w:lang w:val="en-US" w:eastAsia="zh-CN" w:bidi="ar"/>
+        </w:rPr>
+        <w:t>z2</w:t>
+      </w:r>
+      <w:r>
+        <w:rPr>
+          <w:rFonts w:hint="default" w:ascii="FantasqueSansM Nerd Font" w:hAnsi="FantasqueSansM Nerd Font" w:eastAsia="FantasqueSansM Nerd Font" w:cs="FantasqueSansM Nerd Font"/>
+          <w:b w:val="0"/>
+          <w:bCs w:val="0"/>
+          <w:color w:val="D4D4D4"/>
+          <w:kern w:val="0"/>
+          <w:sz w:val="24"/>
+          <w:szCs w:val="24"/>
+          <w:shd w:val="clear" w:fill="1E1E1E"/>
+          <w:lang w:val="en-US" w:eastAsia="zh-CN" w:bidi="ar"/>
+        </w:rPr>
+        <w:t>)</w:t>
+      </w:r>
+    </w:p>
+    <w:p>
+      <w:pPr>
+        <w:keepNext w:val="0"/>
+        <w:keepLines w:val="0"/>
+        <w:widowControl/>
+        <w:suppressLineNumbers w:val="0"/>
+        <w:shd w:val="clear" w:fill="1E1E1E"/>
+        <w:spacing w:line="190" w:lineRule="atLeast"/>
+        <w:jc w:val="left"/>
+        <w:rPr>
+          <w:sz w:val="24"/>
+          <w:szCs w:val="24"/>
+        </w:rPr>
+      </w:pPr>
+      <w:r>
+        <w:rPr>
+          <w:rFonts w:hint="default" w:ascii="FantasqueSansM Nerd Font" w:hAnsi="FantasqueSansM Nerd Font" w:eastAsia="FantasqueSansM Nerd Font" w:cs="FantasqueSansM Nerd Font"/>
+          <w:b w:val="0"/>
+          <w:bCs w:val="0"/>
+          <w:color w:val="D4D4D4"/>
+          <w:kern w:val="0"/>
+          <w:sz w:val="24"/>
+          <w:szCs w:val="24"/>
+          <w:shd w:val="clear" w:fill="1E1E1E"/>
+          <w:lang w:val="en-US" w:eastAsia="zh-CN" w:bidi="ar"/>
+        </w:rPr>
+        <w:t xml:space="preserve">    </w:t>
+      </w:r>
+      <w:r>
+        <w:rPr>
+          <w:rFonts w:hint="default" w:ascii="FantasqueSansM Nerd Font" w:hAnsi="FantasqueSansM Nerd Font" w:eastAsia="FantasqueSansM Nerd Font" w:cs="FantasqueSansM Nerd Font"/>
+          <w:b w:val="0"/>
+          <w:bCs w:val="0"/>
+          <w:color w:val="9CDCFE"/>
+          <w:kern w:val="0"/>
+          <w:sz w:val="24"/>
+          <w:szCs w:val="24"/>
+          <w:shd w:val="clear" w:fill="1E1E1E"/>
+          <w:lang w:val="en-US" w:eastAsia="zh-CN" w:bidi="ar"/>
+        </w:rPr>
+        <w:t>loss</w:t>
+      </w:r>
+      <w:r>
+        <w:rPr>
+          <w:rFonts w:hint="default" w:ascii="FantasqueSansM Nerd Font" w:hAnsi="FantasqueSansM Nerd Font" w:eastAsia="FantasqueSansM Nerd Font" w:cs="FantasqueSansM Nerd Font"/>
+          <w:b w:val="0"/>
+          <w:bCs w:val="0"/>
+          <w:color w:val="D4D4D4"/>
+          <w:kern w:val="0"/>
+          <w:sz w:val="24"/>
+          <w:szCs w:val="24"/>
+          <w:shd w:val="clear" w:fill="1E1E1E"/>
+          <w:lang w:val="en-US" w:eastAsia="zh-CN" w:bidi="ar"/>
+        </w:rPr>
+        <w:t xml:space="preserve"> = </w:t>
+      </w:r>
+      <w:r>
+        <w:rPr>
+          <w:rFonts w:hint="default" w:ascii="FantasqueSansM Nerd Font" w:hAnsi="FantasqueSansM Nerd Font" w:eastAsia="FantasqueSansM Nerd Font" w:cs="FantasqueSansM Nerd Font"/>
+          <w:b w:val="0"/>
+          <w:bCs w:val="0"/>
+          <w:color w:val="B5CEA8"/>
+          <w:kern w:val="0"/>
+          <w:sz w:val="24"/>
+          <w:szCs w:val="24"/>
+          <w:shd w:val="clear" w:fill="1E1E1E"/>
+          <w:lang w:val="en-US" w:eastAsia="zh-CN" w:bidi="ar"/>
+        </w:rPr>
+        <w:t>0.5</w:t>
+      </w:r>
+      <w:r>
+        <w:rPr>
+          <w:rFonts w:hint="default" w:ascii="FantasqueSansM Nerd Font" w:hAnsi="FantasqueSansM Nerd Font" w:eastAsia="FantasqueSansM Nerd Font" w:cs="FantasqueSansM Nerd Font"/>
+          <w:b w:val="0"/>
+          <w:bCs w:val="0"/>
+          <w:color w:val="D4D4D4"/>
+          <w:kern w:val="0"/>
+          <w:sz w:val="24"/>
+          <w:szCs w:val="24"/>
+          <w:shd w:val="clear" w:fill="1E1E1E"/>
+          <w:lang w:val="en-US" w:eastAsia="zh-CN" w:bidi="ar"/>
+        </w:rPr>
+        <w:t xml:space="preserve"> * </w:t>
+      </w:r>
+      <w:r>
+        <w:rPr>
+          <w:rFonts w:hint="default" w:ascii="FantasqueSansM Nerd Font" w:hAnsi="FantasqueSansM Nerd Font" w:eastAsia="FantasqueSansM Nerd Font" w:cs="FantasqueSansM Nerd Font"/>
+          <w:b w:val="0"/>
+          <w:bCs w:val="0"/>
+          <w:color w:val="4EC9B0"/>
+          <w:kern w:val="0"/>
+          <w:sz w:val="24"/>
+          <w:szCs w:val="24"/>
+          <w:shd w:val="clear" w:fill="1E1E1E"/>
+          <w:lang w:val="en-US" w:eastAsia="zh-CN" w:bidi="ar"/>
+        </w:rPr>
+        <w:t>np</w:t>
+      </w:r>
+      <w:r>
+        <w:rPr>
+          <w:rFonts w:hint="default" w:ascii="FantasqueSansM Nerd Font" w:hAnsi="FantasqueSansM Nerd Font" w:eastAsia="FantasqueSansM Nerd Font" w:cs="FantasqueSansM Nerd Font"/>
+          <w:b w:val="0"/>
+          <w:bCs w:val="0"/>
+          <w:color w:val="D4D4D4"/>
+          <w:kern w:val="0"/>
+          <w:sz w:val="24"/>
+          <w:szCs w:val="24"/>
+          <w:shd w:val="clear" w:fill="1E1E1E"/>
+          <w:lang w:val="en-US" w:eastAsia="zh-CN" w:bidi="ar"/>
+        </w:rPr>
+        <w:t>.</w:t>
+      </w:r>
+      <w:r>
+        <w:rPr>
+          <w:rFonts w:hint="default" w:ascii="FantasqueSansM Nerd Font" w:hAnsi="FantasqueSansM Nerd Font" w:eastAsia="FantasqueSansM Nerd Font" w:cs="FantasqueSansM Nerd Font"/>
+          <w:b w:val="0"/>
+          <w:bCs w:val="0"/>
+          <w:color w:val="DCDCAA"/>
+          <w:kern w:val="0"/>
+          <w:sz w:val="24"/>
+          <w:szCs w:val="24"/>
+          <w:shd w:val="clear" w:fill="1E1E1E"/>
+          <w:lang w:val="en-US" w:eastAsia="zh-CN" w:bidi="ar"/>
+        </w:rPr>
+        <w:t>sum</w:t>
+      </w:r>
+      <w:r>
+        <w:rPr>
+          <w:rFonts w:hint="default" w:ascii="FantasqueSansM Nerd Font" w:hAnsi="FantasqueSansM Nerd Font" w:eastAsia="FantasqueSansM Nerd Font" w:cs="FantasqueSansM Nerd Font"/>
+          <w:b w:val="0"/>
+          <w:bCs w:val="0"/>
+          <w:color w:val="D4D4D4"/>
+          <w:kern w:val="0"/>
+          <w:sz w:val="24"/>
+          <w:szCs w:val="24"/>
+          <w:shd w:val="clear" w:fill="1E1E1E"/>
+          <w:lang w:val="en-US" w:eastAsia="zh-CN" w:bidi="ar"/>
+        </w:rPr>
+        <w:t>((</w:t>
+      </w:r>
+      <w:r>
+        <w:rPr>
+          <w:rFonts w:hint="default" w:ascii="FantasqueSansM Nerd Font" w:hAnsi="FantasqueSansM Nerd Font" w:eastAsia="FantasqueSansM Nerd Font" w:cs="FantasqueSansM Nerd Font"/>
+          <w:b w:val="0"/>
+          <w:bCs w:val="0"/>
+          <w:color w:val="9CDCFE"/>
+          <w:kern w:val="0"/>
+          <w:sz w:val="24"/>
+          <w:szCs w:val="24"/>
+          <w:shd w:val="clear" w:fill="1E1E1E"/>
+          <w:lang w:val="en-US" w:eastAsia="zh-CN" w:bidi="ar"/>
+        </w:rPr>
+        <w:t>target</w:t>
+      </w:r>
+      <w:r>
+        <w:rPr>
+          <w:rFonts w:hint="default" w:ascii="FantasqueSansM Nerd Font" w:hAnsi="FantasqueSansM Nerd Font" w:eastAsia="FantasqueSansM Nerd Font" w:cs="FantasqueSansM Nerd Font"/>
+          <w:b w:val="0"/>
+          <w:bCs w:val="0"/>
+          <w:color w:val="D4D4D4"/>
+          <w:kern w:val="0"/>
+          <w:sz w:val="24"/>
+          <w:szCs w:val="24"/>
+          <w:shd w:val="clear" w:fill="1E1E1E"/>
+          <w:lang w:val="en-US" w:eastAsia="zh-CN" w:bidi="ar"/>
+        </w:rPr>
+        <w:t xml:space="preserve"> </w:t>
+      </w:r>
+      <w:r>
+        <w:rPr>
+          <w:rFonts w:hint="default" w:ascii="FantasqueSansM Nerd Font" w:hAnsi="FantasqueSansM Nerd Font" w:eastAsia="FantasqueSansM Nerd Font" w:cs="FantasqueSansM Nerd Font"/>
+          <w:b w:val="0"/>
+          <w:bCs w:val="0"/>
+          <w:color w:val="DCDCAA"/>
+          <w:kern w:val="0"/>
+          <w:sz w:val="24"/>
+          <w:szCs w:val="24"/>
+          <w:shd w:val="clear" w:fill="1E1E1E"/>
+          <w:lang w:val="en-US" w:eastAsia="zh-CN" w:bidi="ar"/>
+        </w:rPr>
+        <w:t>-</w:t>
+      </w:r>
+      <w:r>
+        <w:rPr>
+          <w:rFonts w:hint="default" w:ascii="FantasqueSansM Nerd Font" w:hAnsi="FantasqueSansM Nerd Font" w:eastAsia="FantasqueSansM Nerd Font" w:cs="FantasqueSansM Nerd Font"/>
+          <w:b w:val="0"/>
+          <w:bCs w:val="0"/>
+          <w:color w:val="D4D4D4"/>
+          <w:kern w:val="0"/>
+          <w:sz w:val="24"/>
+          <w:szCs w:val="24"/>
+          <w:shd w:val="clear" w:fill="1E1E1E"/>
+          <w:lang w:val="en-US" w:eastAsia="zh-CN" w:bidi="ar"/>
+        </w:rPr>
+        <w:t xml:space="preserve"> </w:t>
+      </w:r>
+      <w:r>
+        <w:rPr>
+          <w:rFonts w:hint="default" w:ascii="FantasqueSansM Nerd Font" w:hAnsi="FantasqueSansM Nerd Font" w:eastAsia="FantasqueSansM Nerd Font" w:cs="FantasqueSansM Nerd Font"/>
+          <w:b w:val="0"/>
+          <w:bCs w:val="0"/>
+          <w:color w:val="9CDCFE"/>
+          <w:kern w:val="0"/>
+          <w:sz w:val="24"/>
+          <w:szCs w:val="24"/>
+          <w:shd w:val="clear" w:fill="1E1E1E"/>
+          <w:lang w:val="en-US" w:eastAsia="zh-CN" w:bidi="ar"/>
+        </w:rPr>
+        <w:t>y</w:t>
+      </w:r>
+      <w:r>
+        <w:rPr>
+          <w:rFonts w:hint="default" w:ascii="FantasqueSansM Nerd Font" w:hAnsi="FantasqueSansM Nerd Font" w:eastAsia="FantasqueSansM Nerd Font" w:cs="FantasqueSansM Nerd Font"/>
+          <w:b w:val="0"/>
+          <w:bCs w:val="0"/>
+          <w:color w:val="D4D4D4"/>
+          <w:kern w:val="0"/>
+          <w:sz w:val="24"/>
+          <w:szCs w:val="24"/>
+          <w:shd w:val="clear" w:fill="1E1E1E"/>
+          <w:lang w:val="en-US" w:eastAsia="zh-CN" w:bidi="ar"/>
+        </w:rPr>
+        <w:t xml:space="preserve">) ** </w:t>
+      </w:r>
+      <w:r>
+        <w:rPr>
+          <w:rFonts w:hint="default" w:ascii="FantasqueSansM Nerd Font" w:hAnsi="FantasqueSansM Nerd Font" w:eastAsia="FantasqueSansM Nerd Font" w:cs="FantasqueSansM Nerd Font"/>
+          <w:b w:val="0"/>
+          <w:bCs w:val="0"/>
+          <w:color w:val="B5CEA8"/>
+          <w:kern w:val="0"/>
+          <w:sz w:val="24"/>
+          <w:szCs w:val="24"/>
+          <w:shd w:val="clear" w:fill="1E1E1E"/>
+          <w:lang w:val="en-US" w:eastAsia="zh-CN" w:bidi="ar"/>
+        </w:rPr>
+        <w:t>2</w:t>
+      </w:r>
+      <w:r>
+        <w:rPr>
+          <w:rFonts w:hint="default" w:ascii="FantasqueSansM Nerd Font" w:hAnsi="FantasqueSansM Nerd Font" w:eastAsia="FantasqueSansM Nerd Font" w:cs="FantasqueSansM Nerd Font"/>
+          <w:b w:val="0"/>
+          <w:bCs w:val="0"/>
+          <w:color w:val="D4D4D4"/>
+          <w:kern w:val="0"/>
+          <w:sz w:val="24"/>
+          <w:szCs w:val="24"/>
+          <w:shd w:val="clear" w:fill="1E1E1E"/>
+          <w:lang w:val="en-US" w:eastAsia="zh-CN" w:bidi="ar"/>
+        </w:rPr>
+        <w:t>)</w:t>
+      </w:r>
+    </w:p>
+    <w:p>
+      <w:pPr>
+        <w:keepNext w:val="0"/>
+        <w:keepLines w:val="0"/>
+        <w:widowControl/>
+        <w:suppressLineNumbers w:val="0"/>
+        <w:shd w:val="clear" w:fill="1E1E1E"/>
+        <w:spacing w:line="190" w:lineRule="atLeast"/>
+        <w:jc w:val="left"/>
+        <w:rPr>
+          <w:rFonts w:hint="default" w:ascii="FantasqueSansM Nerd Font" w:hAnsi="FantasqueSansM Nerd Font" w:eastAsia="FantasqueSansM Nerd Font" w:cs="FantasqueSansM Nerd Font"/>
+          <w:b w:val="0"/>
+          <w:bCs w:val="0"/>
+          <w:color w:val="D4D4D4"/>
+          <w:sz w:val="24"/>
+          <w:szCs w:val="24"/>
+        </w:rPr>
+      </w:pPr>
+      <w:r>
+        <w:rPr>
+          <w:rFonts w:hint="default" w:ascii="FantasqueSansM Nerd Font" w:hAnsi="FantasqueSansM Nerd Font" w:eastAsia="FantasqueSansM Nerd Font" w:cs="FantasqueSansM Nerd Font"/>
+          <w:b w:val="0"/>
+          <w:bCs w:val="0"/>
+          <w:color w:val="D4D4D4"/>
+          <w:kern w:val="0"/>
+          <w:sz w:val="24"/>
+          <w:szCs w:val="24"/>
+          <w:shd w:val="clear" w:fill="1E1E1E"/>
+          <w:lang w:val="en-US" w:eastAsia="zh-CN" w:bidi="ar"/>
+        </w:rPr>
+        <w:t xml:space="preserve">    </w:t>
+      </w:r>
+      <w:r>
+        <w:rPr>
+          <w:rFonts w:hint="default" w:ascii="FantasqueSansM Nerd Font" w:hAnsi="FantasqueSansM Nerd Font" w:eastAsia="FantasqueSansM Nerd Font" w:cs="FantasqueSansM Nerd Font"/>
+          <w:b w:val="0"/>
+          <w:bCs w:val="0"/>
+          <w:color w:val="C586C0"/>
+          <w:kern w:val="0"/>
+          <w:sz w:val="24"/>
+          <w:szCs w:val="24"/>
+          <w:shd w:val="clear" w:fill="1E1E1E"/>
+          <w:lang w:val="en-US" w:eastAsia="zh-CN" w:bidi="ar"/>
+        </w:rPr>
+        <w:t>if</w:t>
+      </w:r>
+      <w:r>
+        <w:rPr>
+          <w:rFonts w:hint="default" w:ascii="FantasqueSansM Nerd Font" w:hAnsi="FantasqueSansM Nerd Font" w:eastAsia="FantasqueSansM Nerd Font" w:cs="FantasqueSansM Nerd Font"/>
+          <w:b w:val="0"/>
+          <w:bCs w:val="0"/>
+          <w:color w:val="D4D4D4"/>
+          <w:kern w:val="0"/>
+          <w:sz w:val="24"/>
+          <w:szCs w:val="24"/>
+          <w:shd w:val="clear" w:fill="1E1E1E"/>
+          <w:lang w:val="en-US" w:eastAsia="zh-CN" w:bidi="ar"/>
+        </w:rPr>
+        <w:t xml:space="preserve"> </w:t>
+      </w:r>
+      <w:r>
+        <w:rPr>
+          <w:rFonts w:hint="default" w:ascii="FantasqueSansM Nerd Font" w:hAnsi="FantasqueSansM Nerd Font" w:eastAsia="FantasqueSansM Nerd Font" w:cs="FantasqueSansM Nerd Font"/>
+          <w:b w:val="0"/>
+          <w:bCs w:val="0"/>
+          <w:color w:val="9CDCFE"/>
+          <w:kern w:val="0"/>
+          <w:sz w:val="24"/>
+          <w:szCs w:val="24"/>
+          <w:shd w:val="clear" w:fill="1E1E1E"/>
+          <w:lang w:val="en-US" w:eastAsia="zh-CN" w:bidi="ar"/>
+        </w:rPr>
+        <w:t>loss</w:t>
+      </w:r>
+      <w:r>
+        <w:rPr>
+          <w:rFonts w:hint="default" w:ascii="FantasqueSansM Nerd Font" w:hAnsi="FantasqueSansM Nerd Font" w:eastAsia="FantasqueSansM Nerd Font" w:cs="FantasqueSansM Nerd Font"/>
+          <w:b w:val="0"/>
+          <w:bCs w:val="0"/>
+          <w:color w:val="D4D4D4"/>
+          <w:kern w:val="0"/>
+          <w:sz w:val="24"/>
+          <w:szCs w:val="24"/>
+          <w:shd w:val="clear" w:fill="1E1E1E"/>
+          <w:lang w:val="en-US" w:eastAsia="zh-CN" w:bidi="ar"/>
+        </w:rPr>
+        <w:t xml:space="preserve"> &lt; </w:t>
+      </w:r>
+      <w:r>
+        <w:rPr>
+          <w:rFonts w:hint="default" w:ascii="FantasqueSansM Nerd Font" w:hAnsi="FantasqueSansM Nerd Font" w:eastAsia="FantasqueSansM Nerd Font" w:cs="FantasqueSansM Nerd Font"/>
+          <w:b w:val="0"/>
+          <w:bCs w:val="0"/>
+          <w:color w:val="B5CEA8"/>
+          <w:kern w:val="0"/>
+          <w:sz w:val="24"/>
+          <w:szCs w:val="24"/>
+          <w:shd w:val="clear" w:fill="1E1E1E"/>
+          <w:lang w:val="en-US" w:eastAsia="zh-CN" w:bidi="ar"/>
+        </w:rPr>
+        <w:t>0.01</w:t>
+      </w:r>
+      <w:r>
+        <w:rPr>
+          <w:rFonts w:hint="default" w:ascii="FantasqueSansM Nerd Font" w:hAnsi="FantasqueSansM Nerd Font" w:eastAsia="FantasqueSansM Nerd Font" w:cs="FantasqueSansM Nerd Font"/>
+          <w:b w:val="0"/>
+          <w:bCs w:val="0"/>
+          <w:color w:val="D4D4D4"/>
+          <w:kern w:val="0"/>
+          <w:sz w:val="24"/>
+          <w:szCs w:val="24"/>
+          <w:shd w:val="clear" w:fill="1E1E1E"/>
+          <w:lang w:val="en-US" w:eastAsia="zh-CN" w:bidi="ar"/>
+        </w:rPr>
+        <w:t>:</w:t>
+      </w:r>
+    </w:p>
+    <w:p>
+      <w:pPr>
+        <w:keepNext w:val="0"/>
+        <w:keepLines w:val="0"/>
+        <w:widowControl/>
+        <w:suppressLineNumbers w:val="0"/>
+        <w:shd w:val="clear" w:fill="1E1E1E"/>
+        <w:spacing w:line="190" w:lineRule="atLeast"/>
+        <w:jc w:val="left"/>
+        <w:rPr>
+          <w:rFonts w:hint="default" w:ascii="FantasqueSansM Nerd Font" w:hAnsi="FantasqueSansM Nerd Font" w:eastAsia="FantasqueSansM Nerd Font" w:cs="FantasqueSansM Nerd Font"/>
+          <w:b w:val="0"/>
+          <w:bCs w:val="0"/>
+          <w:color w:val="D4D4D4"/>
+          <w:sz w:val="24"/>
+          <w:szCs w:val="24"/>
+        </w:rPr>
+      </w:pPr>
+      <w:r>
+        <w:rPr>
+          <w:rFonts w:hint="default" w:ascii="FantasqueSansM Nerd Font" w:hAnsi="FantasqueSansM Nerd Font" w:eastAsia="FantasqueSansM Nerd Font" w:cs="FantasqueSansM Nerd Font"/>
+          <w:b w:val="0"/>
+          <w:bCs w:val="0"/>
+          <w:color w:val="D4D4D4"/>
+          <w:kern w:val="0"/>
+          <w:sz w:val="24"/>
+          <w:szCs w:val="24"/>
+          <w:shd w:val="clear" w:fill="1E1E1E"/>
+          <w:lang w:val="en-US" w:eastAsia="zh-CN" w:bidi="ar"/>
+        </w:rPr>
+        <w:t xml:space="preserve">        </w:t>
+      </w:r>
+      <w:r>
+        <w:rPr>
+          <w:rFonts w:hint="default" w:ascii="FantasqueSansM Nerd Font" w:hAnsi="FantasqueSansM Nerd Font" w:eastAsia="FantasqueSansM Nerd Font" w:cs="FantasqueSansM Nerd Font"/>
+          <w:b w:val="0"/>
+          <w:bCs w:val="0"/>
+          <w:color w:val="DCDCAA"/>
+          <w:kern w:val="0"/>
+          <w:sz w:val="24"/>
+          <w:szCs w:val="24"/>
+          <w:shd w:val="clear" w:fill="1E1E1E"/>
+          <w:lang w:val="en-US" w:eastAsia="zh-CN" w:bidi="ar"/>
+        </w:rPr>
+        <w:t>print</w:t>
+      </w:r>
+      <w:r>
+        <w:rPr>
+          <w:rFonts w:hint="default" w:ascii="FantasqueSansM Nerd Font" w:hAnsi="FantasqueSansM Nerd Font" w:eastAsia="FantasqueSansM Nerd Font" w:cs="FantasqueSansM Nerd Font"/>
+          <w:b w:val="0"/>
+          <w:bCs w:val="0"/>
+          <w:color w:val="D4D4D4"/>
+          <w:kern w:val="0"/>
+          <w:sz w:val="24"/>
+          <w:szCs w:val="24"/>
+          <w:shd w:val="clear" w:fill="1E1E1E"/>
+          <w:lang w:val="en-US" w:eastAsia="zh-CN" w:bidi="ar"/>
+        </w:rPr>
+        <w:t>(</w:t>
+      </w:r>
+      <w:r>
+        <w:rPr>
+          <w:rFonts w:hint="default" w:ascii="FantasqueSansM Nerd Font" w:hAnsi="FantasqueSansM Nerd Font" w:eastAsia="FantasqueSansM Nerd Font" w:cs="FantasqueSansM Nerd Font"/>
+          <w:b w:val="0"/>
+          <w:bCs w:val="0"/>
+          <w:color w:val="569CD6"/>
+          <w:kern w:val="0"/>
+          <w:sz w:val="24"/>
+          <w:szCs w:val="24"/>
+          <w:shd w:val="clear" w:fill="1E1E1E"/>
+          <w:lang w:val="en-US" w:eastAsia="zh-CN" w:bidi="ar"/>
+        </w:rPr>
+        <w:t>f</w:t>
+      </w:r>
+      <w:r>
+        <w:rPr>
+          <w:rFonts w:hint="default" w:ascii="FantasqueSansM Nerd Font" w:hAnsi="FantasqueSansM Nerd Font" w:eastAsia="FantasqueSansM Nerd Font" w:cs="FantasqueSansM Nerd Font"/>
+          <w:b w:val="0"/>
+          <w:bCs w:val="0"/>
+          <w:color w:val="CE9178"/>
+          <w:kern w:val="0"/>
+          <w:sz w:val="24"/>
+          <w:szCs w:val="24"/>
+          <w:shd w:val="clear" w:fill="1E1E1E"/>
+          <w:lang w:val="en-US" w:eastAsia="zh-CN" w:bidi="ar"/>
+        </w:rPr>
+        <w:t xml:space="preserve">"Converged at epoch </w:t>
+      </w:r>
+      <w:r>
+        <w:rPr>
+          <w:rFonts w:hint="default" w:ascii="FantasqueSansM Nerd Font" w:hAnsi="FantasqueSansM Nerd Font" w:eastAsia="FantasqueSansM Nerd Font" w:cs="FantasqueSansM Nerd Font"/>
+          <w:b w:val="0"/>
+          <w:bCs w:val="0"/>
+          <w:color w:val="569CD6"/>
+          <w:kern w:val="0"/>
+          <w:sz w:val="24"/>
+          <w:szCs w:val="24"/>
+          <w:shd w:val="clear" w:fill="1E1E1E"/>
+          <w:lang w:val="en-US" w:eastAsia="zh-CN" w:bidi="ar"/>
+        </w:rPr>
+        <w:t>{</w:t>
+      </w:r>
+      <w:r>
+        <w:rPr>
+          <w:rFonts w:hint="default" w:ascii="FantasqueSansM Nerd Font" w:hAnsi="FantasqueSansM Nerd Font" w:eastAsia="FantasqueSansM Nerd Font" w:cs="FantasqueSansM Nerd Font"/>
+          <w:b w:val="0"/>
+          <w:bCs w:val="0"/>
+          <w:color w:val="9CDCFE"/>
+          <w:kern w:val="0"/>
+          <w:sz w:val="24"/>
+          <w:szCs w:val="24"/>
+          <w:shd w:val="clear" w:fill="1E1E1E"/>
+          <w:lang w:val="en-US" w:eastAsia="zh-CN" w:bidi="ar"/>
+        </w:rPr>
+        <w:t>epoch</w:t>
+      </w:r>
+      <w:r>
+        <w:rPr>
+          <w:rFonts w:hint="default" w:ascii="FantasqueSansM Nerd Font" w:hAnsi="FantasqueSansM Nerd Font" w:eastAsia="FantasqueSansM Nerd Font" w:cs="FantasqueSansM Nerd Font"/>
+          <w:b w:val="0"/>
+          <w:bCs w:val="0"/>
+          <w:color w:val="569CD6"/>
+          <w:kern w:val="0"/>
+          <w:sz w:val="24"/>
+          <w:szCs w:val="24"/>
+          <w:shd w:val="clear" w:fill="1E1E1E"/>
+          <w:lang w:val="en-US" w:eastAsia="zh-CN" w:bidi="ar"/>
+        </w:rPr>
+        <w:t>}</w:t>
+      </w:r>
+      <w:r>
+        <w:rPr>
+          <w:rFonts w:hint="default" w:ascii="FantasqueSansM Nerd Font" w:hAnsi="FantasqueSansM Nerd Font" w:eastAsia="FantasqueSansM Nerd Font" w:cs="FantasqueSansM Nerd Font"/>
+          <w:b w:val="0"/>
+          <w:bCs w:val="0"/>
+          <w:color w:val="CE9178"/>
+          <w:kern w:val="0"/>
+          <w:sz w:val="24"/>
+          <w:szCs w:val="24"/>
+          <w:shd w:val="clear" w:fill="1E1E1E"/>
+          <w:lang w:val="en-US" w:eastAsia="zh-CN" w:bidi="ar"/>
+        </w:rPr>
+        <w:t>, loss=</w:t>
+      </w:r>
+      <w:r>
+        <w:rPr>
+          <w:rFonts w:hint="default" w:ascii="FantasqueSansM Nerd Font" w:hAnsi="FantasqueSansM Nerd Font" w:eastAsia="FantasqueSansM Nerd Font" w:cs="FantasqueSansM Nerd Font"/>
+          <w:b w:val="0"/>
+          <w:bCs w:val="0"/>
+          <w:color w:val="569CD6"/>
+          <w:kern w:val="0"/>
+          <w:sz w:val="24"/>
+          <w:szCs w:val="24"/>
+          <w:shd w:val="clear" w:fill="1E1E1E"/>
+          <w:lang w:val="en-US" w:eastAsia="zh-CN" w:bidi="ar"/>
+        </w:rPr>
+        <w:t>{</w:t>
+      </w:r>
+      <w:r>
+        <w:rPr>
+          <w:rFonts w:hint="default" w:ascii="FantasqueSansM Nerd Font" w:hAnsi="FantasqueSansM Nerd Font" w:eastAsia="FantasqueSansM Nerd Font" w:cs="FantasqueSansM Nerd Font"/>
+          <w:b w:val="0"/>
+          <w:bCs w:val="0"/>
+          <w:color w:val="9CDCFE"/>
+          <w:kern w:val="0"/>
+          <w:sz w:val="24"/>
+          <w:szCs w:val="24"/>
+          <w:shd w:val="clear" w:fill="1E1E1E"/>
+          <w:lang w:val="en-US" w:eastAsia="zh-CN" w:bidi="ar"/>
+        </w:rPr>
+        <w:t>loss</w:t>
+      </w:r>
+      <w:r>
+        <w:rPr>
+          <w:rFonts w:hint="default" w:ascii="FantasqueSansM Nerd Font" w:hAnsi="FantasqueSansM Nerd Font" w:eastAsia="FantasqueSansM Nerd Font" w:cs="FantasqueSansM Nerd Font"/>
+          <w:b w:val="0"/>
+          <w:bCs w:val="0"/>
+          <w:color w:val="569CD6"/>
+          <w:kern w:val="0"/>
+          <w:sz w:val="24"/>
+          <w:szCs w:val="24"/>
+          <w:shd w:val="clear" w:fill="1E1E1E"/>
+          <w:lang w:val="en-US" w:eastAsia="zh-CN" w:bidi="ar"/>
+        </w:rPr>
+        <w:t>:.6f}</w:t>
+      </w:r>
+      <w:r>
+        <w:rPr>
+          <w:rFonts w:hint="default" w:ascii="FantasqueSansM Nerd Font" w:hAnsi="FantasqueSansM Nerd Font" w:eastAsia="FantasqueSansM Nerd Font" w:cs="FantasqueSansM Nerd Font"/>
+          <w:b w:val="0"/>
+          <w:bCs w:val="0"/>
+          <w:color w:val="CE9178"/>
+          <w:kern w:val="0"/>
+          <w:sz w:val="24"/>
+          <w:szCs w:val="24"/>
+          <w:shd w:val="clear" w:fill="1E1E1E"/>
+          <w:lang w:val="en-US" w:eastAsia="zh-CN" w:bidi="ar"/>
+        </w:rPr>
+        <w:t>, output=</w:t>
+      </w:r>
+      <w:r>
+        <w:rPr>
+          <w:rFonts w:hint="default" w:ascii="FantasqueSansM Nerd Font" w:hAnsi="FantasqueSansM Nerd Font" w:eastAsia="FantasqueSansM Nerd Font" w:cs="FantasqueSansM Nerd Font"/>
+          <w:b w:val="0"/>
+          <w:bCs w:val="0"/>
+          <w:color w:val="569CD6"/>
+          <w:kern w:val="0"/>
+          <w:sz w:val="24"/>
+          <w:szCs w:val="24"/>
+          <w:shd w:val="clear" w:fill="1E1E1E"/>
+          <w:lang w:val="en-US" w:eastAsia="zh-CN" w:bidi="ar"/>
+        </w:rPr>
+        <w:t>{</w:t>
+      </w:r>
+      <w:r>
+        <w:rPr>
+          <w:rFonts w:hint="default" w:ascii="FantasqueSansM Nerd Font" w:hAnsi="FantasqueSansM Nerd Font" w:eastAsia="FantasqueSansM Nerd Font" w:cs="FantasqueSansM Nerd Font"/>
+          <w:b w:val="0"/>
+          <w:bCs w:val="0"/>
+          <w:color w:val="9CDCFE"/>
+          <w:kern w:val="0"/>
+          <w:sz w:val="24"/>
+          <w:szCs w:val="24"/>
+          <w:shd w:val="clear" w:fill="1E1E1E"/>
+          <w:lang w:val="en-US" w:eastAsia="zh-CN" w:bidi="ar"/>
+        </w:rPr>
+        <w:t>y</w:t>
+      </w:r>
+      <w:r>
+        <w:rPr>
+          <w:rFonts w:hint="default" w:ascii="FantasqueSansM Nerd Font" w:hAnsi="FantasqueSansM Nerd Font" w:eastAsia="FantasqueSansM Nerd Font" w:cs="FantasqueSansM Nerd Font"/>
+          <w:b w:val="0"/>
+          <w:bCs w:val="0"/>
+          <w:color w:val="D4D4D4"/>
+          <w:kern w:val="0"/>
+          <w:sz w:val="24"/>
+          <w:szCs w:val="24"/>
+          <w:shd w:val="clear" w:fill="1E1E1E"/>
+          <w:lang w:val="en-US" w:eastAsia="zh-CN" w:bidi="ar"/>
+        </w:rPr>
+        <w:t>.ravel()[</w:t>
+      </w:r>
+      <w:r>
+        <w:rPr>
+          <w:rFonts w:hint="default" w:ascii="FantasqueSansM Nerd Font" w:hAnsi="FantasqueSansM Nerd Font" w:eastAsia="FantasqueSansM Nerd Font" w:cs="FantasqueSansM Nerd Font"/>
+          <w:b w:val="0"/>
+          <w:bCs w:val="0"/>
+          <w:color w:val="B5CEA8"/>
+          <w:kern w:val="0"/>
+          <w:sz w:val="24"/>
+          <w:szCs w:val="24"/>
+          <w:shd w:val="clear" w:fill="1E1E1E"/>
+          <w:lang w:val="en-US" w:eastAsia="zh-CN" w:bidi="ar"/>
+        </w:rPr>
+        <w:t>0</w:t>
+      </w:r>
+      <w:r>
+        <w:rPr>
+          <w:rFonts w:hint="default" w:ascii="FantasqueSansM Nerd Font" w:hAnsi="FantasqueSansM Nerd Font" w:eastAsia="FantasqueSansM Nerd Font" w:cs="FantasqueSansM Nerd Font"/>
+          <w:b w:val="0"/>
+          <w:bCs w:val="0"/>
+          <w:color w:val="D4D4D4"/>
+          <w:kern w:val="0"/>
+          <w:sz w:val="24"/>
+          <w:szCs w:val="24"/>
+          <w:shd w:val="clear" w:fill="1E1E1E"/>
+          <w:lang w:val="en-US" w:eastAsia="zh-CN" w:bidi="ar"/>
+        </w:rPr>
+        <w:t>]</w:t>
+      </w:r>
+      <w:r>
+        <w:rPr>
+          <w:rFonts w:hint="default" w:ascii="FantasqueSansM Nerd Font" w:hAnsi="FantasqueSansM Nerd Font" w:eastAsia="FantasqueSansM Nerd Font" w:cs="FantasqueSansM Nerd Font"/>
+          <w:b w:val="0"/>
+          <w:bCs w:val="0"/>
+          <w:color w:val="569CD6"/>
+          <w:kern w:val="0"/>
+          <w:sz w:val="24"/>
+          <w:szCs w:val="24"/>
+          <w:shd w:val="clear" w:fill="1E1E1E"/>
+          <w:lang w:val="en-US" w:eastAsia="zh-CN" w:bidi="ar"/>
+        </w:rPr>
+        <w:t>:.6f}</w:t>
+      </w:r>
+      <w:r>
+        <w:rPr>
+          <w:rFonts w:hint="default" w:ascii="FantasqueSansM Nerd Font" w:hAnsi="FantasqueSansM Nerd Font" w:eastAsia="FantasqueSansM Nerd Font" w:cs="FantasqueSansM Nerd Font"/>
+          <w:b w:val="0"/>
+          <w:bCs w:val="0"/>
+          <w:color w:val="CE9178"/>
+          <w:kern w:val="0"/>
+          <w:sz w:val="24"/>
+          <w:szCs w:val="24"/>
+          <w:shd w:val="clear" w:fill="1E1E1E"/>
+          <w:lang w:val="en-US" w:eastAsia="zh-CN" w:bidi="ar"/>
+        </w:rPr>
+        <w:t>"</w:t>
+      </w:r>
+      <w:r>
+        <w:rPr>
+          <w:rFonts w:hint="default" w:ascii="FantasqueSansM Nerd Font" w:hAnsi="FantasqueSansM Nerd Font" w:eastAsia="FantasqueSansM Nerd Font" w:cs="FantasqueSansM Nerd Font"/>
+          <w:b w:val="0"/>
+          <w:bCs w:val="0"/>
+          <w:color w:val="D4D4D4"/>
+          <w:kern w:val="0"/>
+          <w:sz w:val="24"/>
+          <w:szCs w:val="24"/>
+          <w:shd w:val="clear" w:fill="1E1E1E"/>
+          <w:lang w:val="en-US" w:eastAsia="zh-CN" w:bidi="ar"/>
+        </w:rPr>
+        <w:t>)</w:t>
+      </w:r>
+    </w:p>
+    <w:p>
+      <w:pPr>
+        <w:keepNext w:val="0"/>
+        <w:keepLines w:val="0"/>
+        <w:widowControl/>
+        <w:suppressLineNumbers w:val="0"/>
+        <w:shd w:val="clear" w:fill="1E1E1E"/>
+        <w:spacing w:line="190" w:lineRule="atLeast"/>
+        <w:jc w:val="left"/>
+        <w:rPr>
+          <w:sz w:val="24"/>
+          <w:szCs w:val="24"/>
+        </w:rPr>
+      </w:pPr>
+      <w:r>
+        <w:rPr>
+          <w:rFonts w:hint="default" w:ascii="FantasqueSansM Nerd Font" w:hAnsi="FantasqueSansM Nerd Font" w:eastAsia="FantasqueSansM Nerd Font" w:cs="FantasqueSansM Nerd Font"/>
+          <w:b w:val="0"/>
+          <w:bCs w:val="0"/>
+          <w:color w:val="D4D4D4"/>
+          <w:kern w:val="0"/>
+          <w:sz w:val="24"/>
+          <w:szCs w:val="24"/>
+          <w:shd w:val="clear" w:fill="1E1E1E"/>
+          <w:lang w:val="en-US" w:eastAsia="zh-CN" w:bidi="ar"/>
+        </w:rPr>
+        <w:t xml:space="preserve">        </w:t>
+      </w:r>
+      <w:r>
+        <w:rPr>
+          <w:rFonts w:hint="default" w:ascii="FantasqueSansM Nerd Font" w:hAnsi="FantasqueSansM Nerd Font" w:eastAsia="FantasqueSansM Nerd Font" w:cs="FantasqueSansM Nerd Font"/>
+          <w:b w:val="0"/>
+          <w:bCs w:val="0"/>
+          <w:color w:val="C586C0"/>
+          <w:kern w:val="0"/>
+          <w:sz w:val="24"/>
+          <w:szCs w:val="24"/>
+          <w:shd w:val="clear" w:fill="1E1E1E"/>
+          <w:lang w:val="en-US" w:eastAsia="zh-CN" w:bidi="ar"/>
+        </w:rPr>
+        <w:t>break</w:t>
+      </w:r>
+    </w:p>
+    <w:p>
+      <w:pPr>
+        <w:keepNext w:val="0"/>
+        <w:keepLines w:val="0"/>
+        <w:widowControl/>
+        <w:suppressLineNumbers w:val="0"/>
+        <w:shd w:val="clear" w:fill="1E1E1E"/>
+        <w:spacing w:line="190" w:lineRule="atLeast"/>
+        <w:jc w:val="left"/>
+        <w:rPr>
+          <w:rFonts w:hint="default" w:ascii="FantasqueSansM Nerd Font" w:hAnsi="FantasqueSansM Nerd Font" w:eastAsia="FantasqueSansM Nerd Font" w:cs="FantasqueSansM Nerd Font"/>
+          <w:b w:val="0"/>
+          <w:bCs w:val="0"/>
+          <w:color w:val="D4D4D4"/>
+          <w:sz w:val="24"/>
+          <w:szCs w:val="24"/>
+        </w:rPr>
+      </w:pPr>
+      <w:r>
+        <w:rPr>
+          <w:rFonts w:hint="default" w:ascii="FantasqueSansM Nerd Font" w:hAnsi="FantasqueSansM Nerd Font" w:eastAsia="FantasqueSansM Nerd Font" w:cs="FantasqueSansM Nerd Font"/>
+          <w:b w:val="0"/>
+          <w:bCs w:val="0"/>
+          <w:color w:val="D4D4D4"/>
+          <w:kern w:val="0"/>
+          <w:sz w:val="24"/>
+          <w:szCs w:val="24"/>
+          <w:shd w:val="clear" w:fill="1E1E1E"/>
+          <w:lang w:val="en-US" w:eastAsia="zh-CN" w:bidi="ar"/>
+        </w:rPr>
+        <w:t xml:space="preserve">    </w:t>
+      </w:r>
+      <w:r>
+        <w:rPr>
+          <w:rFonts w:hint="default" w:ascii="FantasqueSansM Nerd Font" w:hAnsi="FantasqueSansM Nerd Font" w:eastAsia="FantasqueSansM Nerd Font" w:cs="FantasqueSansM Nerd Font"/>
+          <w:b w:val="0"/>
+          <w:bCs w:val="0"/>
+          <w:color w:val="9CDCFE"/>
+          <w:kern w:val="0"/>
+          <w:sz w:val="24"/>
+          <w:szCs w:val="24"/>
+          <w:shd w:val="clear" w:fill="1E1E1E"/>
+          <w:lang w:val="en-US" w:eastAsia="zh-CN" w:bidi="ar"/>
+        </w:rPr>
+        <w:t>delta_output</w:t>
+      </w:r>
+      <w:r>
+        <w:rPr>
+          <w:rFonts w:hint="default" w:ascii="FantasqueSansM Nerd Font" w:hAnsi="FantasqueSansM Nerd Font" w:eastAsia="FantasqueSansM Nerd Font" w:cs="FantasqueSansM Nerd Font"/>
+          <w:b w:val="0"/>
+          <w:bCs w:val="0"/>
+          <w:color w:val="D4D4D4"/>
+          <w:kern w:val="0"/>
+          <w:sz w:val="24"/>
+          <w:szCs w:val="24"/>
+          <w:shd w:val="clear" w:fill="1E1E1E"/>
+          <w:lang w:val="en-US" w:eastAsia="zh-CN" w:bidi="ar"/>
+        </w:rPr>
+        <w:t xml:space="preserve"> = (</w:t>
+      </w:r>
+      <w:r>
+        <w:rPr>
+          <w:rFonts w:hint="default" w:ascii="FantasqueSansM Nerd Font" w:hAnsi="FantasqueSansM Nerd Font" w:eastAsia="FantasqueSansM Nerd Font" w:cs="FantasqueSansM Nerd Font"/>
+          <w:b w:val="0"/>
+          <w:bCs w:val="0"/>
+          <w:color w:val="9CDCFE"/>
+          <w:kern w:val="0"/>
+          <w:sz w:val="24"/>
+          <w:szCs w:val="24"/>
+          <w:shd w:val="clear" w:fill="1E1E1E"/>
+          <w:lang w:val="en-US" w:eastAsia="zh-CN" w:bidi="ar"/>
+        </w:rPr>
+        <w:t>y</w:t>
+      </w:r>
+      <w:r>
+        <w:rPr>
+          <w:rFonts w:hint="default" w:ascii="FantasqueSansM Nerd Font" w:hAnsi="FantasqueSansM Nerd Font" w:eastAsia="FantasqueSansM Nerd Font" w:cs="FantasqueSansM Nerd Font"/>
+          <w:b w:val="0"/>
+          <w:bCs w:val="0"/>
+          <w:color w:val="D4D4D4"/>
+          <w:kern w:val="0"/>
+          <w:sz w:val="24"/>
+          <w:szCs w:val="24"/>
+          <w:shd w:val="clear" w:fill="1E1E1E"/>
+          <w:lang w:val="en-US" w:eastAsia="zh-CN" w:bidi="ar"/>
+        </w:rPr>
+        <w:t xml:space="preserve"> </w:t>
+      </w:r>
+      <w:r>
+        <w:rPr>
+          <w:rFonts w:hint="default" w:ascii="FantasqueSansM Nerd Font" w:hAnsi="FantasqueSansM Nerd Font" w:eastAsia="FantasqueSansM Nerd Font" w:cs="FantasqueSansM Nerd Font"/>
+          <w:b w:val="0"/>
+          <w:bCs w:val="0"/>
+          <w:color w:val="DCDCAA"/>
+          <w:kern w:val="0"/>
+          <w:sz w:val="24"/>
+          <w:szCs w:val="24"/>
+          <w:shd w:val="clear" w:fill="1E1E1E"/>
+          <w:lang w:val="en-US" w:eastAsia="zh-CN" w:bidi="ar"/>
+        </w:rPr>
+        <w:t>-</w:t>
+      </w:r>
+      <w:r>
+        <w:rPr>
+          <w:rFonts w:hint="default" w:ascii="FantasqueSansM Nerd Font" w:hAnsi="FantasqueSansM Nerd Font" w:eastAsia="FantasqueSansM Nerd Font" w:cs="FantasqueSansM Nerd Font"/>
+          <w:b w:val="0"/>
+          <w:bCs w:val="0"/>
+          <w:color w:val="D4D4D4"/>
+          <w:kern w:val="0"/>
+          <w:sz w:val="24"/>
+          <w:szCs w:val="24"/>
+          <w:shd w:val="clear" w:fill="1E1E1E"/>
+          <w:lang w:val="en-US" w:eastAsia="zh-CN" w:bidi="ar"/>
+        </w:rPr>
+        <w:t xml:space="preserve"> </w:t>
+      </w:r>
+      <w:r>
+        <w:rPr>
+          <w:rFonts w:hint="default" w:ascii="FantasqueSansM Nerd Font" w:hAnsi="FantasqueSansM Nerd Font" w:eastAsia="FantasqueSansM Nerd Font" w:cs="FantasqueSansM Nerd Font"/>
+          <w:b w:val="0"/>
+          <w:bCs w:val="0"/>
+          <w:color w:val="9CDCFE"/>
+          <w:kern w:val="0"/>
+          <w:sz w:val="24"/>
+          <w:szCs w:val="24"/>
+          <w:shd w:val="clear" w:fill="1E1E1E"/>
+          <w:lang w:val="en-US" w:eastAsia="zh-CN" w:bidi="ar"/>
+        </w:rPr>
+        <w:t>target</w:t>
+      </w:r>
+      <w:r>
+        <w:rPr>
+          <w:rFonts w:hint="default" w:ascii="FantasqueSansM Nerd Font" w:hAnsi="FantasqueSansM Nerd Font" w:eastAsia="FantasqueSansM Nerd Font" w:cs="FantasqueSansM Nerd Font"/>
+          <w:b w:val="0"/>
+          <w:bCs w:val="0"/>
+          <w:color w:val="D4D4D4"/>
+          <w:kern w:val="0"/>
+          <w:sz w:val="24"/>
+          <w:szCs w:val="24"/>
+          <w:shd w:val="clear" w:fill="1E1E1E"/>
+          <w:lang w:val="en-US" w:eastAsia="zh-CN" w:bidi="ar"/>
+        </w:rPr>
+        <w:t xml:space="preserve">) * </w:t>
+      </w:r>
+      <w:r>
+        <w:rPr>
+          <w:rFonts w:hint="default" w:ascii="FantasqueSansM Nerd Font" w:hAnsi="FantasqueSansM Nerd Font" w:eastAsia="FantasqueSansM Nerd Font" w:cs="FantasqueSansM Nerd Font"/>
+          <w:b w:val="0"/>
+          <w:bCs w:val="0"/>
+          <w:color w:val="DCDCAA"/>
+          <w:kern w:val="0"/>
+          <w:sz w:val="24"/>
+          <w:szCs w:val="24"/>
+          <w:shd w:val="clear" w:fill="1E1E1E"/>
+          <w:lang w:val="en-US" w:eastAsia="zh-CN" w:bidi="ar"/>
+        </w:rPr>
+        <w:t>sigmoid_derivative</w:t>
+      </w:r>
+      <w:r>
+        <w:rPr>
+          <w:rFonts w:hint="default" w:ascii="FantasqueSansM Nerd Font" w:hAnsi="FantasqueSansM Nerd Font" w:eastAsia="FantasqueSansM Nerd Font" w:cs="FantasqueSansM Nerd Font"/>
+          <w:b w:val="0"/>
+          <w:bCs w:val="0"/>
+          <w:color w:val="D4D4D4"/>
+          <w:kern w:val="0"/>
+          <w:sz w:val="24"/>
+          <w:szCs w:val="24"/>
+          <w:shd w:val="clear" w:fill="1E1E1E"/>
+          <w:lang w:val="en-US" w:eastAsia="zh-CN" w:bidi="ar"/>
+        </w:rPr>
+        <w:t>(</w:t>
+      </w:r>
+      <w:r>
+        <w:rPr>
+          <w:rFonts w:hint="default" w:ascii="FantasqueSansM Nerd Font" w:hAnsi="FantasqueSansM Nerd Font" w:eastAsia="FantasqueSansM Nerd Font" w:cs="FantasqueSansM Nerd Font"/>
+          <w:b w:val="0"/>
+          <w:bCs w:val="0"/>
+          <w:color w:val="9CDCFE"/>
+          <w:kern w:val="0"/>
+          <w:sz w:val="24"/>
+          <w:szCs w:val="24"/>
+          <w:shd w:val="clear" w:fill="1E1E1E"/>
+          <w:lang w:val="en-US" w:eastAsia="zh-CN" w:bidi="ar"/>
+        </w:rPr>
+        <w:t>y</w:t>
+      </w:r>
+      <w:r>
+        <w:rPr>
+          <w:rFonts w:hint="default" w:ascii="FantasqueSansM Nerd Font" w:hAnsi="FantasqueSansM Nerd Font" w:eastAsia="FantasqueSansM Nerd Font" w:cs="FantasqueSansM Nerd Font"/>
+          <w:b w:val="0"/>
+          <w:bCs w:val="0"/>
+          <w:color w:val="D4D4D4"/>
+          <w:kern w:val="0"/>
+          <w:sz w:val="24"/>
+          <w:szCs w:val="24"/>
+          <w:shd w:val="clear" w:fill="1E1E1E"/>
+          <w:lang w:val="en-US" w:eastAsia="zh-CN" w:bidi="ar"/>
+        </w:rPr>
+        <w:t>)</w:t>
+      </w:r>
+    </w:p>
+    <w:p>
+      <w:pPr>
+        <w:keepNext w:val="0"/>
+        <w:keepLines w:val="0"/>
+        <w:widowControl/>
+        <w:suppressLineNumbers w:val="0"/>
+        <w:shd w:val="clear" w:fill="1E1E1E"/>
+        <w:spacing w:line="190" w:lineRule="atLeast"/>
+        <w:jc w:val="left"/>
+        <w:rPr>
+          <w:sz w:val="24"/>
+          <w:szCs w:val="24"/>
+        </w:rPr>
+      </w:pPr>
+      <w:r>
+        <w:rPr>
+          <w:rFonts w:hint="default" w:ascii="FantasqueSansM Nerd Font" w:hAnsi="FantasqueSansM Nerd Font" w:eastAsia="FantasqueSansM Nerd Font" w:cs="FantasqueSansM Nerd Font"/>
+          <w:b w:val="0"/>
+          <w:bCs w:val="0"/>
+          <w:color w:val="D4D4D4"/>
+          <w:kern w:val="0"/>
+          <w:sz w:val="24"/>
+          <w:szCs w:val="24"/>
+          <w:shd w:val="clear" w:fill="1E1E1E"/>
+          <w:lang w:val="en-US" w:eastAsia="zh-CN" w:bidi="ar"/>
+        </w:rPr>
+        <w:t xml:space="preserve">    </w:t>
+      </w:r>
+      <w:r>
+        <w:rPr>
+          <w:rFonts w:hint="default" w:ascii="FantasqueSansM Nerd Font" w:hAnsi="FantasqueSansM Nerd Font" w:eastAsia="FantasqueSansM Nerd Font" w:cs="FantasqueSansM Nerd Font"/>
+          <w:b w:val="0"/>
+          <w:bCs w:val="0"/>
+          <w:color w:val="9CDCFE"/>
+          <w:kern w:val="0"/>
+          <w:sz w:val="24"/>
+          <w:szCs w:val="24"/>
+          <w:shd w:val="clear" w:fill="1E1E1E"/>
+          <w:lang w:val="en-US" w:eastAsia="zh-CN" w:bidi="ar"/>
+        </w:rPr>
+        <w:t>delta_hidden</w:t>
+      </w:r>
+      <w:r>
+        <w:rPr>
+          <w:rFonts w:hint="default" w:ascii="FantasqueSansM Nerd Font" w:hAnsi="FantasqueSansM Nerd Font" w:eastAsia="FantasqueSansM Nerd Font" w:cs="FantasqueSansM Nerd Font"/>
+          <w:b w:val="0"/>
+          <w:bCs w:val="0"/>
+          <w:color w:val="D4D4D4"/>
+          <w:kern w:val="0"/>
+          <w:sz w:val="24"/>
+          <w:szCs w:val="24"/>
+          <w:shd w:val="clear" w:fill="1E1E1E"/>
+          <w:lang w:val="en-US" w:eastAsia="zh-CN" w:bidi="ar"/>
+        </w:rPr>
+        <w:t xml:space="preserve"> = (</w:t>
+      </w:r>
+      <w:r>
+        <w:rPr>
+          <w:rFonts w:hint="default" w:ascii="FantasqueSansM Nerd Font" w:hAnsi="FantasqueSansM Nerd Font" w:eastAsia="FantasqueSansM Nerd Font" w:cs="FantasqueSansM Nerd Font"/>
+          <w:b w:val="0"/>
+          <w:bCs w:val="0"/>
+          <w:color w:val="4FC1FF"/>
+          <w:kern w:val="0"/>
+          <w:sz w:val="24"/>
+          <w:szCs w:val="24"/>
+          <w:shd w:val="clear" w:fill="1E1E1E"/>
+          <w:lang w:val="en-US" w:eastAsia="zh-CN" w:bidi="ar"/>
+        </w:rPr>
+        <w:t>W2</w:t>
+      </w:r>
+      <w:r>
+        <w:rPr>
+          <w:rFonts w:hint="default" w:ascii="FantasqueSansM Nerd Font" w:hAnsi="FantasqueSansM Nerd Font" w:eastAsia="FantasqueSansM Nerd Font" w:cs="FantasqueSansM Nerd Font"/>
+          <w:b w:val="0"/>
+          <w:bCs w:val="0"/>
+          <w:color w:val="D4D4D4"/>
+          <w:kern w:val="0"/>
+          <w:sz w:val="24"/>
+          <w:szCs w:val="24"/>
+          <w:shd w:val="clear" w:fill="1E1E1E"/>
+          <w:lang w:val="en-US" w:eastAsia="zh-CN" w:bidi="ar"/>
+        </w:rPr>
+        <w:t>.</w:t>
+      </w:r>
+      <w:r>
+        <w:rPr>
+          <w:rFonts w:hint="default" w:ascii="FantasqueSansM Nerd Font" w:hAnsi="FantasqueSansM Nerd Font" w:eastAsia="FantasqueSansM Nerd Font" w:cs="FantasqueSansM Nerd Font"/>
+          <w:b w:val="0"/>
+          <w:bCs w:val="0"/>
+          <w:color w:val="9CDCFE"/>
+          <w:kern w:val="0"/>
+          <w:sz w:val="24"/>
+          <w:szCs w:val="24"/>
+          <w:shd w:val="clear" w:fill="1E1E1E"/>
+          <w:lang w:val="en-US" w:eastAsia="zh-CN" w:bidi="ar"/>
+        </w:rPr>
+        <w:t>T</w:t>
+      </w:r>
+      <w:r>
+        <w:rPr>
+          <w:rFonts w:hint="default" w:ascii="FantasqueSansM Nerd Font" w:hAnsi="FantasqueSansM Nerd Font" w:eastAsia="FantasqueSansM Nerd Font" w:cs="FantasqueSansM Nerd Font"/>
+          <w:b w:val="0"/>
+          <w:bCs w:val="0"/>
+          <w:color w:val="D4D4D4"/>
+          <w:kern w:val="0"/>
+          <w:sz w:val="24"/>
+          <w:szCs w:val="24"/>
+          <w:shd w:val="clear" w:fill="1E1E1E"/>
+          <w:lang w:val="en-US" w:eastAsia="zh-CN" w:bidi="ar"/>
+        </w:rPr>
+        <w:t xml:space="preserve"> @ </w:t>
+      </w:r>
+      <w:r>
+        <w:rPr>
+          <w:rFonts w:hint="default" w:ascii="FantasqueSansM Nerd Font" w:hAnsi="FantasqueSansM Nerd Font" w:eastAsia="FantasqueSansM Nerd Font" w:cs="FantasqueSansM Nerd Font"/>
+          <w:b w:val="0"/>
+          <w:bCs w:val="0"/>
+          <w:color w:val="9CDCFE"/>
+          <w:kern w:val="0"/>
+          <w:sz w:val="24"/>
+          <w:szCs w:val="24"/>
+          <w:shd w:val="clear" w:fill="1E1E1E"/>
+          <w:lang w:val="en-US" w:eastAsia="zh-CN" w:bidi="ar"/>
+        </w:rPr>
+        <w:t>delta_output</w:t>
+      </w:r>
+      <w:r>
+        <w:rPr>
+          <w:rFonts w:hint="default" w:ascii="FantasqueSansM Nerd Font" w:hAnsi="FantasqueSansM Nerd Font" w:eastAsia="FantasqueSansM Nerd Font" w:cs="FantasqueSansM Nerd Font"/>
+          <w:b w:val="0"/>
+          <w:bCs w:val="0"/>
+          <w:color w:val="D4D4D4"/>
+          <w:kern w:val="0"/>
+          <w:sz w:val="24"/>
+          <w:szCs w:val="24"/>
+          <w:shd w:val="clear" w:fill="1E1E1E"/>
+          <w:lang w:val="en-US" w:eastAsia="zh-CN" w:bidi="ar"/>
+        </w:rPr>
+        <w:t xml:space="preserve">) * </w:t>
+      </w:r>
+      <w:r>
+        <w:rPr>
+          <w:rFonts w:hint="default" w:ascii="FantasqueSansM Nerd Font" w:hAnsi="FantasqueSansM Nerd Font" w:eastAsia="FantasqueSansM Nerd Font" w:cs="FantasqueSansM Nerd Font"/>
+          <w:b w:val="0"/>
+          <w:bCs w:val="0"/>
+          <w:color w:val="DCDCAA"/>
+          <w:kern w:val="0"/>
+          <w:sz w:val="24"/>
+          <w:szCs w:val="24"/>
+          <w:shd w:val="clear" w:fill="1E1E1E"/>
+          <w:lang w:val="en-US" w:eastAsia="zh-CN" w:bidi="ar"/>
+        </w:rPr>
+        <w:t>sigmoid_derivative</w:t>
+      </w:r>
+      <w:r>
+        <w:rPr>
+          <w:rFonts w:hint="default" w:ascii="FantasqueSansM Nerd Font" w:hAnsi="FantasqueSansM Nerd Font" w:eastAsia="FantasqueSansM Nerd Font" w:cs="FantasqueSansM Nerd Font"/>
+          <w:b w:val="0"/>
+          <w:bCs w:val="0"/>
+          <w:color w:val="D4D4D4"/>
+          <w:kern w:val="0"/>
+          <w:sz w:val="24"/>
+          <w:szCs w:val="24"/>
+          <w:shd w:val="clear" w:fill="1E1E1E"/>
+          <w:lang w:val="en-US" w:eastAsia="zh-CN" w:bidi="ar"/>
+        </w:rPr>
+        <w:t>(</w:t>
+      </w:r>
+      <w:r>
+        <w:rPr>
+          <w:rFonts w:hint="default" w:ascii="FantasqueSansM Nerd Font" w:hAnsi="FantasqueSansM Nerd Font" w:eastAsia="FantasqueSansM Nerd Font" w:cs="FantasqueSansM Nerd Font"/>
+          <w:b w:val="0"/>
+          <w:bCs w:val="0"/>
+          <w:color w:val="9CDCFE"/>
+          <w:kern w:val="0"/>
+          <w:sz w:val="24"/>
+          <w:szCs w:val="24"/>
+          <w:shd w:val="clear" w:fill="1E1E1E"/>
+          <w:lang w:val="en-US" w:eastAsia="zh-CN" w:bidi="ar"/>
+        </w:rPr>
+        <w:t>a1</w:t>
+      </w:r>
+      <w:r>
+        <w:rPr>
+          <w:rFonts w:hint="default" w:ascii="FantasqueSansM Nerd Font" w:hAnsi="FantasqueSansM Nerd Font" w:eastAsia="FantasqueSansM Nerd Font" w:cs="FantasqueSansM Nerd Font"/>
+          <w:b w:val="0"/>
+          <w:bCs w:val="0"/>
+          <w:color w:val="D4D4D4"/>
+          <w:kern w:val="0"/>
+          <w:sz w:val="24"/>
+          <w:szCs w:val="24"/>
+          <w:shd w:val="clear" w:fill="1E1E1E"/>
+          <w:lang w:val="en-US" w:eastAsia="zh-CN" w:bidi="ar"/>
+        </w:rPr>
+        <w:t>)</w:t>
+      </w:r>
+    </w:p>
+    <w:p>
+      <w:pPr>
+        <w:keepNext w:val="0"/>
+        <w:keepLines w:val="0"/>
+        <w:widowControl/>
+        <w:suppressLineNumbers w:val="0"/>
+        <w:shd w:val="clear" w:fill="1E1E1E"/>
+        <w:spacing w:line="190" w:lineRule="atLeast"/>
+        <w:jc w:val="left"/>
+        <w:rPr>
+          <w:rFonts w:hint="default" w:ascii="FantasqueSansM Nerd Font" w:hAnsi="FantasqueSansM Nerd Font" w:eastAsia="FantasqueSansM Nerd Font" w:cs="FantasqueSansM Nerd Font"/>
+          <w:b w:val="0"/>
+          <w:bCs w:val="0"/>
+          <w:color w:val="D4D4D4"/>
+          <w:sz w:val="24"/>
+          <w:szCs w:val="24"/>
+        </w:rPr>
+      </w:pPr>
+      <w:r>
+        <w:rPr>
+          <w:rFonts w:hint="default" w:ascii="FantasqueSansM Nerd Font" w:hAnsi="FantasqueSansM Nerd Font" w:eastAsia="FantasqueSansM Nerd Font" w:cs="FantasqueSansM Nerd Font"/>
+          <w:b w:val="0"/>
+          <w:bCs w:val="0"/>
+          <w:color w:val="D4D4D4"/>
+          <w:kern w:val="0"/>
+          <w:sz w:val="24"/>
+          <w:szCs w:val="24"/>
+          <w:shd w:val="clear" w:fill="1E1E1E"/>
+          <w:lang w:val="en-US" w:eastAsia="zh-CN" w:bidi="ar"/>
+        </w:rPr>
+        <w:t xml:space="preserve">    </w:t>
+      </w:r>
+      <w:r>
+        <w:rPr>
+          <w:rFonts w:hint="default" w:ascii="FantasqueSansM Nerd Font" w:hAnsi="FantasqueSansM Nerd Font" w:eastAsia="FantasqueSansM Nerd Font" w:cs="FantasqueSansM Nerd Font"/>
+          <w:b w:val="0"/>
+          <w:bCs w:val="0"/>
+          <w:color w:val="9CDCFE"/>
+          <w:kern w:val="0"/>
+          <w:sz w:val="24"/>
+          <w:szCs w:val="24"/>
+          <w:shd w:val="clear" w:fill="1E1E1E"/>
+          <w:lang w:val="en-US" w:eastAsia="zh-CN" w:bidi="ar"/>
+        </w:rPr>
+        <w:t>dW2</w:t>
+      </w:r>
+      <w:r>
+        <w:rPr>
+          <w:rFonts w:hint="default" w:ascii="FantasqueSansM Nerd Font" w:hAnsi="FantasqueSansM Nerd Font" w:eastAsia="FantasqueSansM Nerd Font" w:cs="FantasqueSansM Nerd Font"/>
+          <w:b w:val="0"/>
+          <w:bCs w:val="0"/>
+          <w:color w:val="D4D4D4"/>
+          <w:kern w:val="0"/>
+          <w:sz w:val="24"/>
+          <w:szCs w:val="24"/>
+          <w:shd w:val="clear" w:fill="1E1E1E"/>
+          <w:lang w:val="en-US" w:eastAsia="zh-CN" w:bidi="ar"/>
+        </w:rPr>
+        <w:t xml:space="preserve"> = </w:t>
+      </w:r>
+      <w:r>
+        <w:rPr>
+          <w:rFonts w:hint="default" w:ascii="FantasqueSansM Nerd Font" w:hAnsi="FantasqueSansM Nerd Font" w:eastAsia="FantasqueSansM Nerd Font" w:cs="FantasqueSansM Nerd Font"/>
+          <w:b w:val="0"/>
+          <w:bCs w:val="0"/>
+          <w:color w:val="9CDCFE"/>
+          <w:kern w:val="0"/>
+          <w:sz w:val="24"/>
+          <w:szCs w:val="24"/>
+          <w:shd w:val="clear" w:fill="1E1E1E"/>
+          <w:lang w:val="en-US" w:eastAsia="zh-CN" w:bidi="ar"/>
+        </w:rPr>
+        <w:t>delta_output</w:t>
+      </w:r>
+      <w:r>
+        <w:rPr>
+          <w:rFonts w:hint="default" w:ascii="FantasqueSansM Nerd Font" w:hAnsi="FantasqueSansM Nerd Font" w:eastAsia="FantasqueSansM Nerd Font" w:cs="FantasqueSansM Nerd Font"/>
+          <w:b w:val="0"/>
+          <w:bCs w:val="0"/>
+          <w:color w:val="D4D4D4"/>
+          <w:kern w:val="0"/>
+          <w:sz w:val="24"/>
+          <w:szCs w:val="24"/>
+          <w:shd w:val="clear" w:fill="1E1E1E"/>
+          <w:lang w:val="en-US" w:eastAsia="zh-CN" w:bidi="ar"/>
+        </w:rPr>
+        <w:t xml:space="preserve"> @ </w:t>
+      </w:r>
+      <w:r>
+        <w:rPr>
+          <w:rFonts w:hint="default" w:ascii="FantasqueSansM Nerd Font" w:hAnsi="FantasqueSansM Nerd Font" w:eastAsia="FantasqueSansM Nerd Font" w:cs="FantasqueSansM Nerd Font"/>
+          <w:b w:val="0"/>
+          <w:bCs w:val="0"/>
+          <w:color w:val="9CDCFE"/>
+          <w:kern w:val="0"/>
+          <w:sz w:val="24"/>
+          <w:szCs w:val="24"/>
+          <w:shd w:val="clear" w:fill="1E1E1E"/>
+          <w:lang w:val="en-US" w:eastAsia="zh-CN" w:bidi="ar"/>
+        </w:rPr>
+        <w:t>a1</w:t>
+      </w:r>
+      <w:r>
+        <w:rPr>
+          <w:rFonts w:hint="default" w:ascii="FantasqueSansM Nerd Font" w:hAnsi="FantasqueSansM Nerd Font" w:eastAsia="FantasqueSansM Nerd Font" w:cs="FantasqueSansM Nerd Font"/>
+          <w:b w:val="0"/>
+          <w:bCs w:val="0"/>
+          <w:color w:val="D4D4D4"/>
+          <w:kern w:val="0"/>
+          <w:sz w:val="24"/>
+          <w:szCs w:val="24"/>
+          <w:shd w:val="clear" w:fill="1E1E1E"/>
+          <w:lang w:val="en-US" w:eastAsia="zh-CN" w:bidi="ar"/>
+        </w:rPr>
+        <w:t>.T</w:t>
+      </w:r>
+    </w:p>
+    <w:p>
+      <w:pPr>
+        <w:keepNext w:val="0"/>
+        <w:keepLines w:val="0"/>
+        <w:widowControl/>
+        <w:suppressLineNumbers w:val="0"/>
+        <w:shd w:val="clear" w:fill="1E1E1E"/>
+        <w:spacing w:line="190" w:lineRule="atLeast"/>
+        <w:jc w:val="left"/>
+        <w:rPr>
+          <w:rFonts w:hint="default" w:ascii="FantasqueSansM Nerd Font" w:hAnsi="FantasqueSansM Nerd Font" w:eastAsia="FantasqueSansM Nerd Font" w:cs="FantasqueSansM Nerd Font"/>
+          <w:b w:val="0"/>
+          <w:bCs w:val="0"/>
+          <w:color w:val="D4D4D4"/>
+          <w:sz w:val="24"/>
+          <w:szCs w:val="24"/>
+        </w:rPr>
+      </w:pPr>
+      <w:r>
+        <w:rPr>
+          <w:rFonts w:hint="default" w:ascii="FantasqueSansM Nerd Font" w:hAnsi="FantasqueSansM Nerd Font" w:eastAsia="FantasqueSansM Nerd Font" w:cs="FantasqueSansM Nerd Font"/>
+          <w:b w:val="0"/>
+          <w:bCs w:val="0"/>
+          <w:color w:val="D4D4D4"/>
+          <w:kern w:val="0"/>
+          <w:sz w:val="24"/>
+          <w:szCs w:val="24"/>
+          <w:shd w:val="clear" w:fill="1E1E1E"/>
+          <w:lang w:val="en-US" w:eastAsia="zh-CN" w:bidi="ar"/>
+        </w:rPr>
+        <w:t xml:space="preserve">    </w:t>
+      </w:r>
+      <w:r>
+        <w:rPr>
+          <w:rFonts w:hint="default" w:ascii="FantasqueSansM Nerd Font" w:hAnsi="FantasqueSansM Nerd Font" w:eastAsia="FantasqueSansM Nerd Font" w:cs="FantasqueSansM Nerd Font"/>
+          <w:b w:val="0"/>
+          <w:bCs w:val="0"/>
+          <w:color w:val="9CDCFE"/>
+          <w:kern w:val="0"/>
+          <w:sz w:val="24"/>
+          <w:szCs w:val="24"/>
+          <w:shd w:val="clear" w:fill="1E1E1E"/>
+          <w:lang w:val="en-US" w:eastAsia="zh-CN" w:bidi="ar"/>
+        </w:rPr>
+        <w:t>db2</w:t>
+      </w:r>
+      <w:r>
+        <w:rPr>
+          <w:rFonts w:hint="default" w:ascii="FantasqueSansM Nerd Font" w:hAnsi="FantasqueSansM Nerd Font" w:eastAsia="FantasqueSansM Nerd Font" w:cs="FantasqueSansM Nerd Font"/>
+          <w:b w:val="0"/>
+          <w:bCs w:val="0"/>
+          <w:color w:val="D4D4D4"/>
+          <w:kern w:val="0"/>
+          <w:sz w:val="24"/>
+          <w:szCs w:val="24"/>
+          <w:shd w:val="clear" w:fill="1E1E1E"/>
+          <w:lang w:val="en-US" w:eastAsia="zh-CN" w:bidi="ar"/>
+        </w:rPr>
+        <w:t xml:space="preserve"> = </w:t>
+      </w:r>
+      <w:r>
+        <w:rPr>
+          <w:rFonts w:hint="default" w:ascii="FantasqueSansM Nerd Font" w:hAnsi="FantasqueSansM Nerd Font" w:eastAsia="FantasqueSansM Nerd Font" w:cs="FantasqueSansM Nerd Font"/>
+          <w:b w:val="0"/>
+          <w:bCs w:val="0"/>
+          <w:color w:val="9CDCFE"/>
+          <w:kern w:val="0"/>
+          <w:sz w:val="24"/>
+          <w:szCs w:val="24"/>
+          <w:shd w:val="clear" w:fill="1E1E1E"/>
+          <w:lang w:val="en-US" w:eastAsia="zh-CN" w:bidi="ar"/>
+        </w:rPr>
+        <w:t>delta_output</w:t>
+      </w:r>
+    </w:p>
+    <w:p>
+      <w:pPr>
+        <w:keepNext w:val="0"/>
+        <w:keepLines w:val="0"/>
+        <w:widowControl/>
+        <w:suppressLineNumbers w:val="0"/>
+        <w:shd w:val="clear" w:fill="1E1E1E"/>
+        <w:spacing w:line="190" w:lineRule="atLeast"/>
+        <w:jc w:val="left"/>
+        <w:rPr>
+          <w:rFonts w:hint="default" w:ascii="FantasqueSansM Nerd Font" w:hAnsi="FantasqueSansM Nerd Font" w:eastAsia="FantasqueSansM Nerd Font" w:cs="FantasqueSansM Nerd Font"/>
+          <w:b w:val="0"/>
+          <w:bCs w:val="0"/>
+          <w:color w:val="D4D4D4"/>
+          <w:sz w:val="24"/>
+          <w:szCs w:val="24"/>
+        </w:rPr>
+      </w:pPr>
+      <w:r>
+        <w:rPr>
+          <w:rFonts w:hint="default" w:ascii="FantasqueSansM Nerd Font" w:hAnsi="FantasqueSansM Nerd Font" w:eastAsia="FantasqueSansM Nerd Font" w:cs="FantasqueSansM Nerd Font"/>
+          <w:b w:val="0"/>
+          <w:bCs w:val="0"/>
+          <w:color w:val="D4D4D4"/>
+          <w:kern w:val="0"/>
+          <w:sz w:val="24"/>
+          <w:szCs w:val="24"/>
+          <w:shd w:val="clear" w:fill="1E1E1E"/>
+          <w:lang w:val="en-US" w:eastAsia="zh-CN" w:bidi="ar"/>
+        </w:rPr>
+        <w:t xml:space="preserve">    </w:t>
+      </w:r>
+      <w:r>
+        <w:rPr>
+          <w:rFonts w:hint="default" w:ascii="FantasqueSansM Nerd Font" w:hAnsi="FantasqueSansM Nerd Font" w:eastAsia="FantasqueSansM Nerd Font" w:cs="FantasqueSansM Nerd Font"/>
+          <w:b w:val="0"/>
+          <w:bCs w:val="0"/>
+          <w:color w:val="9CDCFE"/>
+          <w:kern w:val="0"/>
+          <w:sz w:val="24"/>
+          <w:szCs w:val="24"/>
+          <w:shd w:val="clear" w:fill="1E1E1E"/>
+          <w:lang w:val="en-US" w:eastAsia="zh-CN" w:bidi="ar"/>
+        </w:rPr>
+        <w:t>dW1</w:t>
+      </w:r>
+      <w:r>
+        <w:rPr>
+          <w:rFonts w:hint="default" w:ascii="FantasqueSansM Nerd Font" w:hAnsi="FantasqueSansM Nerd Font" w:eastAsia="FantasqueSansM Nerd Font" w:cs="FantasqueSansM Nerd Font"/>
+          <w:b w:val="0"/>
+          <w:bCs w:val="0"/>
+          <w:color w:val="D4D4D4"/>
+          <w:kern w:val="0"/>
+          <w:sz w:val="24"/>
+          <w:szCs w:val="24"/>
+          <w:shd w:val="clear" w:fill="1E1E1E"/>
+          <w:lang w:val="en-US" w:eastAsia="zh-CN" w:bidi="ar"/>
+        </w:rPr>
+        <w:t xml:space="preserve"> = </w:t>
+      </w:r>
+      <w:r>
+        <w:rPr>
+          <w:rFonts w:hint="default" w:ascii="FantasqueSansM Nerd Font" w:hAnsi="FantasqueSansM Nerd Font" w:eastAsia="FantasqueSansM Nerd Font" w:cs="FantasqueSansM Nerd Font"/>
+          <w:b w:val="0"/>
+          <w:bCs w:val="0"/>
+          <w:color w:val="9CDCFE"/>
+          <w:kern w:val="0"/>
+          <w:sz w:val="24"/>
+          <w:szCs w:val="24"/>
+          <w:shd w:val="clear" w:fill="1E1E1E"/>
+          <w:lang w:val="en-US" w:eastAsia="zh-CN" w:bidi="ar"/>
+        </w:rPr>
+        <w:t>delta_hidden</w:t>
+      </w:r>
+      <w:r>
+        <w:rPr>
+          <w:rFonts w:hint="default" w:ascii="FantasqueSansM Nerd Font" w:hAnsi="FantasqueSansM Nerd Font" w:eastAsia="FantasqueSansM Nerd Font" w:cs="FantasqueSansM Nerd Font"/>
+          <w:b w:val="0"/>
+          <w:bCs w:val="0"/>
+          <w:color w:val="D4D4D4"/>
+          <w:kern w:val="0"/>
+          <w:sz w:val="24"/>
+          <w:szCs w:val="24"/>
+          <w:shd w:val="clear" w:fill="1E1E1E"/>
+          <w:lang w:val="en-US" w:eastAsia="zh-CN" w:bidi="ar"/>
+        </w:rPr>
+        <w:t xml:space="preserve"> </w:t>
+      </w:r>
+      <w:r>
+        <w:rPr>
+          <w:rFonts w:hint="default" w:ascii="FantasqueSansM Nerd Font" w:hAnsi="FantasqueSansM Nerd Font" w:eastAsia="FantasqueSansM Nerd Font" w:cs="FantasqueSansM Nerd Font"/>
+          <w:b w:val="0"/>
+          <w:bCs w:val="0"/>
+          <w:color w:val="DCDCAA"/>
+          <w:kern w:val="0"/>
+          <w:sz w:val="24"/>
+          <w:szCs w:val="24"/>
+          <w:shd w:val="clear" w:fill="1E1E1E"/>
+          <w:lang w:val="en-US" w:eastAsia="zh-CN" w:bidi="ar"/>
+        </w:rPr>
+        <w:t>@</w:t>
+      </w:r>
+      <w:r>
+        <w:rPr>
+          <w:rFonts w:hint="default" w:ascii="FantasqueSansM Nerd Font" w:hAnsi="FantasqueSansM Nerd Font" w:eastAsia="FantasqueSansM Nerd Font" w:cs="FantasqueSansM Nerd Font"/>
+          <w:b w:val="0"/>
+          <w:bCs w:val="0"/>
+          <w:color w:val="D4D4D4"/>
+          <w:kern w:val="0"/>
+          <w:sz w:val="24"/>
+          <w:szCs w:val="24"/>
+          <w:shd w:val="clear" w:fill="1E1E1E"/>
+          <w:lang w:val="en-US" w:eastAsia="zh-CN" w:bidi="ar"/>
+        </w:rPr>
+        <w:t xml:space="preserve"> </w:t>
+      </w:r>
+      <w:r>
+        <w:rPr>
+          <w:rFonts w:hint="default" w:ascii="FantasqueSansM Nerd Font" w:hAnsi="FantasqueSansM Nerd Font" w:eastAsia="FantasqueSansM Nerd Font" w:cs="FantasqueSansM Nerd Font"/>
+          <w:b w:val="0"/>
+          <w:bCs w:val="0"/>
+          <w:color w:val="9CDCFE"/>
+          <w:kern w:val="0"/>
+          <w:sz w:val="24"/>
+          <w:szCs w:val="24"/>
+          <w:shd w:val="clear" w:fill="1E1E1E"/>
+          <w:lang w:val="en-US" w:eastAsia="zh-CN" w:bidi="ar"/>
+        </w:rPr>
+        <w:t>x</w:t>
+      </w:r>
+      <w:r>
+        <w:rPr>
+          <w:rFonts w:hint="default" w:ascii="FantasqueSansM Nerd Font" w:hAnsi="FantasqueSansM Nerd Font" w:eastAsia="FantasqueSansM Nerd Font" w:cs="FantasqueSansM Nerd Font"/>
+          <w:b w:val="0"/>
+          <w:bCs w:val="0"/>
+          <w:color w:val="D4D4D4"/>
+          <w:kern w:val="0"/>
+          <w:sz w:val="24"/>
+          <w:szCs w:val="24"/>
+          <w:shd w:val="clear" w:fill="1E1E1E"/>
+          <w:lang w:val="en-US" w:eastAsia="zh-CN" w:bidi="ar"/>
+        </w:rPr>
+        <w:t>.</w:t>
+      </w:r>
+      <w:r>
+        <w:rPr>
+          <w:rFonts w:hint="default" w:ascii="FantasqueSansM Nerd Font" w:hAnsi="FantasqueSansM Nerd Font" w:eastAsia="FantasqueSansM Nerd Font" w:cs="FantasqueSansM Nerd Font"/>
+          <w:b w:val="0"/>
+          <w:bCs w:val="0"/>
+          <w:color w:val="9CDCFE"/>
+          <w:kern w:val="0"/>
+          <w:sz w:val="24"/>
+          <w:szCs w:val="24"/>
+          <w:shd w:val="clear" w:fill="1E1E1E"/>
+          <w:lang w:val="en-US" w:eastAsia="zh-CN" w:bidi="ar"/>
+        </w:rPr>
+        <w:t>T</w:t>
+      </w:r>
+    </w:p>
+    <w:p>
+      <w:pPr>
+        <w:keepNext w:val="0"/>
+        <w:keepLines w:val="0"/>
+        <w:widowControl/>
+        <w:suppressLineNumbers w:val="0"/>
+        <w:shd w:val="clear" w:fill="1E1E1E"/>
+        <w:spacing w:line="190" w:lineRule="atLeast"/>
+        <w:jc w:val="left"/>
+        <w:rPr>
+          <w:sz w:val="24"/>
+          <w:szCs w:val="24"/>
+        </w:rPr>
+      </w:pPr>
+      <w:r>
+        <w:rPr>
+          <w:rFonts w:hint="default" w:ascii="FantasqueSansM Nerd Font" w:hAnsi="FantasqueSansM Nerd Font" w:eastAsia="FantasqueSansM Nerd Font" w:cs="FantasqueSansM Nerd Font"/>
+          <w:b w:val="0"/>
+          <w:bCs w:val="0"/>
+          <w:color w:val="D4D4D4"/>
+          <w:kern w:val="0"/>
+          <w:sz w:val="24"/>
+          <w:szCs w:val="24"/>
+          <w:shd w:val="clear" w:fill="1E1E1E"/>
+          <w:lang w:val="en-US" w:eastAsia="zh-CN" w:bidi="ar"/>
+        </w:rPr>
+        <w:t xml:space="preserve">    </w:t>
+      </w:r>
+      <w:r>
+        <w:rPr>
+          <w:rFonts w:hint="default" w:ascii="FantasqueSansM Nerd Font" w:hAnsi="FantasqueSansM Nerd Font" w:eastAsia="FantasqueSansM Nerd Font" w:cs="FantasqueSansM Nerd Font"/>
+          <w:b w:val="0"/>
+          <w:bCs w:val="0"/>
+          <w:color w:val="9CDCFE"/>
+          <w:kern w:val="0"/>
+          <w:sz w:val="24"/>
+          <w:szCs w:val="24"/>
+          <w:shd w:val="clear" w:fill="1E1E1E"/>
+          <w:lang w:val="en-US" w:eastAsia="zh-CN" w:bidi="ar"/>
+        </w:rPr>
+        <w:t>db1</w:t>
+      </w:r>
+      <w:r>
+        <w:rPr>
+          <w:rFonts w:hint="default" w:ascii="FantasqueSansM Nerd Font" w:hAnsi="FantasqueSansM Nerd Font" w:eastAsia="FantasqueSansM Nerd Font" w:cs="FantasqueSansM Nerd Font"/>
+          <w:b w:val="0"/>
+          <w:bCs w:val="0"/>
+          <w:color w:val="D4D4D4"/>
+          <w:kern w:val="0"/>
+          <w:sz w:val="24"/>
+          <w:szCs w:val="24"/>
+          <w:shd w:val="clear" w:fill="1E1E1E"/>
+          <w:lang w:val="en-US" w:eastAsia="zh-CN" w:bidi="ar"/>
+        </w:rPr>
+        <w:t xml:space="preserve"> = </w:t>
+      </w:r>
+      <w:r>
+        <w:rPr>
+          <w:rFonts w:hint="default" w:ascii="FantasqueSansM Nerd Font" w:hAnsi="FantasqueSansM Nerd Font" w:eastAsia="FantasqueSansM Nerd Font" w:cs="FantasqueSansM Nerd Font"/>
+          <w:b w:val="0"/>
+          <w:bCs w:val="0"/>
+          <w:color w:val="9CDCFE"/>
+          <w:kern w:val="0"/>
+          <w:sz w:val="24"/>
+          <w:szCs w:val="24"/>
+          <w:shd w:val="clear" w:fill="1E1E1E"/>
+          <w:lang w:val="en-US" w:eastAsia="zh-CN" w:bidi="ar"/>
+        </w:rPr>
+        <w:t>delta_hidden</w:t>
+      </w:r>
+    </w:p>
+    <w:p>
+      <w:pPr>
+        <w:keepNext w:val="0"/>
+        <w:keepLines w:val="0"/>
+        <w:widowControl/>
+        <w:suppressLineNumbers w:val="0"/>
+        <w:shd w:val="clear" w:fill="1E1E1E"/>
+        <w:spacing w:line="190" w:lineRule="atLeast"/>
+        <w:jc w:val="left"/>
+        <w:rPr>
+          <w:rFonts w:hint="default" w:ascii="FantasqueSansM Nerd Font" w:hAnsi="FantasqueSansM Nerd Font" w:eastAsia="FantasqueSansM Nerd Font" w:cs="FantasqueSansM Nerd Font"/>
+          <w:b w:val="0"/>
+          <w:bCs w:val="0"/>
+          <w:color w:val="D4D4D4"/>
+          <w:sz w:val="24"/>
+          <w:szCs w:val="24"/>
+        </w:rPr>
+      </w:pPr>
+      <w:r>
+        <w:rPr>
+          <w:rFonts w:hint="default" w:ascii="FantasqueSansM Nerd Font" w:hAnsi="FantasqueSansM Nerd Font" w:eastAsia="FantasqueSansM Nerd Font" w:cs="FantasqueSansM Nerd Font"/>
+          <w:b w:val="0"/>
+          <w:bCs w:val="0"/>
+          <w:color w:val="D4D4D4"/>
+          <w:kern w:val="0"/>
+          <w:sz w:val="24"/>
+          <w:szCs w:val="24"/>
+          <w:shd w:val="clear" w:fill="1E1E1E"/>
+          <w:lang w:val="en-US" w:eastAsia="zh-CN" w:bidi="ar"/>
+        </w:rPr>
+        <w:t xml:space="preserve">    </w:t>
+      </w:r>
+      <w:r>
+        <w:rPr>
+          <w:rFonts w:hint="default" w:ascii="FantasqueSansM Nerd Font" w:hAnsi="FantasqueSansM Nerd Font" w:eastAsia="FantasqueSansM Nerd Font" w:cs="FantasqueSansM Nerd Font"/>
+          <w:b w:val="0"/>
+          <w:bCs w:val="0"/>
+          <w:color w:val="4FC1FF"/>
+          <w:kern w:val="0"/>
+          <w:sz w:val="24"/>
+          <w:szCs w:val="24"/>
+          <w:shd w:val="clear" w:fill="1E1E1E"/>
+          <w:lang w:val="en-US" w:eastAsia="zh-CN" w:bidi="ar"/>
+        </w:rPr>
+        <w:t>W2</w:t>
+      </w:r>
+      <w:r>
+        <w:rPr>
+          <w:rFonts w:hint="default" w:ascii="FantasqueSansM Nerd Font" w:hAnsi="FantasqueSansM Nerd Font" w:eastAsia="FantasqueSansM Nerd Font" w:cs="FantasqueSansM Nerd Font"/>
+          <w:b w:val="0"/>
+          <w:bCs w:val="0"/>
+          <w:color w:val="D4D4D4"/>
+          <w:kern w:val="0"/>
+          <w:sz w:val="24"/>
+          <w:szCs w:val="24"/>
+          <w:shd w:val="clear" w:fill="1E1E1E"/>
+          <w:lang w:val="en-US" w:eastAsia="zh-CN" w:bidi="ar"/>
+        </w:rPr>
+        <w:t xml:space="preserve"> -= </w:t>
+      </w:r>
+      <w:r>
+        <w:rPr>
+          <w:rFonts w:hint="default" w:ascii="FantasqueSansM Nerd Font" w:hAnsi="FantasqueSansM Nerd Font" w:eastAsia="FantasqueSansM Nerd Font" w:cs="FantasqueSansM Nerd Font"/>
+          <w:b w:val="0"/>
+          <w:bCs w:val="0"/>
+          <w:color w:val="9CDCFE"/>
+          <w:kern w:val="0"/>
+          <w:sz w:val="24"/>
+          <w:szCs w:val="24"/>
+          <w:shd w:val="clear" w:fill="1E1E1E"/>
+          <w:lang w:val="en-US" w:eastAsia="zh-CN" w:bidi="ar"/>
+        </w:rPr>
+        <w:t>learning_rate</w:t>
+      </w:r>
+      <w:r>
+        <w:rPr>
+          <w:rFonts w:hint="default" w:ascii="FantasqueSansM Nerd Font" w:hAnsi="FantasqueSansM Nerd Font" w:eastAsia="FantasqueSansM Nerd Font" w:cs="FantasqueSansM Nerd Font"/>
+          <w:b w:val="0"/>
+          <w:bCs w:val="0"/>
+          <w:color w:val="D4D4D4"/>
+          <w:kern w:val="0"/>
+          <w:sz w:val="24"/>
+          <w:szCs w:val="24"/>
+          <w:shd w:val="clear" w:fill="1E1E1E"/>
+          <w:lang w:val="en-US" w:eastAsia="zh-CN" w:bidi="ar"/>
+        </w:rPr>
+        <w:t xml:space="preserve"> * </w:t>
+      </w:r>
+      <w:r>
+        <w:rPr>
+          <w:rFonts w:hint="default" w:ascii="FantasqueSansM Nerd Font" w:hAnsi="FantasqueSansM Nerd Font" w:eastAsia="FantasqueSansM Nerd Font" w:cs="FantasqueSansM Nerd Font"/>
+          <w:b w:val="0"/>
+          <w:bCs w:val="0"/>
+          <w:color w:val="9CDCFE"/>
+          <w:kern w:val="0"/>
+          <w:sz w:val="24"/>
+          <w:szCs w:val="24"/>
+          <w:shd w:val="clear" w:fill="1E1E1E"/>
+          <w:lang w:val="en-US" w:eastAsia="zh-CN" w:bidi="ar"/>
+        </w:rPr>
+        <w:t>dW2</w:t>
+      </w:r>
+    </w:p>
+    <w:p>
+      <w:pPr>
+        <w:keepNext w:val="0"/>
+        <w:keepLines w:val="0"/>
+        <w:widowControl/>
+        <w:suppressLineNumbers w:val="0"/>
+        <w:shd w:val="clear" w:fill="1E1E1E"/>
+        <w:spacing w:line="190" w:lineRule="atLeast"/>
+        <w:jc w:val="left"/>
+        <w:rPr>
+          <w:rFonts w:hint="default" w:ascii="FantasqueSansM Nerd Font" w:hAnsi="FantasqueSansM Nerd Font" w:eastAsia="FantasqueSansM Nerd Font" w:cs="FantasqueSansM Nerd Font"/>
+          <w:b w:val="0"/>
+          <w:bCs w:val="0"/>
+          <w:color w:val="D4D4D4"/>
+          <w:sz w:val="24"/>
+          <w:szCs w:val="24"/>
+        </w:rPr>
+      </w:pPr>
+      <w:r>
+        <w:rPr>
+          <w:rFonts w:hint="default" w:ascii="FantasqueSansM Nerd Font" w:hAnsi="FantasqueSansM Nerd Font" w:eastAsia="FantasqueSansM Nerd Font" w:cs="FantasqueSansM Nerd Font"/>
+          <w:b w:val="0"/>
+          <w:bCs w:val="0"/>
+          <w:color w:val="D4D4D4"/>
+          <w:kern w:val="0"/>
+          <w:sz w:val="24"/>
+          <w:szCs w:val="24"/>
+          <w:shd w:val="clear" w:fill="1E1E1E"/>
+          <w:lang w:val="en-US" w:eastAsia="zh-CN" w:bidi="ar"/>
+        </w:rPr>
+        <w:t xml:space="preserve">    </w:t>
+      </w:r>
+      <w:r>
+        <w:rPr>
+          <w:rFonts w:hint="default" w:ascii="FantasqueSansM Nerd Font" w:hAnsi="FantasqueSansM Nerd Font" w:eastAsia="FantasqueSansM Nerd Font" w:cs="FantasqueSansM Nerd Font"/>
+          <w:b w:val="0"/>
+          <w:bCs w:val="0"/>
+          <w:color w:val="9CDCFE"/>
+          <w:kern w:val="0"/>
+          <w:sz w:val="24"/>
+          <w:szCs w:val="24"/>
+          <w:shd w:val="clear" w:fill="1E1E1E"/>
+          <w:lang w:val="en-US" w:eastAsia="zh-CN" w:bidi="ar"/>
+        </w:rPr>
+        <w:t>b2</w:t>
+      </w:r>
+      <w:r>
+        <w:rPr>
+          <w:rFonts w:hint="default" w:ascii="FantasqueSansM Nerd Font" w:hAnsi="FantasqueSansM Nerd Font" w:eastAsia="FantasqueSansM Nerd Font" w:cs="FantasqueSansM Nerd Font"/>
+          <w:b w:val="0"/>
+          <w:bCs w:val="0"/>
+          <w:color w:val="D4D4D4"/>
+          <w:kern w:val="0"/>
+          <w:sz w:val="24"/>
+          <w:szCs w:val="24"/>
+          <w:shd w:val="clear" w:fill="1E1E1E"/>
+          <w:lang w:val="en-US" w:eastAsia="zh-CN" w:bidi="ar"/>
+        </w:rPr>
+        <w:t xml:space="preserve"> -= </w:t>
+      </w:r>
+      <w:r>
+        <w:rPr>
+          <w:rFonts w:hint="default" w:ascii="FantasqueSansM Nerd Font" w:hAnsi="FantasqueSansM Nerd Font" w:eastAsia="FantasqueSansM Nerd Font" w:cs="FantasqueSansM Nerd Font"/>
+          <w:b w:val="0"/>
+          <w:bCs w:val="0"/>
+          <w:color w:val="9CDCFE"/>
+          <w:kern w:val="0"/>
+          <w:sz w:val="24"/>
+          <w:szCs w:val="24"/>
+          <w:shd w:val="clear" w:fill="1E1E1E"/>
+          <w:lang w:val="en-US" w:eastAsia="zh-CN" w:bidi="ar"/>
+        </w:rPr>
+        <w:t>learning_rate</w:t>
+      </w:r>
+      <w:r>
+        <w:rPr>
+          <w:rFonts w:hint="default" w:ascii="FantasqueSansM Nerd Font" w:hAnsi="FantasqueSansM Nerd Font" w:eastAsia="FantasqueSansM Nerd Font" w:cs="FantasqueSansM Nerd Font"/>
+          <w:b w:val="0"/>
+          <w:bCs w:val="0"/>
+          <w:color w:val="D4D4D4"/>
+          <w:kern w:val="0"/>
+          <w:sz w:val="24"/>
+          <w:szCs w:val="24"/>
+          <w:shd w:val="clear" w:fill="1E1E1E"/>
+          <w:lang w:val="en-US" w:eastAsia="zh-CN" w:bidi="ar"/>
+        </w:rPr>
+        <w:t xml:space="preserve"> * </w:t>
+      </w:r>
+      <w:r>
+        <w:rPr>
+          <w:rFonts w:hint="default" w:ascii="FantasqueSansM Nerd Font" w:hAnsi="FantasqueSansM Nerd Font" w:eastAsia="FantasqueSansM Nerd Font" w:cs="FantasqueSansM Nerd Font"/>
+          <w:b w:val="0"/>
+          <w:bCs w:val="0"/>
+          <w:color w:val="9CDCFE"/>
+          <w:kern w:val="0"/>
+          <w:sz w:val="24"/>
+          <w:szCs w:val="24"/>
+          <w:shd w:val="clear" w:fill="1E1E1E"/>
+          <w:lang w:val="en-US" w:eastAsia="zh-CN" w:bidi="ar"/>
+        </w:rPr>
+        <w:t>db2</w:t>
+      </w:r>
+    </w:p>
+    <w:p>
+      <w:pPr>
+        <w:keepNext w:val="0"/>
+        <w:keepLines w:val="0"/>
+        <w:widowControl/>
+        <w:suppressLineNumbers w:val="0"/>
+        <w:shd w:val="clear" w:fill="1E1E1E"/>
+        <w:spacing w:line="190" w:lineRule="atLeast"/>
+        <w:jc w:val="left"/>
+        <w:rPr>
+          <w:rFonts w:hint="default" w:ascii="FantasqueSansM Nerd Font" w:hAnsi="FantasqueSansM Nerd Font" w:eastAsia="FantasqueSansM Nerd Font" w:cs="FantasqueSansM Nerd Font"/>
+          <w:b w:val="0"/>
+          <w:bCs w:val="0"/>
+          <w:color w:val="D4D4D4"/>
+          <w:sz w:val="24"/>
+          <w:szCs w:val="24"/>
+        </w:rPr>
+      </w:pPr>
+      <w:r>
+        <w:rPr>
+          <w:rFonts w:hint="default" w:ascii="FantasqueSansM Nerd Font" w:hAnsi="FantasqueSansM Nerd Font" w:eastAsia="FantasqueSansM Nerd Font" w:cs="FantasqueSansM Nerd Font"/>
+          <w:b w:val="0"/>
+          <w:bCs w:val="0"/>
+          <w:color w:val="D4D4D4"/>
+          <w:kern w:val="0"/>
+          <w:sz w:val="24"/>
+          <w:szCs w:val="24"/>
+          <w:shd w:val="clear" w:fill="1E1E1E"/>
+          <w:lang w:val="en-US" w:eastAsia="zh-CN" w:bidi="ar"/>
+        </w:rPr>
+        <w:t xml:space="preserve">    </w:t>
+      </w:r>
+      <w:r>
+        <w:rPr>
+          <w:rFonts w:hint="default" w:ascii="FantasqueSansM Nerd Font" w:hAnsi="FantasqueSansM Nerd Font" w:eastAsia="FantasqueSansM Nerd Font" w:cs="FantasqueSansM Nerd Font"/>
+          <w:b w:val="0"/>
+          <w:bCs w:val="0"/>
+          <w:color w:val="4FC1FF"/>
+          <w:kern w:val="0"/>
+          <w:sz w:val="24"/>
+          <w:szCs w:val="24"/>
+          <w:shd w:val="clear" w:fill="1E1E1E"/>
+          <w:lang w:val="en-US" w:eastAsia="zh-CN" w:bidi="ar"/>
+        </w:rPr>
+        <w:t>W1</w:t>
+      </w:r>
+      <w:r>
+        <w:rPr>
+          <w:rFonts w:hint="default" w:ascii="FantasqueSansM Nerd Font" w:hAnsi="FantasqueSansM Nerd Font" w:eastAsia="FantasqueSansM Nerd Font" w:cs="FantasqueSansM Nerd Font"/>
+          <w:b w:val="0"/>
+          <w:bCs w:val="0"/>
+          <w:color w:val="D4D4D4"/>
+          <w:kern w:val="0"/>
+          <w:sz w:val="24"/>
+          <w:szCs w:val="24"/>
+          <w:shd w:val="clear" w:fill="1E1E1E"/>
+          <w:lang w:val="en-US" w:eastAsia="zh-CN" w:bidi="ar"/>
+        </w:rPr>
+        <w:t xml:space="preserve"> -= </w:t>
+      </w:r>
+      <w:r>
+        <w:rPr>
+          <w:rFonts w:hint="default" w:ascii="FantasqueSansM Nerd Font" w:hAnsi="FantasqueSansM Nerd Font" w:eastAsia="FantasqueSansM Nerd Font" w:cs="FantasqueSansM Nerd Font"/>
+          <w:b w:val="0"/>
+          <w:bCs w:val="0"/>
+          <w:color w:val="9CDCFE"/>
+          <w:kern w:val="0"/>
+          <w:sz w:val="24"/>
+          <w:szCs w:val="24"/>
+          <w:shd w:val="clear" w:fill="1E1E1E"/>
+          <w:lang w:val="en-US" w:eastAsia="zh-CN" w:bidi="ar"/>
+        </w:rPr>
+        <w:t>learning_rate</w:t>
+      </w:r>
+      <w:r>
+        <w:rPr>
+          <w:rFonts w:hint="default" w:ascii="FantasqueSansM Nerd Font" w:hAnsi="FantasqueSansM Nerd Font" w:eastAsia="FantasqueSansM Nerd Font" w:cs="FantasqueSansM Nerd Font"/>
+          <w:b w:val="0"/>
+          <w:bCs w:val="0"/>
+          <w:color w:val="D4D4D4"/>
+          <w:kern w:val="0"/>
+          <w:sz w:val="24"/>
+          <w:szCs w:val="24"/>
+          <w:shd w:val="clear" w:fill="1E1E1E"/>
+          <w:lang w:val="en-US" w:eastAsia="zh-CN" w:bidi="ar"/>
+        </w:rPr>
+        <w:t xml:space="preserve"> * </w:t>
+      </w:r>
+      <w:r>
+        <w:rPr>
+          <w:rFonts w:hint="default" w:ascii="FantasqueSansM Nerd Font" w:hAnsi="FantasqueSansM Nerd Font" w:eastAsia="FantasqueSansM Nerd Font" w:cs="FantasqueSansM Nerd Font"/>
+          <w:b w:val="0"/>
+          <w:bCs w:val="0"/>
+          <w:color w:val="9CDCFE"/>
+          <w:kern w:val="0"/>
+          <w:sz w:val="24"/>
+          <w:szCs w:val="24"/>
+          <w:shd w:val="clear" w:fill="1E1E1E"/>
+          <w:lang w:val="en-US" w:eastAsia="zh-CN" w:bidi="ar"/>
+        </w:rPr>
+        <w:t>dW1</w:t>
+      </w:r>
+    </w:p>
+    <w:p>
+      <w:pPr>
+        <w:keepNext w:val="0"/>
+        <w:keepLines w:val="0"/>
+        <w:widowControl/>
+        <w:suppressLineNumbers w:val="0"/>
+        <w:shd w:val="clear" w:fill="1E1E1E"/>
+        <w:spacing w:line="190" w:lineRule="atLeast"/>
+        <w:jc w:val="left"/>
+        <w:rPr>
+          <w:sz w:val="24"/>
+          <w:szCs w:val="24"/>
+        </w:rPr>
+      </w:pPr>
+      <w:r>
+        <w:rPr>
+          <w:rFonts w:hint="default" w:ascii="FantasqueSansM Nerd Font" w:hAnsi="FantasqueSansM Nerd Font" w:eastAsia="FantasqueSansM Nerd Font" w:cs="FantasqueSansM Nerd Font"/>
+          <w:b w:val="0"/>
+          <w:bCs w:val="0"/>
+          <w:color w:val="D4D4D4"/>
+          <w:kern w:val="0"/>
+          <w:sz w:val="24"/>
+          <w:szCs w:val="24"/>
+          <w:shd w:val="clear" w:fill="1E1E1E"/>
+          <w:lang w:val="en-US" w:eastAsia="zh-CN" w:bidi="ar"/>
+        </w:rPr>
+        <w:t xml:space="preserve">    </w:t>
+      </w:r>
+      <w:r>
+        <w:rPr>
+          <w:rFonts w:hint="default" w:ascii="FantasqueSansM Nerd Font" w:hAnsi="FantasqueSansM Nerd Font" w:eastAsia="FantasqueSansM Nerd Font" w:cs="FantasqueSansM Nerd Font"/>
+          <w:b w:val="0"/>
+          <w:bCs w:val="0"/>
+          <w:color w:val="9CDCFE"/>
+          <w:kern w:val="0"/>
+          <w:sz w:val="24"/>
+          <w:szCs w:val="24"/>
+          <w:shd w:val="clear" w:fill="1E1E1E"/>
+          <w:lang w:val="en-US" w:eastAsia="zh-CN" w:bidi="ar"/>
+        </w:rPr>
+        <w:t>b1</w:t>
+      </w:r>
+      <w:r>
+        <w:rPr>
+          <w:rFonts w:hint="default" w:ascii="FantasqueSansM Nerd Font" w:hAnsi="FantasqueSansM Nerd Font" w:eastAsia="FantasqueSansM Nerd Font" w:cs="FantasqueSansM Nerd Font"/>
+          <w:b w:val="0"/>
+          <w:bCs w:val="0"/>
+          <w:color w:val="D4D4D4"/>
+          <w:kern w:val="0"/>
+          <w:sz w:val="24"/>
+          <w:szCs w:val="24"/>
+          <w:shd w:val="clear" w:fill="1E1E1E"/>
+          <w:lang w:val="en-US" w:eastAsia="zh-CN" w:bidi="ar"/>
+        </w:rPr>
+        <w:t xml:space="preserve"> -= </w:t>
+      </w:r>
+      <w:r>
+        <w:rPr>
+          <w:rFonts w:hint="default" w:ascii="FantasqueSansM Nerd Font" w:hAnsi="FantasqueSansM Nerd Font" w:eastAsia="FantasqueSansM Nerd Font" w:cs="FantasqueSansM Nerd Font"/>
+          <w:b w:val="0"/>
+          <w:bCs w:val="0"/>
+          <w:color w:val="9CDCFE"/>
+          <w:kern w:val="0"/>
+          <w:sz w:val="24"/>
+          <w:szCs w:val="24"/>
+          <w:shd w:val="clear" w:fill="1E1E1E"/>
+          <w:lang w:val="en-US" w:eastAsia="zh-CN" w:bidi="ar"/>
+        </w:rPr>
+        <w:t>learning_rate</w:t>
+      </w:r>
+      <w:r>
+        <w:rPr>
+          <w:rFonts w:hint="default" w:ascii="FantasqueSansM Nerd Font" w:hAnsi="FantasqueSansM Nerd Font" w:eastAsia="FantasqueSansM Nerd Font" w:cs="FantasqueSansM Nerd Font"/>
+          <w:b w:val="0"/>
+          <w:bCs w:val="0"/>
+          <w:color w:val="D4D4D4"/>
+          <w:kern w:val="0"/>
+          <w:sz w:val="24"/>
+          <w:szCs w:val="24"/>
+          <w:shd w:val="clear" w:fill="1E1E1E"/>
+          <w:lang w:val="en-US" w:eastAsia="zh-CN" w:bidi="ar"/>
+        </w:rPr>
+        <w:t xml:space="preserve"> * </w:t>
+      </w:r>
+      <w:r>
+        <w:rPr>
+          <w:rFonts w:hint="default" w:ascii="FantasqueSansM Nerd Font" w:hAnsi="FantasqueSansM Nerd Font" w:eastAsia="FantasqueSansM Nerd Font" w:cs="FantasqueSansM Nerd Font"/>
+          <w:b w:val="0"/>
+          <w:bCs w:val="0"/>
+          <w:color w:val="9CDCFE"/>
+          <w:kern w:val="0"/>
+          <w:sz w:val="24"/>
+          <w:szCs w:val="24"/>
+          <w:shd w:val="clear" w:fill="1E1E1E"/>
+          <w:lang w:val="en-US" w:eastAsia="zh-CN" w:bidi="ar"/>
+        </w:rPr>
+        <w:t>db1</w:t>
+      </w:r>
+    </w:p>
+    <w:p>
+      <w:pPr>
+        <w:keepNext w:val="0"/>
+        <w:keepLines w:val="0"/>
+        <w:widowControl/>
+        <w:suppressLineNumbers w:val="0"/>
+        <w:shd w:val="clear" w:fill="1E1E1E"/>
+        <w:spacing w:line="190" w:lineRule="atLeast"/>
+        <w:jc w:val="left"/>
+        <w:rPr>
+          <w:rFonts w:hint="default" w:ascii="FantasqueSansM Nerd Font" w:hAnsi="FantasqueSansM Nerd Font" w:eastAsia="FantasqueSansM Nerd Font" w:cs="FantasqueSansM Nerd Font"/>
+          <w:b w:val="0"/>
+          <w:bCs w:val="0"/>
+          <w:color w:val="D4D4D4"/>
+          <w:sz w:val="24"/>
+          <w:szCs w:val="24"/>
+        </w:rPr>
+      </w:pPr>
+      <w:r>
+        <w:rPr>
+          <w:rFonts w:hint="default" w:ascii="FantasqueSansM Nerd Font" w:hAnsi="FantasqueSansM Nerd Font" w:eastAsia="FantasqueSansM Nerd Font" w:cs="FantasqueSansM Nerd Font"/>
+          <w:b w:val="0"/>
+          <w:bCs w:val="0"/>
+          <w:color w:val="DCDCAA"/>
+          <w:kern w:val="0"/>
+          <w:sz w:val="24"/>
+          <w:szCs w:val="24"/>
+          <w:shd w:val="clear" w:fill="1E1E1E"/>
+          <w:lang w:val="en-US" w:eastAsia="zh-CN" w:bidi="ar"/>
+        </w:rPr>
+        <w:t>print</w:t>
+      </w:r>
+      <w:r>
+        <w:rPr>
+          <w:rFonts w:hint="default" w:ascii="FantasqueSansM Nerd Font" w:hAnsi="FantasqueSansM Nerd Font" w:eastAsia="FantasqueSansM Nerd Font" w:cs="FantasqueSansM Nerd Font"/>
+          <w:b w:val="0"/>
+          <w:bCs w:val="0"/>
+          <w:color w:val="D4D4D4"/>
+          <w:kern w:val="0"/>
+          <w:sz w:val="24"/>
+          <w:szCs w:val="24"/>
+          <w:shd w:val="clear" w:fill="1E1E1E"/>
+          <w:lang w:val="en-US" w:eastAsia="zh-CN" w:bidi="ar"/>
+        </w:rPr>
+        <w:t>(</w:t>
+      </w:r>
+      <w:r>
+        <w:rPr>
+          <w:rFonts w:hint="default" w:ascii="FantasqueSansM Nerd Font" w:hAnsi="FantasqueSansM Nerd Font" w:eastAsia="FantasqueSansM Nerd Font" w:cs="FantasqueSansM Nerd Font"/>
+          <w:b w:val="0"/>
+          <w:bCs w:val="0"/>
+          <w:color w:val="CE9178"/>
+          <w:kern w:val="0"/>
+          <w:sz w:val="24"/>
+          <w:szCs w:val="24"/>
+          <w:shd w:val="clear" w:fill="1E1E1E"/>
+          <w:lang w:val="en-US" w:eastAsia="zh-CN" w:bidi="ar"/>
+        </w:rPr>
+        <w:t>"Final Output:"</w:t>
+      </w:r>
+      <w:r>
+        <w:rPr>
+          <w:rFonts w:hint="default" w:ascii="FantasqueSansM Nerd Font" w:hAnsi="FantasqueSansM Nerd Font" w:eastAsia="FantasqueSansM Nerd Font" w:cs="FantasqueSansM Nerd Font"/>
+          <w:b w:val="0"/>
+          <w:bCs w:val="0"/>
+          <w:color w:val="D4D4D4"/>
+          <w:kern w:val="0"/>
+          <w:sz w:val="24"/>
+          <w:szCs w:val="24"/>
+          <w:shd w:val="clear" w:fill="1E1E1E"/>
+          <w:lang w:val="en-US" w:eastAsia="zh-CN" w:bidi="ar"/>
+        </w:rPr>
+        <w:t xml:space="preserve">, </w:t>
+      </w:r>
+      <w:r>
+        <w:rPr>
+          <w:rFonts w:hint="default" w:ascii="FantasqueSansM Nerd Font" w:hAnsi="FantasqueSansM Nerd Font" w:eastAsia="FantasqueSansM Nerd Font" w:cs="FantasqueSansM Nerd Font"/>
+          <w:b w:val="0"/>
+          <w:bCs w:val="0"/>
+          <w:color w:val="9CDCFE"/>
+          <w:kern w:val="0"/>
+          <w:sz w:val="24"/>
+          <w:szCs w:val="24"/>
+          <w:shd w:val="clear" w:fill="1E1E1E"/>
+          <w:lang w:val="en-US" w:eastAsia="zh-CN" w:bidi="ar"/>
+        </w:rPr>
+        <w:t>y</w:t>
+      </w:r>
+      <w:r>
+        <w:rPr>
+          <w:rFonts w:hint="default" w:ascii="FantasqueSansM Nerd Font" w:hAnsi="FantasqueSansM Nerd Font" w:eastAsia="FantasqueSansM Nerd Font" w:cs="FantasqueSansM Nerd Font"/>
+          <w:b w:val="0"/>
+          <w:bCs w:val="0"/>
+          <w:color w:val="D4D4D4"/>
+          <w:kern w:val="0"/>
+          <w:sz w:val="24"/>
+          <w:szCs w:val="24"/>
+          <w:shd w:val="clear" w:fill="1E1E1E"/>
+          <w:lang w:val="en-US" w:eastAsia="zh-CN" w:bidi="ar"/>
+        </w:rPr>
+        <w:t>.ravel()[</w:t>
+      </w:r>
+      <w:r>
+        <w:rPr>
+          <w:rFonts w:hint="default" w:ascii="FantasqueSansM Nerd Font" w:hAnsi="FantasqueSansM Nerd Font" w:eastAsia="FantasqueSansM Nerd Font" w:cs="FantasqueSansM Nerd Font"/>
+          <w:b w:val="0"/>
+          <w:bCs w:val="0"/>
+          <w:color w:val="B5CEA8"/>
+          <w:kern w:val="0"/>
+          <w:sz w:val="24"/>
+          <w:szCs w:val="24"/>
+          <w:shd w:val="clear" w:fill="1E1E1E"/>
+          <w:lang w:val="en-US" w:eastAsia="zh-CN" w:bidi="ar"/>
+        </w:rPr>
+        <w:t>0</w:t>
+      </w:r>
+      <w:r>
+        <w:rPr>
+          <w:rFonts w:hint="default" w:ascii="FantasqueSansM Nerd Font" w:hAnsi="FantasqueSansM Nerd Font" w:eastAsia="FantasqueSansM Nerd Font" w:cs="FantasqueSansM Nerd Font"/>
+          <w:b w:val="0"/>
+          <w:bCs w:val="0"/>
+          <w:color w:val="D4D4D4"/>
+          <w:kern w:val="0"/>
+          <w:sz w:val="24"/>
+          <w:szCs w:val="24"/>
+          <w:shd w:val="clear" w:fill="1E1E1E"/>
+          <w:lang w:val="en-US" w:eastAsia="zh-CN" w:bidi="ar"/>
+        </w:rPr>
+        <w:t>])</w:t>
+      </w:r>
+    </w:p>
+    <w:p>
+      <w:pPr>
+        <w:keepNext w:val="0"/>
+        <w:keepLines w:val="0"/>
+        <w:widowControl/>
+        <w:suppressLineNumbers w:val="0"/>
+        <w:shd w:val="clear" w:fill="1E1E1E"/>
+        <w:spacing w:line="190" w:lineRule="atLeast"/>
+        <w:jc w:val="left"/>
+        <w:rPr>
+          <w:rFonts w:hint="eastAsia"/>
+          <w:sz w:val="24"/>
+          <w:szCs w:val="24"/>
+        </w:rPr>
+      </w:pPr>
+      <w:r>
+        <w:rPr>
+          <w:rFonts w:hint="default" w:ascii="FantasqueSansM Nerd Font" w:hAnsi="FantasqueSansM Nerd Font" w:eastAsia="FantasqueSansM Nerd Font" w:cs="FantasqueSansM Nerd Font"/>
+          <w:b w:val="0"/>
+          <w:bCs w:val="0"/>
+          <w:color w:val="DCDCAA"/>
+          <w:kern w:val="0"/>
+          <w:sz w:val="24"/>
+          <w:szCs w:val="24"/>
+          <w:shd w:val="clear" w:fill="1E1E1E"/>
+          <w:lang w:val="en-US" w:eastAsia="zh-CN" w:bidi="ar"/>
+        </w:rPr>
+        <w:t>print</w:t>
+      </w:r>
+      <w:r>
+        <w:rPr>
+          <w:rFonts w:hint="default" w:ascii="FantasqueSansM Nerd Font" w:hAnsi="FantasqueSansM Nerd Font" w:eastAsia="FantasqueSansM Nerd Font" w:cs="FantasqueSansM Nerd Font"/>
+          <w:b w:val="0"/>
+          <w:bCs w:val="0"/>
+          <w:color w:val="D4D4D4"/>
+          <w:kern w:val="0"/>
+          <w:sz w:val="24"/>
+          <w:szCs w:val="24"/>
+          <w:shd w:val="clear" w:fill="1E1E1E"/>
+          <w:lang w:val="en-US" w:eastAsia="zh-CN" w:bidi="ar"/>
+        </w:rPr>
+        <w:t>(</w:t>
+      </w:r>
+      <w:r>
+        <w:rPr>
+          <w:rFonts w:hint="default" w:ascii="FantasqueSansM Nerd Font" w:hAnsi="FantasqueSansM Nerd Font" w:eastAsia="FantasqueSansM Nerd Font" w:cs="FantasqueSansM Nerd Font"/>
+          <w:b w:val="0"/>
+          <w:bCs w:val="0"/>
+          <w:color w:val="CE9178"/>
+          <w:kern w:val="0"/>
+          <w:sz w:val="24"/>
+          <w:szCs w:val="24"/>
+          <w:shd w:val="clear" w:fill="1E1E1E"/>
+          <w:lang w:val="en-US" w:eastAsia="zh-CN" w:bidi="ar"/>
+        </w:rPr>
+        <w:t>"Final Loss:"</w:t>
+      </w:r>
+      <w:r>
+        <w:rPr>
+          <w:rFonts w:hint="default" w:ascii="FantasqueSansM Nerd Font" w:hAnsi="FantasqueSansM Nerd Font" w:eastAsia="FantasqueSansM Nerd Font" w:cs="FantasqueSansM Nerd Font"/>
+          <w:b w:val="0"/>
+          <w:bCs w:val="0"/>
+          <w:color w:val="D4D4D4"/>
+          <w:kern w:val="0"/>
+          <w:sz w:val="24"/>
+          <w:szCs w:val="24"/>
+          <w:shd w:val="clear" w:fill="1E1E1E"/>
+          <w:lang w:val="en-US" w:eastAsia="zh-CN" w:bidi="ar"/>
+        </w:rPr>
+        <w:t xml:space="preserve">, </w:t>
+      </w:r>
+      <w:r>
+        <w:rPr>
+          <w:rFonts w:hint="default" w:ascii="FantasqueSansM Nerd Font" w:hAnsi="FantasqueSansM Nerd Font" w:eastAsia="FantasqueSansM Nerd Font" w:cs="FantasqueSansM Nerd Font"/>
+          <w:b w:val="0"/>
+          <w:bCs w:val="0"/>
+          <w:color w:val="9CDCFE"/>
+          <w:kern w:val="0"/>
+          <w:sz w:val="24"/>
+          <w:szCs w:val="24"/>
+          <w:shd w:val="clear" w:fill="1E1E1E"/>
+          <w:lang w:val="en-US" w:eastAsia="zh-CN" w:bidi="ar"/>
+        </w:rPr>
+        <w:t>loss</w:t>
+      </w:r>
+      <w:r>
+        <w:rPr>
+          <w:rFonts w:hint="default" w:ascii="FantasqueSansM Nerd Font" w:hAnsi="FantasqueSansM Nerd Font" w:eastAsia="FantasqueSansM Nerd Font" w:cs="FantasqueSansM Nerd Font"/>
+          <w:b w:val="0"/>
+          <w:bCs w:val="0"/>
+          <w:color w:val="D4D4D4"/>
+          <w:kern w:val="0"/>
+          <w:sz w:val="24"/>
+          <w:szCs w:val="24"/>
+          <w:shd w:val="clear" w:fill="1E1E1E"/>
+          <w:lang w:val="en-US" w:eastAsia="zh-CN" w:bidi="ar"/>
+        </w:rPr>
+        <w:t>)</w:t>
+      </w:r>
     </w:p>
     <w:p>
       <w:pPr>
@@ -928,6 +5976,49 @@
           <w:rFonts w:hint="eastAsia"/>
         </w:rPr>
       </w:pPr>
+      <w:r>
+        <w:drawing>
+          <wp:inline distT="0" distB="0" distL="114300" distR="114300">
+            <wp:extent cx="5270500" cy="979170"/>
+            <wp:effectExtent l="0" t="0" r="0" b="11430"/>
+            <wp:docPr id="1" name="图片 1"/>
+            <wp:cNvGraphicFramePr>
+              <a:graphicFrameLocks xmlns:a="http://schemas.openxmlformats.org/drawingml/2006/main" noChangeAspect="1"/>
+            </wp:cNvGraphicFramePr>
+            <a:graphic xmlns:a="http://schemas.openxmlformats.org/drawingml/2006/main">
+              <a:graphicData uri="http://schemas.openxmlformats.org/drawingml/2006/picture">
+                <pic:pic xmlns:pic="http://schemas.openxmlformats.org/drawingml/2006/picture">
+                  <pic:nvPicPr>
+                    <pic:cNvPr id="1" name="图片 1"/>
+                    <pic:cNvPicPr>
+                      <a:picLocks noChangeAspect="1"/>
+                    </pic:cNvPicPr>
+                  </pic:nvPicPr>
+                  <pic:blipFill>
+                    <a:blip r:embed="rId4"/>
+                    <a:stretch>
+                      <a:fillRect/>
+                    </a:stretch>
+                  </pic:blipFill>
+                  <pic:spPr>
+                    <a:xfrm>
+                      <a:off x="0" y="0"/>
+                      <a:ext cx="5270500" cy="979170"/>
+                    </a:xfrm>
+                    <a:prstGeom prst="rect">
+                      <a:avLst/>
+                    </a:prstGeom>
+                    <a:noFill/>
+                    <a:ln>
+                      <a:noFill/>
+                    </a:ln>
+                  </pic:spPr>
+                </pic:pic>
+              </a:graphicData>
+            </a:graphic>
+          </wp:inline>
+        </w:drawing>
+      </w:r>
     </w:p>
     <w:p>
       <w:pPr>
@@ -961,9 +6052,17 @@
       <w:pPr>
         <w:bidi w:val="0"/>
         <w:rPr>
-          <w:rFonts w:hint="eastAsia"/>
-        </w:rPr>
-      </w:pPr>
+          <w:rFonts w:hint="default" w:eastAsiaTheme="minorEastAsia"/>
+          <w:lang w:val="en-US" w:eastAsia="zh-CN"/>
+        </w:rPr>
+      </w:pPr>
+      <w:r>
+        <w:rPr>
+          <w:rFonts w:hint="eastAsia"/>
+          <w:lang w:val="en-US" w:eastAsia="zh-CN"/>
+        </w:rPr>
+        <w:t>从结果上来看，BP算法成功工作，并且效果还不错，如果把训练的loss阈值再调小一点可能效果会更好，因为实际上也只跑了一轮就有这个结果了。</w:t>
+      </w:r>
     </w:p>
     <w:p>
       <w:pPr>
@@ -991,9 +6090,19 @@
       <w:pPr>
         <w:bidi w:val="0"/>
         <w:rPr>
-          <w:rFonts w:hint="eastAsia"/>
-        </w:rPr>
-      </w:pPr>
+          <w:rFonts w:hint="default" w:eastAsiaTheme="minorEastAsia"/>
+          <w:lang w:val="en-US" w:eastAsia="zh-CN"/>
+        </w:rPr>
+      </w:pPr>
+      <w:r>
+        <w:rPr>
+          <w:rFonts w:hint="eastAsia"/>
+          <w:lang w:val="en-US" w:eastAsia="zh-CN"/>
+        </w:rPr>
+        <w:t>这次实现的BP算法就是最简单的形式，没有计算图，没有自动求导，纯就是手动求了个导然后把这个导函数拿来用了。不过效果还挺好，一轮就能非常近似了。</w:t>
+      </w:r>
+      <w:bookmarkStart w:id="0" w:name="_GoBack"/>
+      <w:bookmarkEnd w:id="0"/>
     </w:p>
     <w:sectPr>
       <w:pgSz w:w="11906" w:h="16838"/>
